--- a/Javascript/Js_docs/Module_02_js.docx
+++ b/Javascript/Js_docs/Module_02_js.docx
@@ -2088,7 +2088,14 @@
         <w:rPr>
           <w:lang w:val="es-ES"/>
         </w:rPr>
-        <w:t xml:space="preserve"> Para los retos de infraestructura, el alumno necesita una forma de ejecutar los archivos .</w:t>
+        <w:t xml:space="preserve"> Para los retos de infraestructura, el alumno necesita una forma de ejecutar los </w:t>
+      </w:r>
+      <w:proofErr w:type="gramStart"/>
+      <w:r>
+        <w:rPr>
+          <w:lang w:val="es-ES"/>
+        </w:rPr>
+        <w:t>archivos .</w:t>
       </w:r>
       <w:proofErr w:type="spellStart"/>
       <w:r>
@@ -2098,6 +2105,7 @@
         <w:t>yaml</w:t>
       </w:r>
       <w:proofErr w:type="spellEnd"/>
+      <w:proofErr w:type="gramEnd"/>
       <w:r>
         <w:rPr>
           <w:lang w:val="es-ES"/>
@@ -2129,7 +2137,11 @@
       </w:r>
       <w:proofErr w:type="spellEnd"/>
       <w:r>
-        <w:t xml:space="preserve"> K8s) o </w:t>
+        <w:t xml:space="preserve"> K8s) </w:t>
+      </w:r>
+      <w:proofErr w:type="gramStart"/>
+      <w:r>
+        <w:t xml:space="preserve">o </w:t>
       </w:r>
       <w:proofErr w:type="spellStart"/>
       <w:r>
@@ -2140,6 +2152,7 @@
         <w:t>Minikube</w:t>
       </w:r>
       <w:proofErr w:type="spellEnd"/>
+      <w:proofErr w:type="gramEnd"/>
       <w:r>
         <w:t>.</w:t>
       </w:r>
@@ -2498,6 +2511,7 @@
         <w:t xml:space="preserve"> (Esto crea un archivo </w:t>
       </w:r>
       <w:proofErr w:type="spellStart"/>
+      <w:proofErr w:type="gramStart"/>
       <w:r>
         <w:rPr>
           <w:lang w:val="es-ES"/>
@@ -2505,6 +2519,7 @@
         <w:t>package.json</w:t>
       </w:r>
       <w:proofErr w:type="spellEnd"/>
+      <w:proofErr w:type="gramEnd"/>
       <w:r>
         <w:rPr>
           <w:lang w:val="es-ES"/>
@@ -3061,6 +3076,7 @@
           <w:szCs w:val="18"/>
         </w:rPr>
       </w:pPr>
+      <w:proofErr w:type="gramStart"/>
       <w:r>
         <w:rPr>
           <w:i/>
@@ -3068,62 +3084,64 @@
           <w:sz w:val="18"/>
           <w:szCs w:val="18"/>
         </w:rPr>
-        <w:t>@eslint/create-config: v2.0.0</w:t>
-      </w:r>
-    </w:p>
-    <w:p>
-      <w:pPr>
-        <w:pStyle w:val="Sinespaciado"/>
+        <w:t>@eslint</w:t>
+      </w:r>
+      <w:proofErr w:type="gramEnd"/>
+      <w:r>
         <w:rPr>
           <w:i/>
           <w:iCs/>
           <w:sz w:val="18"/>
           <w:szCs w:val="18"/>
         </w:rPr>
-      </w:pPr>
-      <w:r>
+        <w:t>/create-config: v2.0.0</w:t>
+      </w:r>
+    </w:p>
+    <w:p>
+      <w:pPr>
+        <w:pStyle w:val="Sinespaciado"/>
         <w:rPr>
           <w:i/>
           <w:iCs/>
           <w:sz w:val="18"/>
           <w:szCs w:val="18"/>
         </w:rPr>
-        <w:t xml:space="preserve">√ What do you want to lint? · </w:t>
-      </w:r>
-      <w:proofErr w:type="spellStart"/>
-      <w:r>
-        <w:rPr>
-          <w:b/>
-          <w:bCs/>
+      </w:pPr>
+      <w:r>
+        <w:rPr>
           <w:i/>
           <w:iCs/>
           <w:sz w:val="18"/>
           <w:szCs w:val="18"/>
         </w:rPr>
-        <w:t>javascript</w:t>
-      </w:r>
-      <w:proofErr w:type="spellEnd"/>
-    </w:p>
-    <w:p>
-      <w:pPr>
-        <w:pStyle w:val="Sinespaciado"/>
-        <w:rPr>
+        <w:t xml:space="preserve">√ What do you want to lint? · </w:t>
+      </w:r>
+      <w:proofErr w:type="spellStart"/>
+      <w:proofErr w:type="gramStart"/>
+      <w:r>
+        <w:rPr>
+          <w:b/>
+          <w:bCs/>
           <w:i/>
           <w:iCs/>
           <w:sz w:val="18"/>
           <w:szCs w:val="18"/>
         </w:rPr>
-      </w:pPr>
-      <w:r>
+        <w:t>javascript</w:t>
+      </w:r>
+      <w:proofErr w:type="spellEnd"/>
+      <w:proofErr w:type="gramEnd"/>
+    </w:p>
+    <w:p>
+      <w:pPr>
+        <w:pStyle w:val="Sinespaciado"/>
         <w:rPr>
           <w:i/>
           <w:iCs/>
           <w:sz w:val="18"/>
           <w:szCs w:val="18"/>
         </w:rPr>
-        <w:t xml:space="preserve">√ How would you like to use </w:t>
-      </w:r>
-      <w:proofErr w:type="spellStart"/>
+      </w:pPr>
       <w:r>
         <w:rPr>
           <w:i/>
@@ -3131,9 +3149,9 @@
           <w:sz w:val="18"/>
           <w:szCs w:val="18"/>
         </w:rPr>
-        <w:t>ESLint</w:t>
-      </w:r>
-      <w:proofErr w:type="spellEnd"/>
+        <w:t xml:space="preserve">√ How would you like to use </w:t>
+      </w:r>
+      <w:proofErr w:type="spellStart"/>
       <w:r>
         <w:rPr>
           <w:i/>
@@ -3141,49 +3159,50 @@
           <w:sz w:val="18"/>
           <w:szCs w:val="18"/>
         </w:rPr>
-        <w:t xml:space="preserve">? · </w:t>
-      </w:r>
-      <w:r>
-        <w:rPr>
-          <w:b/>
-          <w:bCs/>
+        <w:t>ESLint</w:t>
+      </w:r>
+      <w:proofErr w:type="spellEnd"/>
+      <w:r>
+        <w:rPr>
           <w:i/>
           <w:iCs/>
           <w:sz w:val="18"/>
           <w:szCs w:val="18"/>
         </w:rPr>
-        <w:t>problems</w:t>
-      </w:r>
-    </w:p>
-    <w:p>
-      <w:pPr>
-        <w:pStyle w:val="Sinespaciado"/>
-        <w:rPr>
+        <w:t xml:space="preserve">? · </w:t>
+      </w:r>
+      <w:proofErr w:type="gramStart"/>
+      <w:r>
+        <w:rPr>
+          <w:b/>
+          <w:bCs/>
           <w:i/>
           <w:iCs/>
           <w:sz w:val="18"/>
           <w:szCs w:val="18"/>
         </w:rPr>
-      </w:pPr>
-      <w:r>
+        <w:t>problems</w:t>
+      </w:r>
+      <w:proofErr w:type="gramEnd"/>
+    </w:p>
+    <w:p>
+      <w:pPr>
+        <w:pStyle w:val="Sinespaciado"/>
         <w:rPr>
           <w:i/>
           <w:iCs/>
           <w:sz w:val="18"/>
           <w:szCs w:val="18"/>
         </w:rPr>
-        <w:t xml:space="preserve">√ What type of modules does your project use? · </w:t>
-      </w:r>
-      <w:r>
-        <w:rPr>
-          <w:b/>
-          <w:bCs/>
+      </w:pPr>
+      <w:r>
+        <w:rPr>
           <w:i/>
           <w:iCs/>
           <w:sz w:val="18"/>
           <w:szCs w:val="18"/>
         </w:rPr>
-        <w:t>JavaScript modules (import/export)</w:t>
+        <w:t xml:space="preserve">√ What type of modules does your project use? · </w:t>
       </w:r>
       <w:r>
         <w:rPr>
@@ -3194,130 +3213,135 @@
           <w:sz w:val="18"/>
           <w:szCs w:val="18"/>
         </w:rPr>
-        <w:t xml:space="preserve"> – Actual</w:t>
-      </w:r>
-    </w:p>
-    <w:p>
-      <w:pPr>
-        <w:pStyle w:val="Sinespaciado"/>
-        <w:rPr>
+        <w:t>JavaScript modules (import/export)</w:t>
+      </w:r>
+      <w:r>
+        <w:rPr>
+          <w:b/>
+          <w:bCs/>
           <w:i/>
           <w:iCs/>
           <w:sz w:val="18"/>
           <w:szCs w:val="18"/>
         </w:rPr>
-      </w:pPr>
-      <w:r>
+        <w:t xml:space="preserve"> – Actual</w:t>
+      </w:r>
+    </w:p>
+    <w:p>
+      <w:pPr>
+        <w:pStyle w:val="Sinespaciado"/>
         <w:rPr>
           <w:i/>
           <w:iCs/>
           <w:sz w:val="18"/>
           <w:szCs w:val="18"/>
         </w:rPr>
-        <w:t xml:space="preserve">√ Which framework does your project use? · </w:t>
-      </w:r>
-      <w:r>
-        <w:rPr>
-          <w:b/>
-          <w:bCs/>
+      </w:pPr>
+      <w:r>
+        <w:rPr>
+          <w:i/>
+          <w:iCs/>
           <w:sz w:val="18"/>
           <w:szCs w:val="18"/>
         </w:rPr>
-        <w:t>none</w:t>
-      </w:r>
-    </w:p>
-    <w:p>
-      <w:pPr>
-        <w:pStyle w:val="Sinespaciado"/>
-        <w:rPr>
-          <w:i/>
-          <w:iCs/>
+        <w:t xml:space="preserve">√ Which framework does your project use? · </w:t>
+      </w:r>
+      <w:proofErr w:type="gramStart"/>
+      <w:r>
+        <w:rPr>
+          <w:b/>
+          <w:bCs/>
           <w:sz w:val="18"/>
           <w:szCs w:val="18"/>
         </w:rPr>
-      </w:pPr>
-      <w:r>
+        <w:t>none</w:t>
+      </w:r>
+      <w:proofErr w:type="gramEnd"/>
+    </w:p>
+    <w:p>
+      <w:pPr>
+        <w:pStyle w:val="Sinespaciado"/>
         <w:rPr>
           <w:i/>
           <w:iCs/>
           <w:sz w:val="18"/>
           <w:szCs w:val="18"/>
         </w:rPr>
-        <w:t xml:space="preserve">√ Does your project use TypeScript? · </w:t>
-      </w:r>
-      <w:r>
-        <w:rPr>
-          <w:b/>
-          <w:bCs/>
+      </w:pPr>
+      <w:r>
+        <w:rPr>
           <w:i/>
           <w:iCs/>
           <w:sz w:val="18"/>
           <w:szCs w:val="18"/>
         </w:rPr>
-        <w:t>No</w:t>
-      </w:r>
-      <w:r>
-        <w:rPr>
+        <w:t xml:space="preserve">√ Does your project use TypeScript? · </w:t>
+      </w:r>
+      <w:r>
+        <w:rPr>
+          <w:b/>
+          <w:bCs/>
           <w:i/>
           <w:iCs/>
           <w:sz w:val="18"/>
           <w:szCs w:val="18"/>
         </w:rPr>
-        <w:t xml:space="preserve"> / Yes</w:t>
-      </w:r>
-    </w:p>
-    <w:p>
-      <w:pPr>
-        <w:pStyle w:val="Sinespaciado"/>
+        <w:t>No</w:t>
+      </w:r>
+      <w:r>
         <w:rPr>
           <w:i/>
           <w:iCs/>
           <w:sz w:val="18"/>
           <w:szCs w:val="18"/>
         </w:rPr>
-      </w:pPr>
-      <w:r>
+        <w:t xml:space="preserve"> / Yes</w:t>
+      </w:r>
+    </w:p>
+    <w:p>
+      <w:pPr>
+        <w:pStyle w:val="Sinespaciado"/>
         <w:rPr>
           <w:i/>
           <w:iCs/>
           <w:sz w:val="18"/>
           <w:szCs w:val="18"/>
         </w:rPr>
-        <w:t xml:space="preserve">√ Where does your code run? · </w:t>
-      </w:r>
-      <w:r>
-        <w:rPr>
-          <w:b/>
-          <w:bCs/>
+      </w:pPr>
+      <w:r>
+        <w:rPr>
           <w:i/>
           <w:iCs/>
           <w:sz w:val="18"/>
           <w:szCs w:val="18"/>
         </w:rPr>
-        <w:t>node</w:t>
-      </w:r>
-    </w:p>
-    <w:p>
-      <w:pPr>
-        <w:pStyle w:val="Sinespaciado"/>
-        <w:rPr>
+        <w:t xml:space="preserve">√ Where does your code run? · </w:t>
+      </w:r>
+      <w:proofErr w:type="gramStart"/>
+      <w:r>
+        <w:rPr>
+          <w:b/>
+          <w:bCs/>
           <w:i/>
           <w:iCs/>
           <w:sz w:val="18"/>
           <w:szCs w:val="18"/>
         </w:rPr>
-      </w:pPr>
-      <w:proofErr w:type="spellStart"/>
-      <w:r>
+        <w:t>node</w:t>
+      </w:r>
+      <w:proofErr w:type="gramEnd"/>
+    </w:p>
+    <w:p>
+      <w:pPr>
+        <w:pStyle w:val="Sinespaciado"/>
         <w:rPr>
           <w:i/>
           <w:iCs/>
           <w:sz w:val="18"/>
           <w:szCs w:val="18"/>
         </w:rPr>
-        <w:t>i</w:t>
-      </w:r>
-      <w:proofErr w:type="spellEnd"/>
+      </w:pPr>
+      <w:proofErr w:type="spellStart"/>
       <w:r>
         <w:rPr>
           <w:i/>
@@ -3325,31 +3349,29 @@
           <w:sz w:val="18"/>
           <w:szCs w:val="18"/>
         </w:rPr>
-        <w:t xml:space="preserve"> The config that you've selected requires the following dependencies:</w:t>
-      </w:r>
-    </w:p>
-    <w:p>
-      <w:pPr>
-        <w:pStyle w:val="Sinespaciado"/>
+        <w:t>i</w:t>
+      </w:r>
+      <w:proofErr w:type="spellEnd"/>
+      <w:r>
         <w:rPr>
           <w:i/>
           <w:iCs/>
           <w:sz w:val="18"/>
           <w:szCs w:val="18"/>
         </w:rPr>
-      </w:pPr>
-    </w:p>
-    <w:p>
-      <w:pPr>
-        <w:pStyle w:val="Sinespaciado"/>
+        <w:t xml:space="preserve"> </w:t>
+      </w:r>
+      <w:proofErr w:type="gramStart"/>
+      <w:r>
         <w:rPr>
           <w:i/>
           <w:iCs/>
           <w:sz w:val="18"/>
           <w:szCs w:val="18"/>
         </w:rPr>
-      </w:pPr>
-      <w:proofErr w:type="spellStart"/>
+        <w:t>The</w:t>
+      </w:r>
+      <w:proofErr w:type="gramEnd"/>
       <w:r>
         <w:rPr>
           <w:i/>
@@ -3357,40 +3379,42 @@
           <w:sz w:val="18"/>
           <w:szCs w:val="18"/>
         </w:rPr>
-        <w:t>eslint</w:t>
-      </w:r>
-      <w:proofErr w:type="spellEnd"/>
-      <w:r>
+        <w:t xml:space="preserve"> config that you've selected requires the following dependencies:</w:t>
+      </w:r>
+    </w:p>
+    <w:p>
+      <w:pPr>
+        <w:pStyle w:val="Sinespaciado"/>
         <w:rPr>
           <w:i/>
           <w:iCs/>
           <w:sz w:val="18"/>
           <w:szCs w:val="18"/>
         </w:rPr>
-        <w:t xml:space="preserve">, @eslint/js, </w:t>
-      </w:r>
-      <w:proofErr w:type="spellStart"/>
-      <w:r>
+      </w:pPr>
+    </w:p>
+    <w:p>
+      <w:pPr>
+        <w:pStyle w:val="Sinespaciado"/>
         <w:rPr>
           <w:i/>
           <w:iCs/>
           <w:sz w:val="18"/>
           <w:szCs w:val="18"/>
         </w:rPr>
-        <w:t>globals</w:t>
-      </w:r>
-      <w:proofErr w:type="spellEnd"/>
-    </w:p>
-    <w:p>
-      <w:pPr>
-        <w:pStyle w:val="Sinespaciado"/>
+      </w:pPr>
+      <w:proofErr w:type="spellStart"/>
+      <w:proofErr w:type="gramStart"/>
+      <w:r>
         <w:rPr>
           <w:i/>
           <w:iCs/>
           <w:sz w:val="18"/>
           <w:szCs w:val="18"/>
         </w:rPr>
-      </w:pPr>
+        <w:t>eslint</w:t>
+      </w:r>
+      <w:proofErr w:type="spellEnd"/>
       <w:r>
         <w:rPr>
           <w:i/>
@@ -3398,73 +3422,71 @@
           <w:sz w:val="18"/>
           <w:szCs w:val="18"/>
         </w:rPr>
-        <w:t xml:space="preserve">√ Would you like to install them now? · No / </w:t>
-      </w:r>
-      <w:r>
-        <w:rPr>
-          <w:b/>
-          <w:bCs/>
+        <w:t>, @</w:t>
+      </w:r>
+      <w:proofErr w:type="gramEnd"/>
+      <w:r>
+        <w:rPr>
           <w:i/>
           <w:iCs/>
           <w:sz w:val="18"/>
           <w:szCs w:val="18"/>
         </w:rPr>
-        <w:t>Yes</w:t>
-      </w:r>
-    </w:p>
-    <w:p>
-      <w:pPr>
-        <w:pStyle w:val="Sinespaciado"/>
+        <w:t xml:space="preserve">eslint/js, </w:t>
+      </w:r>
+      <w:proofErr w:type="spellStart"/>
+      <w:r>
         <w:rPr>
           <w:i/>
           <w:iCs/>
           <w:sz w:val="18"/>
           <w:szCs w:val="18"/>
         </w:rPr>
-      </w:pPr>
-      <w:r>
+        <w:t>globals</w:t>
+      </w:r>
+      <w:proofErr w:type="spellEnd"/>
+    </w:p>
+    <w:p>
+      <w:pPr>
+        <w:pStyle w:val="Sinespaciado"/>
         <w:rPr>
           <w:i/>
           <w:iCs/>
           <w:sz w:val="18"/>
           <w:szCs w:val="18"/>
         </w:rPr>
-        <w:t xml:space="preserve">√ Which package manager do you want to use? · </w:t>
-      </w:r>
-      <w:proofErr w:type="spellStart"/>
-      <w:r>
-        <w:rPr>
-          <w:b/>
-          <w:bCs/>
+      </w:pPr>
+      <w:r>
+        <w:rPr>
           <w:i/>
           <w:iCs/>
           <w:sz w:val="18"/>
           <w:szCs w:val="18"/>
         </w:rPr>
-        <w:t>npm</w:t>
-      </w:r>
-      <w:proofErr w:type="spellEnd"/>
-    </w:p>
-    <w:p>
-      <w:pPr>
-        <w:pStyle w:val="Sinespaciado"/>
-        <w:rPr>
+        <w:t xml:space="preserve">√ Would you like to install them now? · No / </w:t>
+      </w:r>
+      <w:r>
+        <w:rPr>
+          <w:b/>
+          <w:bCs/>
           <w:i/>
           <w:iCs/>
           <w:sz w:val="18"/>
           <w:szCs w:val="18"/>
         </w:rPr>
-      </w:pPr>
-      <w:r>
-        <w:rPr>
-          <w:rFonts w:ascii="Segoe UI Emoji" w:hAnsi="Segoe UI Emoji" w:cs="Segoe UI Emoji"/>
+        <w:t>Yes</w:t>
+      </w:r>
+    </w:p>
+    <w:p>
+      <w:pPr>
+        <w:pStyle w:val="Sinespaciado"/>
+        <w:rPr>
           <w:i/>
           <w:iCs/>
           <w:sz w:val="18"/>
           <w:szCs w:val="18"/>
         </w:rPr>
-        <w:t>☕️</w:t>
-      </w:r>
+      </w:pPr>
       <w:r>
         <w:rPr>
           <w:i/>
@@ -3472,25 +3494,90 @@
           <w:sz w:val="18"/>
           <w:szCs w:val="18"/>
         </w:rPr>
-        <w:t>Installing...</w:t>
-      </w:r>
-      <w:r>
-        <w:rPr>
+        <w:t xml:space="preserve">√ Which package manager do you want to use? · </w:t>
+      </w:r>
+      <w:proofErr w:type="spellStart"/>
+      <w:proofErr w:type="gramStart"/>
+      <w:r>
+        <w:rPr>
+          <w:b/>
+          <w:bCs/>
           <w:i/>
           <w:iCs/>
           <w:sz w:val="18"/>
           <w:szCs w:val="18"/>
         </w:rPr>
-        <w:t xml:space="preserve"> </w:t>
-      </w:r>
-      <w:r>
+        <w:t>npm</w:t>
+      </w:r>
+      <w:proofErr w:type="spellEnd"/>
+      <w:proofErr w:type="gramEnd"/>
+    </w:p>
+    <w:p>
+      <w:pPr>
+        <w:pStyle w:val="Sinespaciado"/>
         <w:rPr>
           <w:i/>
           <w:iCs/>
           <w:sz w:val="18"/>
           <w:szCs w:val="18"/>
         </w:rPr>
-        <w:t>up to date, audited 72 packages in 1s 18 packages are looking for funding  run `</w:t>
+      </w:pPr>
+      <w:r>
+        <w:rPr>
+          <w:rFonts w:ascii="Segoe UI Emoji" w:hAnsi="Segoe UI Emoji" w:cs="Segoe UI Emoji"/>
+          <w:i/>
+          <w:iCs/>
+          <w:sz w:val="18"/>
+          <w:szCs w:val="18"/>
+        </w:rPr>
+        <w:t>☕️</w:t>
+      </w:r>
+      <w:r>
+        <w:rPr>
+          <w:i/>
+          <w:iCs/>
+          <w:sz w:val="18"/>
+          <w:szCs w:val="18"/>
+        </w:rPr>
+        <w:t>Installing...</w:t>
+      </w:r>
+      <w:r>
+        <w:rPr>
+          <w:i/>
+          <w:iCs/>
+          <w:sz w:val="18"/>
+          <w:szCs w:val="18"/>
+        </w:rPr>
+        <w:t xml:space="preserve"> </w:t>
+      </w:r>
+      <w:r>
+        <w:rPr>
+          <w:i/>
+          <w:iCs/>
+          <w:sz w:val="18"/>
+          <w:szCs w:val="18"/>
+        </w:rPr>
+        <w:t xml:space="preserve">up to date, audited 72 packages in 1s 18 packages are looking for </w:t>
+      </w:r>
+      <w:proofErr w:type="gramStart"/>
+      <w:r>
+        <w:rPr>
+          <w:i/>
+          <w:iCs/>
+          <w:sz w:val="18"/>
+          <w:szCs w:val="18"/>
+        </w:rPr>
+        <w:t>funding  run</w:t>
+      </w:r>
+      <w:proofErr w:type="gramEnd"/>
+      <w:r>
+        <w:rPr>
+          <w:i/>
+          <w:iCs/>
+          <w:sz w:val="18"/>
+          <w:szCs w:val="18"/>
+        </w:rPr>
+        <w:t xml:space="preserve"> `</w:t>
       </w:r>
       <w:proofErr w:type="spellStart"/>
       <w:r>
@@ -3960,6 +4047,7 @@
                               <w:t>globals</w:t>
                             </w:r>
                             <w:proofErr w:type="spellEnd"/>
+                            <w:proofErr w:type="gramStart"/>
                             <w:r>
                               <w:rPr>
                                 <w:rFonts w:ascii="Calibri" w:hAnsi="Calibri" w:cs="Calibri"/>
@@ -3968,6 +4056,7 @@
                               </w:rPr>
                               <w:t>";</w:t>
                             </w:r>
+                            <w:proofErr w:type="gramEnd"/>
                           </w:p>
                           <w:p>
                             <w:pPr>
@@ -4061,6 +4150,7 @@
                               <w:t>js</w:t>
                             </w:r>
                             <w:proofErr w:type="spellEnd"/>
+                            <w:proofErr w:type="gramStart"/>
                             <w:r>
                               <w:rPr>
                                 <w:rFonts w:ascii="Calibri" w:hAnsi="Calibri" w:cs="Calibri"/>
@@ -4069,6 +4159,7 @@
                               </w:rPr>
                               <w:t>";</w:t>
                             </w:r>
+                            <w:proofErr w:type="gramEnd"/>
                           </w:p>
                           <w:p>
                             <w:pPr>
@@ -4162,6 +4253,7 @@
                               <w:t>jsdoc</w:t>
                             </w:r>
                             <w:proofErr w:type="spellEnd"/>
+                            <w:proofErr w:type="gramStart"/>
                             <w:r>
                               <w:rPr>
                                 <w:rFonts w:ascii="Calibri" w:hAnsi="Calibri" w:cs="Calibri"/>
@@ -4170,6 +4262,7 @@
                               </w:rPr>
                               <w:t>";</w:t>
                             </w:r>
+                            <w:proofErr w:type="gramEnd"/>
                           </w:p>
                           <w:p>
                             <w:pPr>
@@ -4248,13 +4341,23 @@
                               <w:t xml:space="preserve">  </w:t>
                             </w:r>
                             <w:proofErr w:type="spellStart"/>
+                            <w:proofErr w:type="gramStart"/>
                             <w:r>
                               <w:rPr>
                                 <w:rFonts w:ascii="Calibri" w:hAnsi="Calibri" w:cs="Calibri"/>
                                 <w:sz w:val="16"/>
                                 <w:szCs w:val="16"/>
                               </w:rPr>
-                              <w:t>js.configs.recommended</w:t>
+                              <w:t>js.configs</w:t>
+                            </w:r>
+                            <w:proofErr w:type="gramEnd"/>
+                            <w:r>
+                              <w:rPr>
+                                <w:rFonts w:ascii="Calibri" w:hAnsi="Calibri" w:cs="Calibri"/>
+                                <w:sz w:val="16"/>
+                                <w:szCs w:val="16"/>
+                              </w:rPr>
+                              <w:t>.recommended</w:t>
                             </w:r>
                             <w:proofErr w:type="spellEnd"/>
                             <w:r>
@@ -4449,9 +4552,19 @@
                                 <w:sz w:val="16"/>
                                 <w:szCs w:val="16"/>
                               </w:rPr>
-                              <w:t>: { ...</w:t>
+                              <w:t xml:space="preserve">: </w:t>
+                            </w:r>
+                            <w:proofErr w:type="gramStart"/>
+                            <w:r>
+                              <w:rPr>
+                                <w:rFonts w:ascii="Calibri" w:hAnsi="Calibri" w:cs="Calibri"/>
+                                <w:sz w:val="16"/>
+                                <w:szCs w:val="16"/>
+                              </w:rPr>
+                              <w:t>{ ...</w:t>
                             </w:r>
                             <w:proofErr w:type="spellStart"/>
+                            <w:proofErr w:type="gramEnd"/>
                             <w:r>
                               <w:rPr>
                                 <w:rFonts w:ascii="Calibri" w:hAnsi="Calibri" w:cs="Calibri"/>
@@ -4524,7 +4637,25 @@
                                 <w:sz w:val="16"/>
                                 <w:szCs w:val="16"/>
                               </w:rPr>
-                              <w:t>      "no-console": "off",</w:t>
+                              <w:t>      "</w:t>
+                            </w:r>
+                            <w:proofErr w:type="gramStart"/>
+                            <w:r>
+                              <w:rPr>
+                                <w:rFonts w:ascii="Calibri" w:hAnsi="Calibri" w:cs="Calibri"/>
+                                <w:sz w:val="16"/>
+                                <w:szCs w:val="16"/>
+                              </w:rPr>
+                              <w:t>no</w:t>
+                            </w:r>
+                            <w:proofErr w:type="gramEnd"/>
+                            <w:r>
+                              <w:rPr>
+                                <w:rFonts w:ascii="Calibri" w:hAnsi="Calibri" w:cs="Calibri"/>
+                                <w:sz w:val="16"/>
+                                <w:szCs w:val="16"/>
+                              </w:rPr>
+                              <w:t>-console": "off",</w:t>
                             </w:r>
                           </w:p>
                           <w:p>
@@ -4859,6 +4990,7 @@
                               </w:rPr>
                               <w:t xml:space="preserve">": </w:t>
                             </w:r>
+                            <w:proofErr w:type="gramStart"/>
                             <w:r>
                               <w:rPr>
                                 <w:rFonts w:ascii="Calibri" w:hAnsi="Calibri" w:cs="Calibri"/>
@@ -4885,6 +5017,7 @@
                               </w:rPr>
                               <w:t>}</w:t>
                             </w:r>
+                            <w:proofErr w:type="gramEnd"/>
                           </w:p>
                           <w:p>
                             <w:pPr>
@@ -5069,6 +5202,7 @@
                         <w:t>globals</w:t>
                       </w:r>
                       <w:proofErr w:type="spellEnd"/>
+                      <w:proofErr w:type="gramStart"/>
                       <w:r>
                         <w:rPr>
                           <w:rFonts w:ascii="Calibri" w:hAnsi="Calibri" w:cs="Calibri"/>
@@ -5077,6 +5211,7 @@
                         </w:rPr>
                         <w:t>";</w:t>
                       </w:r>
+                      <w:proofErr w:type="gramEnd"/>
                     </w:p>
                     <w:p>
                       <w:pPr>
@@ -5170,6 +5305,7 @@
                         <w:t>js</w:t>
                       </w:r>
                       <w:proofErr w:type="spellEnd"/>
+                      <w:proofErr w:type="gramStart"/>
                       <w:r>
                         <w:rPr>
                           <w:rFonts w:ascii="Calibri" w:hAnsi="Calibri" w:cs="Calibri"/>
@@ -5178,6 +5314,7 @@
                         </w:rPr>
                         <w:t>";</w:t>
                       </w:r>
+                      <w:proofErr w:type="gramEnd"/>
                     </w:p>
                     <w:p>
                       <w:pPr>
@@ -5271,6 +5408,7 @@
                         <w:t>jsdoc</w:t>
                       </w:r>
                       <w:proofErr w:type="spellEnd"/>
+                      <w:proofErr w:type="gramStart"/>
                       <w:r>
                         <w:rPr>
                           <w:rFonts w:ascii="Calibri" w:hAnsi="Calibri" w:cs="Calibri"/>
@@ -5279,6 +5417,7 @@
                         </w:rPr>
                         <w:t>";</w:t>
                       </w:r>
+                      <w:proofErr w:type="gramEnd"/>
                     </w:p>
                     <w:p>
                       <w:pPr>
@@ -5357,13 +5496,23 @@
                         <w:t xml:space="preserve">  </w:t>
                       </w:r>
                       <w:proofErr w:type="spellStart"/>
+                      <w:proofErr w:type="gramStart"/>
                       <w:r>
                         <w:rPr>
                           <w:rFonts w:ascii="Calibri" w:hAnsi="Calibri" w:cs="Calibri"/>
                           <w:sz w:val="16"/>
                           <w:szCs w:val="16"/>
                         </w:rPr>
-                        <w:t>js.configs.recommended</w:t>
+                        <w:t>js.configs</w:t>
+                      </w:r>
+                      <w:proofErr w:type="gramEnd"/>
+                      <w:r>
+                        <w:rPr>
+                          <w:rFonts w:ascii="Calibri" w:hAnsi="Calibri" w:cs="Calibri"/>
+                          <w:sz w:val="16"/>
+                          <w:szCs w:val="16"/>
+                        </w:rPr>
+                        <w:t>.recommended</w:t>
                       </w:r>
                       <w:proofErr w:type="spellEnd"/>
                       <w:r>
@@ -5558,9 +5707,19 @@
                           <w:sz w:val="16"/>
                           <w:szCs w:val="16"/>
                         </w:rPr>
-                        <w:t>: { ...</w:t>
+                        <w:t xml:space="preserve">: </w:t>
+                      </w:r>
+                      <w:proofErr w:type="gramStart"/>
+                      <w:r>
+                        <w:rPr>
+                          <w:rFonts w:ascii="Calibri" w:hAnsi="Calibri" w:cs="Calibri"/>
+                          <w:sz w:val="16"/>
+                          <w:szCs w:val="16"/>
+                        </w:rPr>
+                        <w:t>{ ...</w:t>
                       </w:r>
                       <w:proofErr w:type="spellStart"/>
+                      <w:proofErr w:type="gramEnd"/>
                       <w:r>
                         <w:rPr>
                           <w:rFonts w:ascii="Calibri" w:hAnsi="Calibri" w:cs="Calibri"/>
@@ -5633,7 +5792,25 @@
                           <w:sz w:val="16"/>
                           <w:szCs w:val="16"/>
                         </w:rPr>
-                        <w:t>      "no-console": "off",</w:t>
+                        <w:t>      "</w:t>
+                      </w:r>
+                      <w:proofErr w:type="gramStart"/>
+                      <w:r>
+                        <w:rPr>
+                          <w:rFonts w:ascii="Calibri" w:hAnsi="Calibri" w:cs="Calibri"/>
+                          <w:sz w:val="16"/>
+                          <w:szCs w:val="16"/>
+                        </w:rPr>
+                        <w:t>no</w:t>
+                      </w:r>
+                      <w:proofErr w:type="gramEnd"/>
+                      <w:r>
+                        <w:rPr>
+                          <w:rFonts w:ascii="Calibri" w:hAnsi="Calibri" w:cs="Calibri"/>
+                          <w:sz w:val="16"/>
+                          <w:szCs w:val="16"/>
+                        </w:rPr>
+                        <w:t>-console": "off",</w:t>
                       </w:r>
                     </w:p>
                     <w:p>
@@ -5968,6 +6145,7 @@
                         </w:rPr>
                         <w:t xml:space="preserve">": </w:t>
                       </w:r>
+                      <w:proofErr w:type="gramStart"/>
                       <w:r>
                         <w:rPr>
                           <w:rFonts w:ascii="Calibri" w:hAnsi="Calibri" w:cs="Calibri"/>
@@ -5994,6 +6172,7 @@
                         </w:rPr>
                         <w:t>}</w:t>
                       </w:r>
+                      <w:proofErr w:type="gramEnd"/>
                     </w:p>
                     <w:p>
                       <w:pPr>
@@ -6230,7 +6409,7 @@
           <w:noProof/>
         </w:rPr>
         <w:drawing>
-          <wp:anchor distT="0" distB="0" distL="114300" distR="114300" simplePos="0" relativeHeight="251693056" behindDoc="0" locked="0" layoutInCell="1" allowOverlap="1" wp14:anchorId="14395F48" wp14:editId="7EF3677F">
+          <wp:anchor distT="0" distB="0" distL="114300" distR="114300" simplePos="0" relativeHeight="251693056" behindDoc="0" locked="0" layoutInCell="1" allowOverlap="1" wp14:anchorId="14395F48" wp14:editId="62A28784">
             <wp:simplePos x="0" y="0"/>
             <wp:positionH relativeFrom="column">
               <wp:posOffset>3650615</wp:posOffset>
@@ -6647,7 +6826,7 @@
           <w:noProof/>
         </w:rPr>
         <w:drawing>
-          <wp:inline distT="0" distB="0" distL="0" distR="0" wp14:anchorId="24DF428D" wp14:editId="120257EA">
+          <wp:inline distT="0" distB="0" distL="0" distR="0" wp14:anchorId="24DF428D" wp14:editId="43B06F16">
             <wp:extent cx="5054600" cy="2842998"/>
             <wp:effectExtent l="114300" t="114300" r="146050" b="147955"/>
             <wp:docPr id="95839803" name="Imagen 7" descr="El cómic en RTVE.es - Programa cultural de comics en RTVE Play"/>
@@ -9667,12 +9846,17 @@
         <w:t xml:space="preserve">, join, </w:t>
       </w:r>
       <w:proofErr w:type="spellStart"/>
+      <w:proofErr w:type="gramStart"/>
       <w:r>
         <w:t>toFixed</w:t>
       </w:r>
       <w:proofErr w:type="spellEnd"/>
       <w:r>
-        <w:t>(2).</w:t>
+        <w:t>(</w:t>
+      </w:r>
+      <w:proofErr w:type="gramEnd"/>
+      <w:r>
+        <w:t>2).</w:t>
       </w:r>
     </w:p>
     <w:p>
@@ -10180,8 +10364,17 @@
                                 <w:rFonts w:ascii="Cascadia Mono SemiBold" w:hAnsi="Cascadia Mono SemiBold" w:cs="Cascadia Mono SemiBold"/>
                                 <w:lang w:val="es-ES"/>
                               </w:rPr>
-                              <w:t>Arrow con array        → [ 78.54, 28.27, 153.94 ]</w:t>
-                            </w:r>
+                              <w:t xml:space="preserve">Arrow con array        → [ 78.54, 28.27, </w:t>
+                            </w:r>
+                            <w:proofErr w:type="gramStart"/>
+                            <w:r>
+                              <w:rPr>
+                                <w:rFonts w:ascii="Cascadia Mono SemiBold" w:hAnsi="Cascadia Mono SemiBold" w:cs="Cascadia Mono SemiBold"/>
+                                <w:lang w:val="es-ES"/>
+                              </w:rPr>
+                              <w:t>153.94 ]</w:t>
+                            </w:r>
+                            <w:proofErr w:type="gramEnd"/>
                           </w:p>
                         </w:txbxContent>
                       </wps:txbx>
@@ -10269,8 +10462,17 @@
                           <w:rFonts w:ascii="Cascadia Mono SemiBold" w:hAnsi="Cascadia Mono SemiBold" w:cs="Cascadia Mono SemiBold"/>
                           <w:lang w:val="es-ES"/>
                         </w:rPr>
-                        <w:t>Arrow con array        → [ 78.54, 28.27, 153.94 ]</w:t>
-                      </w:r>
+                        <w:t xml:space="preserve">Arrow con array        → [ 78.54, 28.27, </w:t>
+                      </w:r>
+                      <w:proofErr w:type="gramStart"/>
+                      <w:r>
+                        <w:rPr>
+                          <w:rFonts w:ascii="Cascadia Mono SemiBold" w:hAnsi="Cascadia Mono SemiBold" w:cs="Cascadia Mono SemiBold"/>
+                          <w:lang w:val="es-ES"/>
+                        </w:rPr>
+                        <w:t>153.94 ]</w:t>
+                      </w:r>
+                      <w:proofErr w:type="gramEnd"/>
                     </w:p>
                   </w:txbxContent>
                 </v:textbox>
@@ -10895,8 +11097,17 @@
                                 <w:rFonts w:ascii="Cascadia Mono SemiBold" w:hAnsi="Cascadia Mono SemiBold" w:cs="Cascadia Mono SemiBold"/>
                                 <w:lang w:val="es-ES"/>
                               </w:rPr>
-                              <w:t>Array inicial: [ 'Tomate', 'Lechuga', 'Zanahoria' ]</w:t>
-                            </w:r>
+                              <w:t>Array inicial: [ 'Tomate', 'Lechuga', 'Zanahoria</w:t>
+                            </w:r>
+                            <w:proofErr w:type="gramStart"/>
+                            <w:r>
+                              <w:rPr>
+                                <w:rFonts w:ascii="Cascadia Mono SemiBold" w:hAnsi="Cascadia Mono SemiBold" w:cs="Cascadia Mono SemiBold"/>
+                                <w:lang w:val="es-ES"/>
+                              </w:rPr>
+                              <w:t>' ]</w:t>
+                            </w:r>
+                            <w:proofErr w:type="gramEnd"/>
                           </w:p>
                           <w:p>
                             <w:pPr>
@@ -10911,8 +11122,17 @@
                                 <w:rFonts w:ascii="Cascadia Mono SemiBold" w:hAnsi="Cascadia Mono SemiBold" w:cs="Cascadia Mono SemiBold"/>
                                 <w:lang w:val="es-ES"/>
                               </w:rPr>
-                              <w:t>Array constructor: [ '1', '2', '3' ]</w:t>
-                            </w:r>
+                              <w:t>Array constructor: [ '1', '2', '3</w:t>
+                            </w:r>
+                            <w:proofErr w:type="gramStart"/>
+                            <w:r>
+                              <w:rPr>
+                                <w:rFonts w:ascii="Cascadia Mono SemiBold" w:hAnsi="Cascadia Mono SemiBold" w:cs="Cascadia Mono SemiBold"/>
+                                <w:lang w:val="es-ES"/>
+                              </w:rPr>
+                              <w:t>' ]</w:t>
+                            </w:r>
+                            <w:proofErr w:type="gramEnd"/>
                           </w:p>
                           <w:p>
                             <w:pPr>
@@ -10952,8 +11172,17 @@
                                 <w:rFonts w:ascii="Cascadia Mono SemiBold" w:hAnsi="Cascadia Mono SemiBold" w:cs="Cascadia Mono SemiBold"/>
                                 <w:lang w:val="es-ES"/>
                               </w:rPr>
-                              <w:t>Modificado: [ 'Tomate', 'Pimiento', 'Zanahoria' ]</w:t>
-                            </w:r>
+                              <w:t>Modificado: [ 'Tomate', 'Pimiento', 'Zanahoria</w:t>
+                            </w:r>
+                            <w:proofErr w:type="gramStart"/>
+                            <w:r>
+                              <w:rPr>
+                                <w:rFonts w:ascii="Cascadia Mono SemiBold" w:hAnsi="Cascadia Mono SemiBold" w:cs="Cascadia Mono SemiBold"/>
+                                <w:lang w:val="es-ES"/>
+                              </w:rPr>
+                              <w:t>' ]</w:t>
+                            </w:r>
+                            <w:proofErr w:type="gramEnd"/>
                           </w:p>
                           <w:p>
                             <w:pPr>
@@ -10984,8 +11213,17 @@
                                 <w:rFonts w:ascii="Cascadia Mono SemiBold" w:hAnsi="Cascadia Mono SemiBold" w:cs="Cascadia Mono SemiBold"/>
                                 <w:lang w:val="es-ES"/>
                               </w:rPr>
-                              <w:t>: [ 'Tomate', 'Pimiento', 'Zanahoria', 'Pepino' ]</w:t>
-                            </w:r>
+                              <w:t>: [ 'Tomate', 'Pimiento', 'Zanahoria', 'Pepino</w:t>
+                            </w:r>
+                            <w:proofErr w:type="gramStart"/>
+                            <w:r>
+                              <w:rPr>
+                                <w:rFonts w:ascii="Cascadia Mono SemiBold" w:hAnsi="Cascadia Mono SemiBold" w:cs="Cascadia Mono SemiBold"/>
+                                <w:lang w:val="es-ES"/>
+                              </w:rPr>
+                              <w:t>' ]</w:t>
+                            </w:r>
+                            <w:proofErr w:type="gramEnd"/>
                           </w:p>
                           <w:p>
                             <w:pPr>
@@ -11009,8 +11247,17 @@
                                 <w:rFonts w:ascii="Cascadia Mono SemiBold" w:hAnsi="Cascadia Mono SemiBold" w:cs="Cascadia Mono SemiBold"/>
                                 <w:lang w:val="es-ES"/>
                               </w:rPr>
-                              <w:t>Añadir: [ 'Tomate', 'Manzana', 'Pimiento', 'Zanahoria' ]</w:t>
-                            </w:r>
+                              <w:t>Añadir: [ 'Tomate', 'Manzana', 'Pimiento', 'Zanahoria</w:t>
+                            </w:r>
+                            <w:proofErr w:type="gramStart"/>
+                            <w:r>
+                              <w:rPr>
+                                <w:rFonts w:ascii="Cascadia Mono SemiBold" w:hAnsi="Cascadia Mono SemiBold" w:cs="Cascadia Mono SemiBold"/>
+                                <w:lang w:val="es-ES"/>
+                              </w:rPr>
+                              <w:t>' ]</w:t>
+                            </w:r>
+                            <w:proofErr w:type="gramEnd"/>
                           </w:p>
                           <w:p>
                             <w:pPr>
@@ -11025,8 +11272,17 @@
                                 <w:rFonts w:ascii="Cascadia Mono SemiBold" w:hAnsi="Cascadia Mono SemiBold" w:cs="Cascadia Mono SemiBold"/>
                                 <w:lang w:val="es-ES"/>
                               </w:rPr>
-                              <w:t>Eliminar posición concreta: [ 'Tomate', 'Pimiento', 'Zanahoria' ]</w:t>
-                            </w:r>
+                              <w:t>Eliminar posición concreta: [ 'Tomate', 'Pimiento', 'Zanahoria</w:t>
+                            </w:r>
+                            <w:proofErr w:type="gramStart"/>
+                            <w:r>
+                              <w:rPr>
+                                <w:rFonts w:ascii="Cascadia Mono SemiBold" w:hAnsi="Cascadia Mono SemiBold" w:cs="Cascadia Mono SemiBold"/>
+                                <w:lang w:val="es-ES"/>
+                              </w:rPr>
+                              <w:t>' ]</w:t>
+                            </w:r>
+                            <w:proofErr w:type="gramEnd"/>
                           </w:p>
                           <w:p>
                             <w:pPr>
@@ -11082,8 +11338,17 @@
                           <w:rFonts w:ascii="Cascadia Mono SemiBold" w:hAnsi="Cascadia Mono SemiBold" w:cs="Cascadia Mono SemiBold"/>
                           <w:lang w:val="es-ES"/>
                         </w:rPr>
-                        <w:t>Array inicial: [ 'Tomate', 'Lechuga', 'Zanahoria' ]</w:t>
-                      </w:r>
+                        <w:t>Array inicial: [ 'Tomate', 'Lechuga', 'Zanahoria</w:t>
+                      </w:r>
+                      <w:proofErr w:type="gramStart"/>
+                      <w:r>
+                        <w:rPr>
+                          <w:rFonts w:ascii="Cascadia Mono SemiBold" w:hAnsi="Cascadia Mono SemiBold" w:cs="Cascadia Mono SemiBold"/>
+                          <w:lang w:val="es-ES"/>
+                        </w:rPr>
+                        <w:t>' ]</w:t>
+                      </w:r>
+                      <w:proofErr w:type="gramEnd"/>
                     </w:p>
                     <w:p>
                       <w:pPr>
@@ -11098,8 +11363,17 @@
                           <w:rFonts w:ascii="Cascadia Mono SemiBold" w:hAnsi="Cascadia Mono SemiBold" w:cs="Cascadia Mono SemiBold"/>
                           <w:lang w:val="es-ES"/>
                         </w:rPr>
-                        <w:t>Array constructor: [ '1', '2', '3' ]</w:t>
-                      </w:r>
+                        <w:t>Array constructor: [ '1', '2', '3</w:t>
+                      </w:r>
+                      <w:proofErr w:type="gramStart"/>
+                      <w:r>
+                        <w:rPr>
+                          <w:rFonts w:ascii="Cascadia Mono SemiBold" w:hAnsi="Cascadia Mono SemiBold" w:cs="Cascadia Mono SemiBold"/>
+                          <w:lang w:val="es-ES"/>
+                        </w:rPr>
+                        <w:t>' ]</w:t>
+                      </w:r>
+                      <w:proofErr w:type="gramEnd"/>
                     </w:p>
                     <w:p>
                       <w:pPr>
@@ -11139,8 +11413,17 @@
                           <w:rFonts w:ascii="Cascadia Mono SemiBold" w:hAnsi="Cascadia Mono SemiBold" w:cs="Cascadia Mono SemiBold"/>
                           <w:lang w:val="es-ES"/>
                         </w:rPr>
-                        <w:t>Modificado: [ 'Tomate', 'Pimiento', 'Zanahoria' ]</w:t>
-                      </w:r>
+                        <w:t>Modificado: [ 'Tomate', 'Pimiento', 'Zanahoria</w:t>
+                      </w:r>
+                      <w:proofErr w:type="gramStart"/>
+                      <w:r>
+                        <w:rPr>
+                          <w:rFonts w:ascii="Cascadia Mono SemiBold" w:hAnsi="Cascadia Mono SemiBold" w:cs="Cascadia Mono SemiBold"/>
+                          <w:lang w:val="es-ES"/>
+                        </w:rPr>
+                        <w:t>' ]</w:t>
+                      </w:r>
+                      <w:proofErr w:type="gramEnd"/>
                     </w:p>
                     <w:p>
                       <w:pPr>
@@ -11171,8 +11454,17 @@
                           <w:rFonts w:ascii="Cascadia Mono SemiBold" w:hAnsi="Cascadia Mono SemiBold" w:cs="Cascadia Mono SemiBold"/>
                           <w:lang w:val="es-ES"/>
                         </w:rPr>
-                        <w:t>: [ 'Tomate', 'Pimiento', 'Zanahoria', 'Pepino' ]</w:t>
-                      </w:r>
+                        <w:t>: [ 'Tomate', 'Pimiento', 'Zanahoria', 'Pepino</w:t>
+                      </w:r>
+                      <w:proofErr w:type="gramStart"/>
+                      <w:r>
+                        <w:rPr>
+                          <w:rFonts w:ascii="Cascadia Mono SemiBold" w:hAnsi="Cascadia Mono SemiBold" w:cs="Cascadia Mono SemiBold"/>
+                          <w:lang w:val="es-ES"/>
+                        </w:rPr>
+                        <w:t>' ]</w:t>
+                      </w:r>
+                      <w:proofErr w:type="gramEnd"/>
                     </w:p>
                     <w:p>
                       <w:pPr>
@@ -11196,8 +11488,17 @@
                           <w:rFonts w:ascii="Cascadia Mono SemiBold" w:hAnsi="Cascadia Mono SemiBold" w:cs="Cascadia Mono SemiBold"/>
                           <w:lang w:val="es-ES"/>
                         </w:rPr>
-                        <w:t>Añadir: [ 'Tomate', 'Manzana', 'Pimiento', 'Zanahoria' ]</w:t>
-                      </w:r>
+                        <w:t>Añadir: [ 'Tomate', 'Manzana', 'Pimiento', 'Zanahoria</w:t>
+                      </w:r>
+                      <w:proofErr w:type="gramStart"/>
+                      <w:r>
+                        <w:rPr>
+                          <w:rFonts w:ascii="Cascadia Mono SemiBold" w:hAnsi="Cascadia Mono SemiBold" w:cs="Cascadia Mono SemiBold"/>
+                          <w:lang w:val="es-ES"/>
+                        </w:rPr>
+                        <w:t>' ]</w:t>
+                      </w:r>
+                      <w:proofErr w:type="gramEnd"/>
                     </w:p>
                     <w:p>
                       <w:pPr>
@@ -11212,8 +11513,17 @@
                           <w:rFonts w:ascii="Cascadia Mono SemiBold" w:hAnsi="Cascadia Mono SemiBold" w:cs="Cascadia Mono SemiBold"/>
                           <w:lang w:val="es-ES"/>
                         </w:rPr>
-                        <w:t>Eliminar posición concreta: [ 'Tomate', 'Pimiento', 'Zanahoria' ]</w:t>
-                      </w:r>
+                        <w:t>Eliminar posición concreta: [ 'Tomate', 'Pimiento', 'Zanahoria</w:t>
+                      </w:r>
+                      <w:proofErr w:type="gramStart"/>
+                      <w:r>
+                        <w:rPr>
+                          <w:rFonts w:ascii="Cascadia Mono SemiBold" w:hAnsi="Cascadia Mono SemiBold" w:cs="Cascadia Mono SemiBold"/>
+                          <w:lang w:val="es-ES"/>
+                        </w:rPr>
+                        <w:t>' ]</w:t>
+                      </w:r>
+                      <w:proofErr w:type="gramEnd"/>
                     </w:p>
                     <w:p>
                       <w:pPr>
@@ -11669,6 +11979,42 @@
           <w:lang w:val="es-ES"/>
         </w:rPr>
         <w:t xml:space="preserve"> → quedarse solo con las que superen 30°C</w:t>
+      </w:r>
+    </w:p>
+    <w:p>
+      <w:pPr>
+        <w:pStyle w:val="Sinespaciado"/>
+        <w:rPr>
+          <w:b/>
+          <w:bCs/>
+          <w:lang w:val="es-ES"/>
+        </w:rPr>
+      </w:pPr>
+    </w:p>
+    <w:p>
+      <w:pPr>
+        <w:pStyle w:val="Sinespaciado"/>
+        <w:rPr>
+          <w:b/>
+          <w:bCs/>
+        </w:rPr>
+      </w:pPr>
+      <w:r>
+        <w:rPr>
+          <w:b/>
+          <w:bCs/>
+          <w:lang w:val="es-ES"/>
+        </w:rPr>
+        <w:t>data =&gt;</w:t>
+      </w:r>
+      <w:r>
+        <w:rPr>
+          <w:lang w:val="es-ES"/>
+        </w:rPr>
+        <w:t xml:space="preserve"> </w:t>
+      </w:r>
+      <w:r>
+        <w:t>25, 38, 15, 42</w:t>
       </w:r>
     </w:p>
     <w:p>
@@ -11916,8 +12262,17 @@
                                 <w:rFonts w:ascii="Cascadia Mono SemiBold" w:hAnsi="Cascadia Mono SemiBold" w:cs="Cascadia Mono SemiBold"/>
                                 <w:lang w:val="es-ES"/>
                               </w:rPr>
-                              <w:t>[ 77, 100.4, 59, 107.6 ]</w:t>
-                            </w:r>
+                              <w:t xml:space="preserve">[ 77, 100.4, 59, </w:t>
+                            </w:r>
+                            <w:proofErr w:type="gramStart"/>
+                            <w:r>
+                              <w:rPr>
+                                <w:rFonts w:ascii="Cascadia Mono SemiBold" w:hAnsi="Cascadia Mono SemiBold" w:cs="Cascadia Mono SemiBold"/>
+                                <w:lang w:val="es-ES"/>
+                              </w:rPr>
+                              <w:t>107.6 ]</w:t>
+                            </w:r>
+                            <w:proofErr w:type="gramEnd"/>
                           </w:p>
                           <w:p>
                             <w:pPr>
@@ -11973,8 +12328,17 @@
                                 <w:rFonts w:ascii="Cascadia Mono SemiBold" w:hAnsi="Cascadia Mono SemiBold" w:cs="Cascadia Mono SemiBold"/>
                                 <w:lang w:val="es-ES"/>
                               </w:rPr>
-                              <w:t>[ 38, 42 ]</w:t>
-                            </w:r>
+                              <w:t xml:space="preserve">[ 38, </w:t>
+                            </w:r>
+                            <w:proofErr w:type="gramStart"/>
+                            <w:r>
+                              <w:rPr>
+                                <w:rFonts w:ascii="Cascadia Mono SemiBold" w:hAnsi="Cascadia Mono SemiBold" w:cs="Cascadia Mono SemiBold"/>
+                                <w:lang w:val="es-ES"/>
+                              </w:rPr>
+                              <w:t>42 ]</w:t>
+                            </w:r>
+                            <w:proofErr w:type="gramEnd"/>
                           </w:p>
                         </w:txbxContent>
                       </wps:txbx>
@@ -12151,8 +12515,17 @@
                           <w:rFonts w:ascii="Cascadia Mono SemiBold" w:hAnsi="Cascadia Mono SemiBold" w:cs="Cascadia Mono SemiBold"/>
                           <w:lang w:val="es-ES"/>
                         </w:rPr>
-                        <w:t>[ 77, 100.4, 59, 107.6 ]</w:t>
-                      </w:r>
+                        <w:t xml:space="preserve">[ 77, 100.4, 59, </w:t>
+                      </w:r>
+                      <w:proofErr w:type="gramStart"/>
+                      <w:r>
+                        <w:rPr>
+                          <w:rFonts w:ascii="Cascadia Mono SemiBold" w:hAnsi="Cascadia Mono SemiBold" w:cs="Cascadia Mono SemiBold"/>
+                          <w:lang w:val="es-ES"/>
+                        </w:rPr>
+                        <w:t>107.6 ]</w:t>
+                      </w:r>
+                      <w:proofErr w:type="gramEnd"/>
                     </w:p>
                     <w:p>
                       <w:pPr>
@@ -12208,8 +12581,17 @@
                           <w:rFonts w:ascii="Cascadia Mono SemiBold" w:hAnsi="Cascadia Mono SemiBold" w:cs="Cascadia Mono SemiBold"/>
                           <w:lang w:val="es-ES"/>
                         </w:rPr>
-                        <w:t>[ 38, 42 ]</w:t>
-                      </w:r>
+                        <w:t xml:space="preserve">[ 38, </w:t>
+                      </w:r>
+                      <w:proofErr w:type="gramStart"/>
+                      <w:r>
+                        <w:rPr>
+                          <w:rFonts w:ascii="Cascadia Mono SemiBold" w:hAnsi="Cascadia Mono SemiBold" w:cs="Cascadia Mono SemiBold"/>
+                          <w:lang w:val="es-ES"/>
+                        </w:rPr>
+                        <w:t>42 ]</w:t>
+                      </w:r>
+                      <w:proofErr w:type="gramEnd"/>
                     </w:p>
                   </w:txbxContent>
                 </v:textbox>
@@ -12810,6 +13192,46 @@
           <w:lang w:val="es-ES"/>
         </w:rPr>
         <w:t>...in</w:t>
+      </w:r>
+    </w:p>
+    <w:p>
+      <w:pPr>
+        <w:pStyle w:val="Sinespaciado"/>
+        <w:numPr>
+          <w:ilvl w:val="0"/>
+          <w:numId w:val="18"/>
+        </w:numPr>
+        <w:rPr>
+          <w:i/>
+          <w:iCs/>
+          <w:lang w:val="es-ES"/>
+        </w:rPr>
+      </w:pPr>
+      <w:r>
+        <w:rPr>
+          <w:i/>
+          <w:iCs/>
+          <w:lang w:val="es-ES"/>
+        </w:rPr>
+        <w:t xml:space="preserve">Tener en cuenta </w:t>
+      </w:r>
+      <w:proofErr w:type="gramStart"/>
+      <w:r>
+        <w:rPr>
+          <w:i/>
+          <w:iCs/>
+          <w:lang w:val="es-ES"/>
+        </w:rPr>
+        <w:t>que</w:t>
+      </w:r>
+      <w:proofErr w:type="gramEnd"/>
+      <w:r>
+        <w:rPr>
+          <w:i/>
+          <w:iCs/>
+          <w:lang w:val="es-ES"/>
+        </w:rPr>
+        <w:t xml:space="preserve"> si te doy el objecto y los datos, pensad.</w:t>
       </w:r>
     </w:p>
     <w:p>
@@ -14008,53 +14430,61 @@
       <w:pPr>
         <w:pStyle w:val="Sinespaciado"/>
         <w:rPr>
+          <w:lang w:val="es-ES"/>
+        </w:rPr>
+      </w:pPr>
+      <w:r>
+        <w:rPr>
           <w:b/>
           <w:bCs/>
           <w:lang w:val="es-ES"/>
         </w:rPr>
-      </w:pPr>
-      <w:r>
+        <w:t xml:space="preserve">Objetivo: </w:t>
+      </w:r>
+      <w:r>
+        <w:rPr>
+          <w:lang w:val="es-ES"/>
+        </w:rPr>
+        <w:t xml:space="preserve">Trabajar con </w:t>
+      </w:r>
+      <w:proofErr w:type="spellStart"/>
+      <w:r>
+        <w:rPr>
+          <w:lang w:val="es-ES"/>
+        </w:rPr>
+        <w:t>arrays</w:t>
+      </w:r>
+      <w:proofErr w:type="spellEnd"/>
+      <w:r>
+        <w:rPr>
+          <w:lang w:val="es-ES"/>
+        </w:rPr>
+        <w:t xml:space="preserve"> de objetos, la estructura de datos más común en </w:t>
+      </w:r>
+      <w:proofErr w:type="spellStart"/>
+      <w:r>
+        <w:rPr>
+          <w:lang w:val="es-ES"/>
+        </w:rPr>
+        <w:t>APIs</w:t>
+      </w:r>
+      <w:proofErr w:type="spellEnd"/>
+      <w:r>
+        <w:rPr>
+          <w:lang w:val="es-ES"/>
+        </w:rPr>
+        <w:t xml:space="preserve"> reales.</w:t>
+      </w:r>
+    </w:p>
+    <w:p>
+      <w:pPr>
+        <w:pStyle w:val="Sinespaciado"/>
         <w:rPr>
           <w:b/>
           <w:bCs/>
           <w:lang w:val="es-ES"/>
         </w:rPr>
-        <w:t xml:space="preserve">Objetivo: </w:t>
-      </w:r>
-      <w:r>
-        <w:rPr>
-          <w:lang w:val="es-ES"/>
-        </w:rPr>
-        <w:t xml:space="preserve">Trabajar con </w:t>
-      </w:r>
-      <w:proofErr w:type="spellStart"/>
-      <w:r>
-        <w:rPr>
-          <w:lang w:val="es-ES"/>
-        </w:rPr>
-        <w:t>arrays</w:t>
-      </w:r>
-      <w:proofErr w:type="spellEnd"/>
-      <w:r>
-        <w:rPr>
-          <w:lang w:val="es-ES"/>
-        </w:rPr>
-        <w:t xml:space="preserve"> de objetos, la estructura de datos más común en </w:t>
-      </w:r>
-      <w:proofErr w:type="spellStart"/>
-      <w:r>
-        <w:rPr>
-          <w:lang w:val="es-ES"/>
-        </w:rPr>
-        <w:t>APIs</w:t>
-      </w:r>
-      <w:proofErr w:type="spellEnd"/>
-      <w:r>
-        <w:rPr>
-          <w:lang w:val="es-ES"/>
-        </w:rPr>
-        <w:t xml:space="preserve"> reales.</w:t>
-      </w:r>
+      </w:pPr>
     </w:p>
     <w:p>
       <w:pPr>
@@ -14271,6 +14701,14 @@
           <w:lang w:val="es-ES"/>
         </w:rPr>
       </w:pPr>
+    </w:p>
+    <w:p>
+      <w:pPr>
+        <w:pStyle w:val="Sinespaciado"/>
+        <w:rPr>
+          <w:lang w:val="es-ES"/>
+        </w:rPr>
+      </w:pPr>
       <w:r>
         <w:rPr>
           <w:noProof/>
@@ -14279,16 +14717,16 @@
         <mc:AlternateContent>
           <mc:Choice Requires="wps">
             <w:drawing>
-              <wp:anchor distT="0" distB="0" distL="114300" distR="114300" simplePos="0" relativeHeight="251675648" behindDoc="0" locked="0" layoutInCell="1" allowOverlap="1" wp14:anchorId="367ABDFB" wp14:editId="54B43C06">
+              <wp:anchor distT="0" distB="0" distL="114300" distR="114300" simplePos="0" relativeHeight="251675648" behindDoc="0" locked="0" layoutInCell="1" allowOverlap="1" wp14:anchorId="367ABDFB" wp14:editId="49321CA6">
                 <wp:simplePos x="0" y="0"/>
                 <wp:positionH relativeFrom="margin">
-                  <wp:posOffset>-432435</wp:posOffset>
+                  <wp:posOffset>-232410</wp:posOffset>
                 </wp:positionH>
                 <wp:positionV relativeFrom="paragraph">
-                  <wp:posOffset>108585</wp:posOffset>
+                  <wp:posOffset>99060</wp:posOffset>
                 </wp:positionV>
-                <wp:extent cx="6813550" cy="1943100"/>
-                <wp:effectExtent l="0" t="0" r="25400" b="19050"/>
+                <wp:extent cx="6515100" cy="2628900"/>
+                <wp:effectExtent l="0" t="0" r="19050" b="19050"/>
                 <wp:wrapNone/>
                 <wp:docPr id="516303530" name="Rectángulo 2"/>
                 <wp:cNvGraphicFramePr/>
@@ -14299,7 +14737,7 @@
                       <wps:spPr>
                         <a:xfrm>
                           <a:off x="0" y="0"/>
-                          <a:ext cx="6813550" cy="1943100"/>
+                          <a:ext cx="6515100" cy="2628900"/>
                         </a:xfrm>
                         <a:prstGeom prst="rect">
                           <a:avLst/>
@@ -14336,31 +14774,41 @@
                               <w:pStyle w:val="Sinespaciado"/>
                               <w:rPr>
                                 <w:rFonts w:ascii="Cascadia Mono SemiBold" w:hAnsi="Cascadia Mono SemiBold" w:cs="Cascadia Mono SemiBold"/>
-                                <w:lang w:val="es-ES"/>
                               </w:rPr>
                             </w:pPr>
                             <w:r>
                               <w:rPr>
                                 <w:rFonts w:ascii="Cascadia Mono SemiBold" w:hAnsi="Cascadia Mono SemiBold" w:cs="Cascadia Mono SemiBold"/>
-                                <w:lang w:val="es-ES"/>
-                              </w:rPr>
-                              <w:t xml:space="preserve">=== </w:t>
+                              </w:rPr>
+                              <w:t xml:space="preserve">=== Pods con </w:t>
                             </w:r>
                             <w:proofErr w:type="spellStart"/>
                             <w:r>
                               <w:rPr>
                                 <w:rFonts w:ascii="Cascadia Mono SemiBold" w:hAnsi="Cascadia Mono SemiBold" w:cs="Cascadia Mono SemiBold"/>
-                                <w:lang w:val="es-ES"/>
-                              </w:rPr>
-                              <w:t>Pods</w:t>
+                              </w:rPr>
+                              <w:t>memoria</w:t>
                             </w:r>
                             <w:proofErr w:type="spellEnd"/>
                             <w:r>
                               <w:rPr>
                                 <w:rFonts w:ascii="Cascadia Mono SemiBold" w:hAnsi="Cascadia Mono SemiBold" w:cs="Cascadia Mono SemiBold"/>
-                                <w:lang w:val="es-ES"/>
-                              </w:rPr>
-                              <w:t xml:space="preserve"> con memoria alta ===</w:t>
+                              </w:rPr>
+                              <w:t xml:space="preserve"> </w:t>
+                            </w:r>
+                            <w:proofErr w:type="spellStart"/>
+                            <w:r>
+                              <w:rPr>
+                                <w:rFonts w:ascii="Cascadia Mono SemiBold" w:hAnsi="Cascadia Mono SemiBold" w:cs="Cascadia Mono SemiBold"/>
+                              </w:rPr>
+                              <w:t>alta</w:t>
+                            </w:r>
+                            <w:proofErr w:type="spellEnd"/>
+                            <w:r>
+                              <w:rPr>
+                                <w:rFonts w:ascii="Cascadia Mono SemiBold" w:hAnsi="Cascadia Mono SemiBold" w:cs="Cascadia Mono SemiBold"/>
+                              </w:rPr>
+                              <w:t xml:space="preserve"> ===</w:t>
                             </w:r>
                           </w:p>
                           <w:p>
@@ -14368,6 +14816,104 @@
                               <w:pStyle w:val="Sinespaciado"/>
                               <w:rPr>
                                 <w:rFonts w:ascii="Cascadia Mono SemiBold" w:hAnsi="Cascadia Mono SemiBold" w:cs="Cascadia Mono SemiBold"/>
+                              </w:rPr>
+                            </w:pPr>
+                            <w:r>
+                              <w:rPr>
+                                <w:rFonts w:ascii="Cascadia Mono SemiBold" w:hAnsi="Cascadia Mono SemiBold" w:cs="Cascadia Mono SemiBold"/>
+                              </w:rPr>
+                              <w:t>[</w:t>
+                            </w:r>
+                          </w:p>
+                          <w:p>
+                            <w:pPr>
+                              <w:pStyle w:val="Sinespaciado"/>
+                              <w:rPr>
+                                <w:rFonts w:ascii="Cascadia Mono SemiBold" w:hAnsi="Cascadia Mono SemiBold" w:cs="Cascadia Mono SemiBold"/>
+                              </w:rPr>
+                            </w:pPr>
+                            <w:r>
+                              <w:rPr>
+                                <w:rFonts w:ascii="Cascadia Mono SemiBold" w:hAnsi="Cascadia Mono SemiBold" w:cs="Cascadia Mono SemiBold"/>
+                              </w:rPr>
+                              <w:t xml:space="preserve">  </w:t>
+                            </w:r>
+                            <w:proofErr w:type="gramStart"/>
+                            <w:r>
+                              <w:rPr>
+                                <w:rFonts w:ascii="Cascadia Mono SemiBold" w:hAnsi="Cascadia Mono SemiBold" w:cs="Cascadia Mono SemiBold"/>
+                              </w:rPr>
+                              <w:t>{ name</w:t>
+                            </w:r>
+                            <w:proofErr w:type="gramEnd"/>
+                            <w:r>
+                              <w:rPr>
+                                <w:rFonts w:ascii="Cascadia Mono SemiBold" w:hAnsi="Cascadia Mono SemiBold" w:cs="Cascadia Mono SemiBold"/>
+                              </w:rPr>
+                              <w:t>: '</w:t>
+                            </w:r>
+                            <w:proofErr w:type="spellStart"/>
+                            <w:r>
+                              <w:rPr>
+                                <w:rFonts w:ascii="Cascadia Mono SemiBold" w:hAnsi="Cascadia Mono SemiBold" w:cs="Cascadia Mono SemiBold"/>
+                              </w:rPr>
+                              <w:t>api</w:t>
+                            </w:r>
+                            <w:proofErr w:type="spellEnd"/>
+                            <w:r>
+                              <w:rPr>
+                                <w:rFonts w:ascii="Cascadia Mono SemiBold" w:hAnsi="Cascadia Mono SemiBold" w:cs="Cascadia Mono SemiBold"/>
+                              </w:rPr>
+                              <w:t>-service', memory: 85, replicas: 4, status: 'running' },</w:t>
+                            </w:r>
+                          </w:p>
+                          <w:p>
+                            <w:pPr>
+                              <w:pStyle w:val="Sinespaciado"/>
+                              <w:rPr>
+                                <w:rFonts w:ascii="Cascadia Mono SemiBold" w:hAnsi="Cascadia Mono SemiBold" w:cs="Cascadia Mono SemiBold"/>
+                              </w:rPr>
+                            </w:pPr>
+                            <w:r>
+                              <w:rPr>
+                                <w:rFonts w:ascii="Cascadia Mono SemiBold" w:hAnsi="Cascadia Mono SemiBold" w:cs="Cascadia Mono SemiBold"/>
+                              </w:rPr>
+                              <w:t xml:space="preserve">  </w:t>
+                            </w:r>
+                            <w:proofErr w:type="gramStart"/>
+                            <w:r>
+                              <w:rPr>
+                                <w:rFonts w:ascii="Cascadia Mono SemiBold" w:hAnsi="Cascadia Mono SemiBold" w:cs="Cascadia Mono SemiBold"/>
+                              </w:rPr>
+                              <w:t>{ name</w:t>
+                            </w:r>
+                            <w:proofErr w:type="gramEnd"/>
+                            <w:r>
+                              <w:rPr>
+                                <w:rFonts w:ascii="Cascadia Mono SemiBold" w:hAnsi="Cascadia Mono SemiBold" w:cs="Cascadia Mono SemiBold"/>
+                              </w:rPr>
+                              <w:t>: '</w:t>
+                            </w:r>
+                            <w:proofErr w:type="spellStart"/>
+                            <w:r>
+                              <w:rPr>
+                                <w:rFonts w:ascii="Cascadia Mono SemiBold" w:hAnsi="Cascadia Mono SemiBold" w:cs="Cascadia Mono SemiBold"/>
+                              </w:rPr>
+                              <w:t>db</w:t>
+                            </w:r>
+                            <w:proofErr w:type="spellEnd"/>
+                            <w:r>
+                              <w:rPr>
+                                <w:rFonts w:ascii="Cascadia Mono SemiBold" w:hAnsi="Cascadia Mono SemiBold" w:cs="Cascadia Mono SemiBold"/>
+                              </w:rPr>
+                              <w:t>-proxy', memory: 92, replicas: 2, status: 'running' }</w:t>
+                            </w:r>
+                          </w:p>
+                          <w:p>
+                            <w:pPr>
+                              <w:pStyle w:val="Sinespaciado"/>
+                              <w:rPr>
+                                <w:rFonts w:ascii="Cascadia Mono SemiBold" w:hAnsi="Cascadia Mono SemiBold" w:cs="Cascadia Mono SemiBold"/>
                                 <w:lang w:val="es-ES"/>
                               </w:rPr>
                             </w:pPr>
@@ -14376,103 +14922,7 @@
                                 <w:rFonts w:ascii="Cascadia Mono SemiBold" w:hAnsi="Cascadia Mono SemiBold" w:cs="Cascadia Mono SemiBold"/>
                                 <w:lang w:val="es-ES"/>
                               </w:rPr>
-                              <w:t xml:space="preserve">[ { </w:t>
-                            </w:r>
-                            <w:proofErr w:type="spellStart"/>
-                            <w:r>
-                              <w:rPr>
-                                <w:rFonts w:ascii="Cascadia Mono SemiBold" w:hAnsi="Cascadia Mono SemiBold" w:cs="Cascadia Mono SemiBold"/>
-                                <w:lang w:val="es-ES"/>
-                              </w:rPr>
-                              <w:t>name</w:t>
-                            </w:r>
-                            <w:proofErr w:type="spellEnd"/>
-                            <w:r>
-                              <w:rPr>
-                                <w:rFonts w:ascii="Cascadia Mono SemiBold" w:hAnsi="Cascadia Mono SemiBold" w:cs="Cascadia Mono SemiBold"/>
-                                <w:lang w:val="es-ES"/>
-                              </w:rPr>
-                              <w:t>: 'api-</w:t>
-                            </w:r>
-                            <w:proofErr w:type="spellStart"/>
-                            <w:r>
-                              <w:rPr>
-                                <w:rFonts w:ascii="Cascadia Mono SemiBold" w:hAnsi="Cascadia Mono SemiBold" w:cs="Cascadia Mono SemiBold"/>
-                                <w:lang w:val="es-ES"/>
-                              </w:rPr>
-                              <w:t>service</w:t>
-                            </w:r>
-                            <w:proofErr w:type="spellEnd"/>
-                            <w:r>
-                              <w:rPr>
-                                <w:rFonts w:ascii="Cascadia Mono SemiBold" w:hAnsi="Cascadia Mono SemiBold" w:cs="Cascadia Mono SemiBold"/>
-                                <w:lang w:val="es-ES"/>
-                              </w:rPr>
-                              <w:t xml:space="preserve">', </w:t>
-                            </w:r>
-                            <w:proofErr w:type="spellStart"/>
-                            <w:r>
-                              <w:rPr>
-                                <w:rFonts w:ascii="Cascadia Mono SemiBold" w:hAnsi="Cascadia Mono SemiBold" w:cs="Cascadia Mono SemiBold"/>
-                                <w:lang w:val="es-ES"/>
-                              </w:rPr>
-                              <w:t>memory</w:t>
-                            </w:r>
-                            <w:proofErr w:type="spellEnd"/>
-                            <w:r>
-                              <w:rPr>
-                                <w:rFonts w:ascii="Cascadia Mono SemiBold" w:hAnsi="Cascadia Mono SemiBold" w:cs="Cascadia Mono SemiBold"/>
-                                <w:lang w:val="es-ES"/>
-                              </w:rPr>
-                              <w:t xml:space="preserve">: 85 }, { </w:t>
-                            </w:r>
-                            <w:proofErr w:type="spellStart"/>
-                            <w:r>
-                              <w:rPr>
-                                <w:rFonts w:ascii="Cascadia Mono SemiBold" w:hAnsi="Cascadia Mono SemiBold" w:cs="Cascadia Mono SemiBold"/>
-                                <w:lang w:val="es-ES"/>
-                              </w:rPr>
-                              <w:t>name</w:t>
-                            </w:r>
-                            <w:proofErr w:type="spellEnd"/>
-                            <w:r>
-                              <w:rPr>
-                                <w:rFonts w:ascii="Cascadia Mono SemiBold" w:hAnsi="Cascadia Mono SemiBold" w:cs="Cascadia Mono SemiBold"/>
-                                <w:lang w:val="es-ES"/>
-                              </w:rPr>
-                              <w:t>: '</w:t>
-                            </w:r>
-                            <w:proofErr w:type="spellStart"/>
-                            <w:r>
-                              <w:rPr>
-                                <w:rFonts w:ascii="Cascadia Mono SemiBold" w:hAnsi="Cascadia Mono SemiBold" w:cs="Cascadia Mono SemiBold"/>
-                                <w:lang w:val="es-ES"/>
-                              </w:rPr>
-                              <w:t>db</w:t>
-                            </w:r>
-                            <w:proofErr w:type="spellEnd"/>
-                            <w:r>
-                              <w:rPr>
-                                <w:rFonts w:ascii="Cascadia Mono SemiBold" w:hAnsi="Cascadia Mono SemiBold" w:cs="Cascadia Mono SemiBold"/>
-                                <w:lang w:val="es-ES"/>
-                              </w:rPr>
-                              <w:t xml:space="preserve">-proxy', </w:t>
-                            </w:r>
-                            <w:proofErr w:type="spellStart"/>
-                            <w:r>
-                              <w:rPr>
-                                <w:rFonts w:ascii="Cascadia Mono SemiBold" w:hAnsi="Cascadia Mono SemiBold" w:cs="Cascadia Mono SemiBold"/>
-                                <w:lang w:val="es-ES"/>
-                              </w:rPr>
-                              <w:t>memory</w:t>
-                            </w:r>
-                            <w:proofErr w:type="spellEnd"/>
-                            <w:r>
-                              <w:rPr>
-                                <w:rFonts w:ascii="Cascadia Mono SemiBold" w:hAnsi="Cascadia Mono SemiBold" w:cs="Cascadia Mono SemiBold"/>
-                                <w:lang w:val="es-ES"/>
-                              </w:rPr>
-                              <w:t>: 92 } ]</w:t>
+                              <w:t>]</w:t>
                             </w:r>
                           </w:p>
                           <w:p>
@@ -14539,8 +14989,16 @@
                               <w:rPr>
                                 <w:rFonts w:ascii="Cascadia Mono SemiBold" w:hAnsi="Cascadia Mono SemiBold" w:cs="Cascadia Mono SemiBold"/>
                               </w:rPr>
-                              <w:t>-proxy', 'cache' ]</w:t>
-                            </w:r>
+                              <w:t>-proxy', 'cache</w:t>
+                            </w:r>
+                            <w:proofErr w:type="gramStart"/>
+                            <w:r>
+                              <w:rPr>
+                                <w:rFonts w:ascii="Cascadia Mono SemiBold" w:hAnsi="Cascadia Mono SemiBold" w:cs="Cascadia Mono SemiBold"/>
+                              </w:rPr>
+                              <w:t>' ]</w:t>
+                            </w:r>
+                            <w:proofErr w:type="gramEnd"/>
                           </w:p>
                           <w:p>
                             <w:pPr>
@@ -14555,55 +15013,31 @@
                               <w:pStyle w:val="Sinespaciado"/>
                               <w:rPr>
                                 <w:rFonts w:ascii="Cascadia Mono SemiBold" w:hAnsi="Cascadia Mono SemiBold" w:cs="Cascadia Mono SemiBold"/>
+                                <w:lang w:val="es-ES"/>
                               </w:rPr>
                             </w:pPr>
                             <w:r>
                               <w:rPr>
                                 <w:rFonts w:ascii="Cascadia Mono SemiBold" w:hAnsi="Cascadia Mono SemiBold" w:cs="Cascadia Mono SemiBold"/>
-                              </w:rPr>
-                              <w:t xml:space="preserve">=== </w:t>
+                                <w:lang w:val="es-ES"/>
+                              </w:rPr>
+                              <w:t xml:space="preserve">=== Buscar </w:t>
                             </w:r>
                             <w:proofErr w:type="spellStart"/>
                             <w:r>
                               <w:rPr>
                                 <w:rFonts w:ascii="Cascadia Mono SemiBold" w:hAnsi="Cascadia Mono SemiBold" w:cs="Cascadia Mono SemiBold"/>
-                              </w:rPr>
-                              <w:t>Buscar</w:t>
+                                <w:lang w:val="es-ES"/>
+                              </w:rPr>
+                              <w:t>pod</w:t>
                             </w:r>
                             <w:proofErr w:type="spellEnd"/>
                             <w:r>
                               <w:rPr>
                                 <w:rFonts w:ascii="Cascadia Mono SemiBold" w:hAnsi="Cascadia Mono SemiBold" w:cs="Cascadia Mono SemiBold"/>
-                              </w:rPr>
-                              <w:t xml:space="preserve"> pod </w:t>
-                            </w:r>
-                            <w:proofErr w:type="spellStart"/>
-                            <w:r>
-                              <w:rPr>
-                                <w:rFonts w:ascii="Cascadia Mono SemiBold" w:hAnsi="Cascadia Mono SemiBold" w:cs="Cascadia Mono SemiBold"/>
-                              </w:rPr>
-                              <w:t>por</w:t>
-                            </w:r>
-                            <w:proofErr w:type="spellEnd"/>
-                            <w:r>
-                              <w:rPr>
-                                <w:rFonts w:ascii="Cascadia Mono SemiBold" w:hAnsi="Cascadia Mono SemiBold" w:cs="Cascadia Mono SemiBold"/>
-                              </w:rPr>
-                              <w:t xml:space="preserve"> </w:t>
-                            </w:r>
-                            <w:proofErr w:type="spellStart"/>
-                            <w:r>
-                              <w:rPr>
-                                <w:rFonts w:ascii="Cascadia Mono SemiBold" w:hAnsi="Cascadia Mono SemiBold" w:cs="Cascadia Mono SemiBold"/>
-                              </w:rPr>
-                              <w:t>nombre</w:t>
-                            </w:r>
-                            <w:proofErr w:type="spellEnd"/>
-                            <w:r>
-                              <w:rPr>
-                                <w:rFonts w:ascii="Cascadia Mono SemiBold" w:hAnsi="Cascadia Mono SemiBold" w:cs="Cascadia Mono SemiBold"/>
-                              </w:rPr>
-                              <w:t xml:space="preserve"> ===</w:t>
+                                <w:lang w:val="es-ES"/>
+                              </w:rPr>
+                              <w:t xml:space="preserve"> por nombre ===</w:t>
                             </w:r>
                           </w:p>
                           <w:p>
@@ -14611,13 +15045,59 @@
                               <w:pStyle w:val="Sinespaciado"/>
                               <w:rPr>
                                 <w:rFonts w:ascii="Cascadia Mono SemiBold" w:hAnsi="Cascadia Mono SemiBold" w:cs="Cascadia Mono SemiBold"/>
+                                <w:lang w:val="es-ES"/>
                               </w:rPr>
                             </w:pPr>
                             <w:r>
                               <w:rPr>
                                 <w:rFonts w:ascii="Cascadia Mono SemiBold" w:hAnsi="Cascadia Mono SemiBold" w:cs="Cascadia Mono SemiBold"/>
-                              </w:rPr>
-                              <w:t>{ name: 'auth-service', memory: 40, replicas: 3, status: 'running' }</w:t>
+                                <w:lang w:val="es-ES"/>
+                              </w:rPr>
+                              <w:t>[</w:t>
+                            </w:r>
+                          </w:p>
+                          <w:p>
+                            <w:pPr>
+                              <w:pStyle w:val="Sinespaciado"/>
+                              <w:rPr>
+                                <w:rFonts w:ascii="Cascadia Mono SemiBold" w:hAnsi="Cascadia Mono SemiBold" w:cs="Cascadia Mono SemiBold"/>
+                              </w:rPr>
+                            </w:pPr>
+                            <w:r>
+                              <w:rPr>
+                                <w:rFonts w:ascii="Cascadia Mono SemiBold" w:hAnsi="Cascadia Mono SemiBold" w:cs="Cascadia Mono SemiBold"/>
+                                <w:lang w:val="es-ES"/>
+                              </w:rPr>
+                              <w:t xml:space="preserve">  </w:t>
+                            </w:r>
+                            <w:proofErr w:type="gramStart"/>
+                            <w:r>
+                              <w:rPr>
+                                <w:rFonts w:ascii="Cascadia Mono SemiBold" w:hAnsi="Cascadia Mono SemiBold" w:cs="Cascadia Mono SemiBold"/>
+                              </w:rPr>
+                              <w:t>{ name</w:t>
+                            </w:r>
+                            <w:proofErr w:type="gramEnd"/>
+                            <w:r>
+                              <w:rPr>
+                                <w:rFonts w:ascii="Cascadia Mono SemiBold" w:hAnsi="Cascadia Mono SemiBold" w:cs="Cascadia Mono SemiBold"/>
+                              </w:rPr>
+                              <w:t>: 'auth-service', memory: 40, replicas: 3, status: 'pending' }</w:t>
+                            </w:r>
+                          </w:p>
+                          <w:p>
+                            <w:pPr>
+                              <w:pStyle w:val="Sinespaciado"/>
+                              <w:rPr>
+                                <w:rFonts w:ascii="Cascadia Mono SemiBold" w:hAnsi="Cascadia Mono SemiBold" w:cs="Cascadia Mono SemiBold"/>
+                              </w:rPr>
+                            </w:pPr>
+                            <w:r>
+                              <w:rPr>
+                                <w:rFonts w:ascii="Cascadia Mono SemiBold" w:hAnsi="Cascadia Mono SemiBold" w:cs="Cascadia Mono SemiBold"/>
+                                <w:lang w:val="es-ES"/>
+                              </w:rPr>
+                              <w:t>]</w:t>
                             </w:r>
                           </w:p>
                         </w:txbxContent>
@@ -14642,7 +15122,7 @@
           </mc:Choice>
           <mc:Fallback>
             <w:pict>
-              <v:rect w14:anchorId="367ABDFB" id="_x0000_s1034" style="position:absolute;margin-left:-34.05pt;margin-top:8.55pt;width:536.5pt;height:153pt;z-index:251675648;visibility:visible;mso-wrap-style:square;mso-width-percent:0;mso-height-percent:0;mso-wrap-distance-left:9pt;mso-wrap-distance-top:0;mso-wrap-distance-right:9pt;mso-wrap-distance-bottom:0;mso-position-horizontal:absolute;mso-position-horizontal-relative:margin;mso-position-vertical:absolute;mso-position-vertical-relative:text;mso-width-percent:0;mso-height-percent:0;mso-width-relative:margin;mso-height-relative:margin;v-text-anchor:middle" o:gfxdata="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" fillcolor="black [3213]" strokecolor="black [3213]" strokeweight="1pt">
+              <v:rect w14:anchorId="367ABDFB" id="_x0000_s1034" style="position:absolute;margin-left:-18.3pt;margin-top:7.8pt;width:513pt;height:207pt;z-index:251675648;visibility:visible;mso-wrap-style:square;mso-width-percent:0;mso-height-percent:0;mso-wrap-distance-left:9pt;mso-wrap-distance-top:0;mso-wrap-distance-right:9pt;mso-wrap-distance-bottom:0;mso-position-horizontal:absolute;mso-position-horizontal-relative:margin;mso-position-vertical:absolute;mso-position-vertical-relative:text;mso-width-percent:0;mso-height-percent:0;mso-width-relative:margin;mso-height-relative:margin;v-text-anchor:middle" o:gfxdata="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" fillcolor="black [3213]" strokecolor="black [3213]" strokeweight="1pt">
                 <v:textbox>
                   <w:txbxContent>
                     <w:p>
@@ -14650,31 +15130,41 @@
                         <w:pStyle w:val="Sinespaciado"/>
                         <w:rPr>
                           <w:rFonts w:ascii="Cascadia Mono SemiBold" w:hAnsi="Cascadia Mono SemiBold" w:cs="Cascadia Mono SemiBold"/>
-                          <w:lang w:val="es-ES"/>
                         </w:rPr>
                       </w:pPr>
                       <w:r>
                         <w:rPr>
                           <w:rFonts w:ascii="Cascadia Mono SemiBold" w:hAnsi="Cascadia Mono SemiBold" w:cs="Cascadia Mono SemiBold"/>
-                          <w:lang w:val="es-ES"/>
-                        </w:rPr>
-                        <w:t xml:space="preserve">=== </w:t>
+                        </w:rPr>
+                        <w:t xml:space="preserve">=== Pods con </w:t>
                       </w:r>
                       <w:proofErr w:type="spellStart"/>
                       <w:r>
                         <w:rPr>
                           <w:rFonts w:ascii="Cascadia Mono SemiBold" w:hAnsi="Cascadia Mono SemiBold" w:cs="Cascadia Mono SemiBold"/>
-                          <w:lang w:val="es-ES"/>
-                        </w:rPr>
-                        <w:t>Pods</w:t>
+                        </w:rPr>
+                        <w:t>memoria</w:t>
                       </w:r>
                       <w:proofErr w:type="spellEnd"/>
                       <w:r>
                         <w:rPr>
                           <w:rFonts w:ascii="Cascadia Mono SemiBold" w:hAnsi="Cascadia Mono SemiBold" w:cs="Cascadia Mono SemiBold"/>
-                          <w:lang w:val="es-ES"/>
-                        </w:rPr>
-                        <w:t xml:space="preserve"> con memoria alta ===</w:t>
+                        </w:rPr>
+                        <w:t xml:space="preserve"> </w:t>
+                      </w:r>
+                      <w:proofErr w:type="spellStart"/>
+                      <w:r>
+                        <w:rPr>
+                          <w:rFonts w:ascii="Cascadia Mono SemiBold" w:hAnsi="Cascadia Mono SemiBold" w:cs="Cascadia Mono SemiBold"/>
+                        </w:rPr>
+                        <w:t>alta</w:t>
+                      </w:r>
+                      <w:proofErr w:type="spellEnd"/>
+                      <w:r>
+                        <w:rPr>
+                          <w:rFonts w:ascii="Cascadia Mono SemiBold" w:hAnsi="Cascadia Mono SemiBold" w:cs="Cascadia Mono SemiBold"/>
+                        </w:rPr>
+                        <w:t xml:space="preserve"> ===</w:t>
                       </w:r>
                     </w:p>
                     <w:p>
@@ -14682,6 +15172,104 @@
                         <w:pStyle w:val="Sinespaciado"/>
                         <w:rPr>
                           <w:rFonts w:ascii="Cascadia Mono SemiBold" w:hAnsi="Cascadia Mono SemiBold" w:cs="Cascadia Mono SemiBold"/>
+                        </w:rPr>
+                      </w:pPr>
+                      <w:r>
+                        <w:rPr>
+                          <w:rFonts w:ascii="Cascadia Mono SemiBold" w:hAnsi="Cascadia Mono SemiBold" w:cs="Cascadia Mono SemiBold"/>
+                        </w:rPr>
+                        <w:t>[</w:t>
+                      </w:r>
+                    </w:p>
+                    <w:p>
+                      <w:pPr>
+                        <w:pStyle w:val="Sinespaciado"/>
+                        <w:rPr>
+                          <w:rFonts w:ascii="Cascadia Mono SemiBold" w:hAnsi="Cascadia Mono SemiBold" w:cs="Cascadia Mono SemiBold"/>
+                        </w:rPr>
+                      </w:pPr>
+                      <w:r>
+                        <w:rPr>
+                          <w:rFonts w:ascii="Cascadia Mono SemiBold" w:hAnsi="Cascadia Mono SemiBold" w:cs="Cascadia Mono SemiBold"/>
+                        </w:rPr>
+                        <w:t xml:space="preserve">  </w:t>
+                      </w:r>
+                      <w:proofErr w:type="gramStart"/>
+                      <w:r>
+                        <w:rPr>
+                          <w:rFonts w:ascii="Cascadia Mono SemiBold" w:hAnsi="Cascadia Mono SemiBold" w:cs="Cascadia Mono SemiBold"/>
+                        </w:rPr>
+                        <w:t>{ name</w:t>
+                      </w:r>
+                      <w:proofErr w:type="gramEnd"/>
+                      <w:r>
+                        <w:rPr>
+                          <w:rFonts w:ascii="Cascadia Mono SemiBold" w:hAnsi="Cascadia Mono SemiBold" w:cs="Cascadia Mono SemiBold"/>
+                        </w:rPr>
+                        <w:t>: '</w:t>
+                      </w:r>
+                      <w:proofErr w:type="spellStart"/>
+                      <w:r>
+                        <w:rPr>
+                          <w:rFonts w:ascii="Cascadia Mono SemiBold" w:hAnsi="Cascadia Mono SemiBold" w:cs="Cascadia Mono SemiBold"/>
+                        </w:rPr>
+                        <w:t>api</w:t>
+                      </w:r>
+                      <w:proofErr w:type="spellEnd"/>
+                      <w:r>
+                        <w:rPr>
+                          <w:rFonts w:ascii="Cascadia Mono SemiBold" w:hAnsi="Cascadia Mono SemiBold" w:cs="Cascadia Mono SemiBold"/>
+                        </w:rPr>
+                        <w:t>-service', memory: 85, replicas: 4, status: 'running' },</w:t>
+                      </w:r>
+                    </w:p>
+                    <w:p>
+                      <w:pPr>
+                        <w:pStyle w:val="Sinespaciado"/>
+                        <w:rPr>
+                          <w:rFonts w:ascii="Cascadia Mono SemiBold" w:hAnsi="Cascadia Mono SemiBold" w:cs="Cascadia Mono SemiBold"/>
+                        </w:rPr>
+                      </w:pPr>
+                      <w:r>
+                        <w:rPr>
+                          <w:rFonts w:ascii="Cascadia Mono SemiBold" w:hAnsi="Cascadia Mono SemiBold" w:cs="Cascadia Mono SemiBold"/>
+                        </w:rPr>
+                        <w:t xml:space="preserve">  </w:t>
+                      </w:r>
+                      <w:proofErr w:type="gramStart"/>
+                      <w:r>
+                        <w:rPr>
+                          <w:rFonts w:ascii="Cascadia Mono SemiBold" w:hAnsi="Cascadia Mono SemiBold" w:cs="Cascadia Mono SemiBold"/>
+                        </w:rPr>
+                        <w:t>{ name</w:t>
+                      </w:r>
+                      <w:proofErr w:type="gramEnd"/>
+                      <w:r>
+                        <w:rPr>
+                          <w:rFonts w:ascii="Cascadia Mono SemiBold" w:hAnsi="Cascadia Mono SemiBold" w:cs="Cascadia Mono SemiBold"/>
+                        </w:rPr>
+                        <w:t>: '</w:t>
+                      </w:r>
+                      <w:proofErr w:type="spellStart"/>
+                      <w:r>
+                        <w:rPr>
+                          <w:rFonts w:ascii="Cascadia Mono SemiBold" w:hAnsi="Cascadia Mono SemiBold" w:cs="Cascadia Mono SemiBold"/>
+                        </w:rPr>
+                        <w:t>db</w:t>
+                      </w:r>
+                      <w:proofErr w:type="spellEnd"/>
+                      <w:r>
+                        <w:rPr>
+                          <w:rFonts w:ascii="Cascadia Mono SemiBold" w:hAnsi="Cascadia Mono SemiBold" w:cs="Cascadia Mono SemiBold"/>
+                        </w:rPr>
+                        <w:t>-proxy', memory: 92, replicas: 2, status: 'running' }</w:t>
+                      </w:r>
+                    </w:p>
+                    <w:p>
+                      <w:pPr>
+                        <w:pStyle w:val="Sinespaciado"/>
+                        <w:rPr>
+                          <w:rFonts w:ascii="Cascadia Mono SemiBold" w:hAnsi="Cascadia Mono SemiBold" w:cs="Cascadia Mono SemiBold"/>
                           <w:lang w:val="es-ES"/>
                         </w:rPr>
                       </w:pPr>
@@ -14690,103 +15278,7 @@
                           <w:rFonts w:ascii="Cascadia Mono SemiBold" w:hAnsi="Cascadia Mono SemiBold" w:cs="Cascadia Mono SemiBold"/>
                           <w:lang w:val="es-ES"/>
                         </w:rPr>
-                        <w:t xml:space="preserve">[ { </w:t>
-                      </w:r>
-                      <w:proofErr w:type="spellStart"/>
-                      <w:r>
-                        <w:rPr>
-                          <w:rFonts w:ascii="Cascadia Mono SemiBold" w:hAnsi="Cascadia Mono SemiBold" w:cs="Cascadia Mono SemiBold"/>
-                          <w:lang w:val="es-ES"/>
-                        </w:rPr>
-                        <w:t>name</w:t>
-                      </w:r>
-                      <w:proofErr w:type="spellEnd"/>
-                      <w:r>
-                        <w:rPr>
-                          <w:rFonts w:ascii="Cascadia Mono SemiBold" w:hAnsi="Cascadia Mono SemiBold" w:cs="Cascadia Mono SemiBold"/>
-                          <w:lang w:val="es-ES"/>
-                        </w:rPr>
-                        <w:t>: 'api-</w:t>
-                      </w:r>
-                      <w:proofErr w:type="spellStart"/>
-                      <w:r>
-                        <w:rPr>
-                          <w:rFonts w:ascii="Cascadia Mono SemiBold" w:hAnsi="Cascadia Mono SemiBold" w:cs="Cascadia Mono SemiBold"/>
-                          <w:lang w:val="es-ES"/>
-                        </w:rPr>
-                        <w:t>service</w:t>
-                      </w:r>
-                      <w:proofErr w:type="spellEnd"/>
-                      <w:r>
-                        <w:rPr>
-                          <w:rFonts w:ascii="Cascadia Mono SemiBold" w:hAnsi="Cascadia Mono SemiBold" w:cs="Cascadia Mono SemiBold"/>
-                          <w:lang w:val="es-ES"/>
-                        </w:rPr>
-                        <w:t xml:space="preserve">', </w:t>
-                      </w:r>
-                      <w:proofErr w:type="spellStart"/>
-                      <w:r>
-                        <w:rPr>
-                          <w:rFonts w:ascii="Cascadia Mono SemiBold" w:hAnsi="Cascadia Mono SemiBold" w:cs="Cascadia Mono SemiBold"/>
-                          <w:lang w:val="es-ES"/>
-                        </w:rPr>
-                        <w:t>memory</w:t>
-                      </w:r>
-                      <w:proofErr w:type="spellEnd"/>
-                      <w:r>
-                        <w:rPr>
-                          <w:rFonts w:ascii="Cascadia Mono SemiBold" w:hAnsi="Cascadia Mono SemiBold" w:cs="Cascadia Mono SemiBold"/>
-                          <w:lang w:val="es-ES"/>
-                        </w:rPr>
-                        <w:t xml:space="preserve">: 85 }, { </w:t>
-                      </w:r>
-                      <w:proofErr w:type="spellStart"/>
-                      <w:r>
-                        <w:rPr>
-                          <w:rFonts w:ascii="Cascadia Mono SemiBold" w:hAnsi="Cascadia Mono SemiBold" w:cs="Cascadia Mono SemiBold"/>
-                          <w:lang w:val="es-ES"/>
-                        </w:rPr>
-                        <w:t>name</w:t>
-                      </w:r>
-                      <w:proofErr w:type="spellEnd"/>
-                      <w:r>
-                        <w:rPr>
-                          <w:rFonts w:ascii="Cascadia Mono SemiBold" w:hAnsi="Cascadia Mono SemiBold" w:cs="Cascadia Mono SemiBold"/>
-                          <w:lang w:val="es-ES"/>
-                        </w:rPr>
-                        <w:t>: '</w:t>
-                      </w:r>
-                      <w:proofErr w:type="spellStart"/>
-                      <w:r>
-                        <w:rPr>
-                          <w:rFonts w:ascii="Cascadia Mono SemiBold" w:hAnsi="Cascadia Mono SemiBold" w:cs="Cascadia Mono SemiBold"/>
-                          <w:lang w:val="es-ES"/>
-                        </w:rPr>
-                        <w:t>db</w:t>
-                      </w:r>
-                      <w:proofErr w:type="spellEnd"/>
-                      <w:r>
-                        <w:rPr>
-                          <w:rFonts w:ascii="Cascadia Mono SemiBold" w:hAnsi="Cascadia Mono SemiBold" w:cs="Cascadia Mono SemiBold"/>
-                          <w:lang w:val="es-ES"/>
-                        </w:rPr>
-                        <w:t xml:space="preserve">-proxy', </w:t>
-                      </w:r>
-                      <w:proofErr w:type="spellStart"/>
-                      <w:r>
-                        <w:rPr>
-                          <w:rFonts w:ascii="Cascadia Mono SemiBold" w:hAnsi="Cascadia Mono SemiBold" w:cs="Cascadia Mono SemiBold"/>
-                          <w:lang w:val="es-ES"/>
-                        </w:rPr>
-                        <w:t>memory</w:t>
-                      </w:r>
-                      <w:proofErr w:type="spellEnd"/>
-                      <w:r>
-                        <w:rPr>
-                          <w:rFonts w:ascii="Cascadia Mono SemiBold" w:hAnsi="Cascadia Mono SemiBold" w:cs="Cascadia Mono SemiBold"/>
-                          <w:lang w:val="es-ES"/>
-                        </w:rPr>
-                        <w:t>: 92 } ]</w:t>
+                        <w:t>]</w:t>
                       </w:r>
                     </w:p>
                     <w:p>
@@ -14853,8 +15345,16 @@
                         <w:rPr>
                           <w:rFonts w:ascii="Cascadia Mono SemiBold" w:hAnsi="Cascadia Mono SemiBold" w:cs="Cascadia Mono SemiBold"/>
                         </w:rPr>
-                        <w:t>-proxy', 'cache' ]</w:t>
-                      </w:r>
+                        <w:t>-proxy', 'cache</w:t>
+                      </w:r>
+                      <w:proofErr w:type="gramStart"/>
+                      <w:r>
+                        <w:rPr>
+                          <w:rFonts w:ascii="Cascadia Mono SemiBold" w:hAnsi="Cascadia Mono SemiBold" w:cs="Cascadia Mono SemiBold"/>
+                        </w:rPr>
+                        <w:t>' ]</w:t>
+                      </w:r>
+                      <w:proofErr w:type="gramEnd"/>
                     </w:p>
                     <w:p>
                       <w:pPr>
@@ -14869,55 +15369,31 @@
                         <w:pStyle w:val="Sinespaciado"/>
                         <w:rPr>
                           <w:rFonts w:ascii="Cascadia Mono SemiBold" w:hAnsi="Cascadia Mono SemiBold" w:cs="Cascadia Mono SemiBold"/>
+                          <w:lang w:val="es-ES"/>
                         </w:rPr>
                       </w:pPr>
                       <w:r>
                         <w:rPr>
                           <w:rFonts w:ascii="Cascadia Mono SemiBold" w:hAnsi="Cascadia Mono SemiBold" w:cs="Cascadia Mono SemiBold"/>
-                        </w:rPr>
-                        <w:t xml:space="preserve">=== </w:t>
+                          <w:lang w:val="es-ES"/>
+                        </w:rPr>
+                        <w:t xml:space="preserve">=== Buscar </w:t>
                       </w:r>
                       <w:proofErr w:type="spellStart"/>
                       <w:r>
                         <w:rPr>
                           <w:rFonts w:ascii="Cascadia Mono SemiBold" w:hAnsi="Cascadia Mono SemiBold" w:cs="Cascadia Mono SemiBold"/>
-                        </w:rPr>
-                        <w:t>Buscar</w:t>
+                          <w:lang w:val="es-ES"/>
+                        </w:rPr>
+                        <w:t>pod</w:t>
                       </w:r>
                       <w:proofErr w:type="spellEnd"/>
                       <w:r>
                         <w:rPr>
                           <w:rFonts w:ascii="Cascadia Mono SemiBold" w:hAnsi="Cascadia Mono SemiBold" w:cs="Cascadia Mono SemiBold"/>
-                        </w:rPr>
-                        <w:t xml:space="preserve"> pod </w:t>
-                      </w:r>
-                      <w:proofErr w:type="spellStart"/>
-                      <w:r>
-                        <w:rPr>
-                          <w:rFonts w:ascii="Cascadia Mono SemiBold" w:hAnsi="Cascadia Mono SemiBold" w:cs="Cascadia Mono SemiBold"/>
-                        </w:rPr>
-                        <w:t>por</w:t>
-                      </w:r>
-                      <w:proofErr w:type="spellEnd"/>
-                      <w:r>
-                        <w:rPr>
-                          <w:rFonts w:ascii="Cascadia Mono SemiBold" w:hAnsi="Cascadia Mono SemiBold" w:cs="Cascadia Mono SemiBold"/>
-                        </w:rPr>
-                        <w:t xml:space="preserve"> </w:t>
-                      </w:r>
-                      <w:proofErr w:type="spellStart"/>
-                      <w:r>
-                        <w:rPr>
-                          <w:rFonts w:ascii="Cascadia Mono SemiBold" w:hAnsi="Cascadia Mono SemiBold" w:cs="Cascadia Mono SemiBold"/>
-                        </w:rPr>
-                        <w:t>nombre</w:t>
-                      </w:r>
-                      <w:proofErr w:type="spellEnd"/>
-                      <w:r>
-                        <w:rPr>
-                          <w:rFonts w:ascii="Cascadia Mono SemiBold" w:hAnsi="Cascadia Mono SemiBold" w:cs="Cascadia Mono SemiBold"/>
-                        </w:rPr>
-                        <w:t xml:space="preserve"> ===</w:t>
+                          <w:lang w:val="es-ES"/>
+                        </w:rPr>
+                        <w:t xml:space="preserve"> por nombre ===</w:t>
                       </w:r>
                     </w:p>
                     <w:p>
@@ -14925,13 +15401,59 @@
                         <w:pStyle w:val="Sinespaciado"/>
                         <w:rPr>
                           <w:rFonts w:ascii="Cascadia Mono SemiBold" w:hAnsi="Cascadia Mono SemiBold" w:cs="Cascadia Mono SemiBold"/>
+                          <w:lang w:val="es-ES"/>
                         </w:rPr>
                       </w:pPr>
                       <w:r>
                         <w:rPr>
                           <w:rFonts w:ascii="Cascadia Mono SemiBold" w:hAnsi="Cascadia Mono SemiBold" w:cs="Cascadia Mono SemiBold"/>
-                        </w:rPr>
-                        <w:t>{ name: 'auth-service', memory: 40, replicas: 3, status: 'running' }</w:t>
+                          <w:lang w:val="es-ES"/>
+                        </w:rPr>
+                        <w:t>[</w:t>
+                      </w:r>
+                    </w:p>
+                    <w:p>
+                      <w:pPr>
+                        <w:pStyle w:val="Sinespaciado"/>
+                        <w:rPr>
+                          <w:rFonts w:ascii="Cascadia Mono SemiBold" w:hAnsi="Cascadia Mono SemiBold" w:cs="Cascadia Mono SemiBold"/>
+                        </w:rPr>
+                      </w:pPr>
+                      <w:r>
+                        <w:rPr>
+                          <w:rFonts w:ascii="Cascadia Mono SemiBold" w:hAnsi="Cascadia Mono SemiBold" w:cs="Cascadia Mono SemiBold"/>
+                          <w:lang w:val="es-ES"/>
+                        </w:rPr>
+                        <w:t xml:space="preserve">  </w:t>
+                      </w:r>
+                      <w:proofErr w:type="gramStart"/>
+                      <w:r>
+                        <w:rPr>
+                          <w:rFonts w:ascii="Cascadia Mono SemiBold" w:hAnsi="Cascadia Mono SemiBold" w:cs="Cascadia Mono SemiBold"/>
+                        </w:rPr>
+                        <w:t>{ name</w:t>
+                      </w:r>
+                      <w:proofErr w:type="gramEnd"/>
+                      <w:r>
+                        <w:rPr>
+                          <w:rFonts w:ascii="Cascadia Mono SemiBold" w:hAnsi="Cascadia Mono SemiBold" w:cs="Cascadia Mono SemiBold"/>
+                        </w:rPr>
+                        <w:t>: 'auth-service', memory: 40, replicas: 3, status: 'pending' }</w:t>
+                      </w:r>
+                    </w:p>
+                    <w:p>
+                      <w:pPr>
+                        <w:pStyle w:val="Sinespaciado"/>
+                        <w:rPr>
+                          <w:rFonts w:ascii="Cascadia Mono SemiBold" w:hAnsi="Cascadia Mono SemiBold" w:cs="Cascadia Mono SemiBold"/>
+                        </w:rPr>
+                      </w:pPr>
+                      <w:r>
+                        <w:rPr>
+                          <w:rFonts w:ascii="Cascadia Mono SemiBold" w:hAnsi="Cascadia Mono SemiBold" w:cs="Cascadia Mono SemiBold"/>
+                          <w:lang w:val="es-ES"/>
+                        </w:rPr>
+                        <w:t>]</w:t>
                       </w:r>
                     </w:p>
                   </w:txbxContent>
@@ -14961,46 +15483,687 @@
     </w:p>
     <w:p>
       <w:pPr>
-        <w:pStyle w:val="Sinespaciado"/>
-        <w:rPr>
-          <w:lang w:val="es-ES"/>
-        </w:rPr>
-      </w:pPr>
-    </w:p>
-    <w:p>
-      <w:pPr>
-        <w:rPr>
-          <w:lang w:val="es-ES"/>
-        </w:rPr>
-      </w:pPr>
-    </w:p>
-    <w:p>
-      <w:pPr>
-        <w:rPr>
-          <w:lang w:val="es-ES"/>
-        </w:rPr>
-      </w:pPr>
-    </w:p>
-    <w:p>
-      <w:pPr>
-        <w:rPr>
-          <w:lang w:val="es-ES"/>
-        </w:rPr>
-      </w:pPr>
-    </w:p>
-    <w:p>
-      <w:pPr>
-        <w:rPr>
-          <w:lang w:val="es-ES"/>
-        </w:rPr>
-      </w:pPr>
-    </w:p>
-    <w:p>
-      <w:pPr>
-        <w:rPr>
-          <w:lang w:val="es-ES"/>
-        </w:rPr>
-      </w:pPr>
+        <w:rPr>
+          <w:lang w:val="es-ES"/>
+        </w:rPr>
+      </w:pPr>
+    </w:p>
+    <w:p>
+      <w:pPr>
+        <w:rPr>
+          <w:lang w:val="es-ES"/>
+        </w:rPr>
+      </w:pPr>
+    </w:p>
+    <w:p>
+      <w:pPr>
+        <w:rPr>
+          <w:lang w:val="es-ES"/>
+        </w:rPr>
+      </w:pPr>
+    </w:p>
+    <w:p>
+      <w:pPr>
+        <w:rPr>
+          <w:lang w:val="es-ES"/>
+        </w:rPr>
+      </w:pPr>
+    </w:p>
+    <w:p>
+      <w:pPr>
+        <w:pageBreakBefore/>
+        <w:rPr>
+          <w:b/>
+          <w:bCs/>
+          <w:lang w:val="es-ES"/>
+        </w:rPr>
+      </w:pPr>
+      <w:r>
+        <w:rPr>
+          <w:b/>
+          <w:bCs/>
+          <w:lang w:val="es-ES"/>
+        </w:rPr>
+        <w:lastRenderedPageBreak/>
+        <w:t>Data</w:t>
+      </w:r>
+    </w:p>
+    <w:p>
+      <w:pPr>
+        <w:pStyle w:val="Sinespaciado"/>
+        <w:rPr>
+          <w:b/>
+          <w:bCs/>
+          <w:i/>
+          <w:iCs/>
+        </w:rPr>
+      </w:pPr>
+      <w:r>
+        <w:rPr>
+          <w:b/>
+          <w:bCs/>
+          <w:i/>
+          <w:iCs/>
+        </w:rPr>
+        <w:t>Pod 1</w:t>
+      </w:r>
+    </w:p>
+    <w:p>
+      <w:pPr>
+        <w:pStyle w:val="Sinespaciado"/>
+        <w:numPr>
+          <w:ilvl w:val="0"/>
+          <w:numId w:val="31"/>
+        </w:numPr>
+      </w:pPr>
+      <w:r>
+        <w:rPr>
+          <w:b/>
+          <w:bCs/>
+        </w:rPr>
+        <w:t>name:</w:t>
+      </w:r>
+      <w:r>
+        <w:t xml:space="preserve"> </w:t>
+      </w:r>
+      <w:proofErr w:type="spellStart"/>
+      <w:r>
+        <w:t>api</w:t>
+      </w:r>
+      <w:proofErr w:type="spellEnd"/>
+      <w:r>
+        <w:t>-service</w:t>
+      </w:r>
+    </w:p>
+    <w:p>
+      <w:pPr>
+        <w:pStyle w:val="Sinespaciado"/>
+        <w:numPr>
+          <w:ilvl w:val="0"/>
+          <w:numId w:val="31"/>
+        </w:numPr>
+      </w:pPr>
+      <w:r>
+        <w:rPr>
+          <w:b/>
+          <w:bCs/>
+        </w:rPr>
+        <w:t>memory:</w:t>
+      </w:r>
+      <w:r>
+        <w:t xml:space="preserve"> 85</w:t>
+      </w:r>
+    </w:p>
+    <w:p>
+      <w:pPr>
+        <w:pStyle w:val="Sinespaciado"/>
+        <w:numPr>
+          <w:ilvl w:val="0"/>
+          <w:numId w:val="31"/>
+        </w:numPr>
+        <w:rPr>
+          <w:lang w:val="es-ES"/>
+        </w:rPr>
+      </w:pPr>
+      <w:r>
+        <w:rPr>
+          <w:b/>
+          <w:bCs/>
+          <w:lang w:val="es-ES"/>
+        </w:rPr>
+        <w:t>replicas:</w:t>
+      </w:r>
+      <w:r>
+        <w:rPr>
+          <w:lang w:val="es-ES"/>
+        </w:rPr>
+        <w:t xml:space="preserve"> 4 </w:t>
+      </w:r>
+      <w:r>
+        <w:rPr>
+          <w:i/>
+          <w:iCs/>
+          <w:lang w:val="es-ES"/>
+        </w:rPr>
+        <w:t>(inventa el número, no está en la salida)</w:t>
+      </w:r>
+    </w:p>
+    <w:p>
+      <w:pPr>
+        <w:pStyle w:val="Sinespaciado"/>
+        <w:numPr>
+          <w:ilvl w:val="0"/>
+          <w:numId w:val="31"/>
+        </w:numPr>
+      </w:pPr>
+      <w:r>
+        <w:rPr>
+          <w:b/>
+          <w:bCs/>
+        </w:rPr>
+        <w:t>status:</w:t>
+      </w:r>
+      <w:r>
+        <w:t xml:space="preserve"> running</w:t>
+      </w:r>
+    </w:p>
+    <w:p>
+      <w:pPr>
+        <w:pStyle w:val="Sinespaciado"/>
+      </w:pPr>
+    </w:p>
+    <w:p>
+      <w:pPr>
+        <w:pStyle w:val="Sinespaciado"/>
+        <w:rPr>
+          <w:b/>
+          <w:bCs/>
+          <w:i/>
+          <w:iCs/>
+        </w:rPr>
+      </w:pPr>
+      <w:r>
+        <w:rPr>
+          <w:b/>
+          <w:bCs/>
+          <w:i/>
+          <w:iCs/>
+        </w:rPr>
+        <w:t>Pod 2</w:t>
+      </w:r>
+    </w:p>
+    <w:p>
+      <w:pPr>
+        <w:pStyle w:val="Sinespaciado"/>
+        <w:numPr>
+          <w:ilvl w:val="0"/>
+          <w:numId w:val="30"/>
+        </w:numPr>
+      </w:pPr>
+      <w:r>
+        <w:rPr>
+          <w:b/>
+          <w:bCs/>
+        </w:rPr>
+        <w:t>name:</w:t>
+      </w:r>
+      <w:r>
+        <w:t xml:space="preserve"> auth-service</w:t>
+      </w:r>
+    </w:p>
+    <w:p>
+      <w:pPr>
+        <w:pStyle w:val="Sinespaciado"/>
+        <w:numPr>
+          <w:ilvl w:val="0"/>
+          <w:numId w:val="30"/>
+        </w:numPr>
+        <w:rPr>
+          <w:lang w:val="es-ES"/>
+        </w:rPr>
+      </w:pPr>
+      <w:proofErr w:type="spellStart"/>
+      <w:r>
+        <w:rPr>
+          <w:b/>
+          <w:bCs/>
+          <w:lang w:val="es-ES"/>
+        </w:rPr>
+        <w:t>memory</w:t>
+      </w:r>
+      <w:proofErr w:type="spellEnd"/>
+      <w:r>
+        <w:rPr>
+          <w:b/>
+          <w:bCs/>
+          <w:lang w:val="es-ES"/>
+        </w:rPr>
+        <w:t>:</w:t>
+      </w:r>
+      <w:r>
+        <w:rPr>
+          <w:lang w:val="es-ES"/>
+        </w:rPr>
+        <w:t xml:space="preserve"> 40</w:t>
+      </w:r>
+    </w:p>
+    <w:p>
+      <w:pPr>
+        <w:pStyle w:val="Sinespaciado"/>
+        <w:numPr>
+          <w:ilvl w:val="0"/>
+          <w:numId w:val="30"/>
+        </w:numPr>
+        <w:rPr>
+          <w:lang w:val="es-ES"/>
+        </w:rPr>
+      </w:pPr>
+      <w:r>
+        <w:rPr>
+          <w:b/>
+          <w:bCs/>
+          <w:lang w:val="es-ES"/>
+        </w:rPr>
+        <w:t>replicas:</w:t>
+      </w:r>
+      <w:r>
+        <w:rPr>
+          <w:lang w:val="es-ES"/>
+        </w:rPr>
+        <w:t xml:space="preserve"> 3 </w:t>
+      </w:r>
+      <w:r>
+        <w:rPr>
+          <w:i/>
+          <w:iCs/>
+          <w:lang w:val="es-ES"/>
+        </w:rPr>
+        <w:t>(este SÍ está confirmado en la salida)</w:t>
+      </w:r>
+    </w:p>
+    <w:p>
+      <w:pPr>
+        <w:pStyle w:val="Sinespaciado"/>
+        <w:numPr>
+          <w:ilvl w:val="0"/>
+          <w:numId w:val="30"/>
+        </w:numPr>
+        <w:rPr>
+          <w:i/>
+          <w:iCs/>
+          <w:lang w:val="es-ES"/>
+        </w:rPr>
+      </w:pPr>
+      <w:proofErr w:type="gramStart"/>
+      <w:r>
+        <w:rPr>
+          <w:b/>
+          <w:bCs/>
+          <w:lang w:val="es-ES"/>
+        </w:rPr>
+        <w:t>status</w:t>
+      </w:r>
+      <w:proofErr w:type="gramEnd"/>
+      <w:r>
+        <w:rPr>
+          <w:b/>
+          <w:bCs/>
+          <w:lang w:val="es-ES"/>
+        </w:rPr>
+        <w:t>:</w:t>
+      </w:r>
+      <w:r>
+        <w:rPr>
+          <w:lang w:val="es-ES"/>
+        </w:rPr>
+        <w:t xml:space="preserve"> running </w:t>
+      </w:r>
+      <w:r>
+        <w:rPr>
+          <w:i/>
+          <w:iCs/>
+          <w:lang w:val="es-ES"/>
+        </w:rPr>
+        <w:t>(este también confirmado)</w:t>
+      </w:r>
+    </w:p>
+    <w:p>
+      <w:pPr>
+        <w:pStyle w:val="Sinespaciado"/>
+        <w:rPr>
+          <w:lang w:val="es-ES"/>
+        </w:rPr>
+      </w:pPr>
+    </w:p>
+    <w:p>
+      <w:pPr>
+        <w:pStyle w:val="Sinespaciado"/>
+        <w:rPr>
+          <w:b/>
+          <w:bCs/>
+          <w:i/>
+          <w:iCs/>
+        </w:rPr>
+      </w:pPr>
+      <w:r>
+        <w:rPr>
+          <w:b/>
+          <w:bCs/>
+          <w:i/>
+          <w:iCs/>
+        </w:rPr>
+        <w:t>Pod 3</w:t>
+      </w:r>
+    </w:p>
+    <w:p>
+      <w:pPr>
+        <w:pStyle w:val="Sinespaciado"/>
+        <w:numPr>
+          <w:ilvl w:val="0"/>
+          <w:numId w:val="29"/>
+        </w:numPr>
+      </w:pPr>
+      <w:r>
+        <w:rPr>
+          <w:b/>
+          <w:bCs/>
+        </w:rPr>
+        <w:t>name:</w:t>
+      </w:r>
+      <w:r>
+        <w:t xml:space="preserve"> </w:t>
+      </w:r>
+      <w:proofErr w:type="spellStart"/>
+      <w:r>
+        <w:t>db</w:t>
+      </w:r>
+      <w:proofErr w:type="spellEnd"/>
+      <w:r>
+        <w:t>-proxy</w:t>
+      </w:r>
+    </w:p>
+    <w:p>
+      <w:pPr>
+        <w:pStyle w:val="Sinespaciado"/>
+        <w:numPr>
+          <w:ilvl w:val="0"/>
+          <w:numId w:val="29"/>
+        </w:numPr>
+      </w:pPr>
+      <w:r>
+        <w:rPr>
+          <w:b/>
+          <w:bCs/>
+        </w:rPr>
+        <w:t>memory:</w:t>
+      </w:r>
+      <w:r>
+        <w:t xml:space="preserve"> 92</w:t>
+      </w:r>
+    </w:p>
+    <w:p>
+      <w:pPr>
+        <w:pStyle w:val="Sinespaciado"/>
+        <w:numPr>
+          <w:ilvl w:val="0"/>
+          <w:numId w:val="29"/>
+        </w:numPr>
+        <w:rPr>
+          <w:lang w:val="es-ES"/>
+        </w:rPr>
+      </w:pPr>
+      <w:r>
+        <w:rPr>
+          <w:b/>
+          <w:bCs/>
+          <w:lang w:val="es-ES"/>
+        </w:rPr>
+        <w:t>replicas:</w:t>
+      </w:r>
+      <w:r>
+        <w:rPr>
+          <w:lang w:val="es-ES"/>
+        </w:rPr>
+        <w:t xml:space="preserve"> 2 </w:t>
+      </w:r>
+      <w:r>
+        <w:rPr>
+          <w:i/>
+          <w:iCs/>
+          <w:lang w:val="es-ES"/>
+        </w:rPr>
+        <w:t>(inventa el número)</w:t>
+      </w:r>
+    </w:p>
+    <w:p>
+      <w:pPr>
+        <w:pStyle w:val="Sinespaciado"/>
+        <w:numPr>
+          <w:ilvl w:val="0"/>
+          <w:numId w:val="29"/>
+        </w:numPr>
+        <w:rPr>
+          <w:i/>
+          <w:iCs/>
+          <w:lang w:val="es-ES"/>
+        </w:rPr>
+      </w:pPr>
+      <w:proofErr w:type="gramStart"/>
+      <w:r>
+        <w:rPr>
+          <w:b/>
+          <w:bCs/>
+          <w:lang w:val="es-ES"/>
+        </w:rPr>
+        <w:t>status</w:t>
+      </w:r>
+      <w:proofErr w:type="gramEnd"/>
+      <w:r>
+        <w:rPr>
+          <w:b/>
+          <w:bCs/>
+          <w:lang w:val="es-ES"/>
+        </w:rPr>
+        <w:t>:</w:t>
+      </w:r>
+      <w:r>
+        <w:rPr>
+          <w:lang w:val="es-ES"/>
+        </w:rPr>
+        <w:t xml:space="preserve"> running </w:t>
+      </w:r>
+      <w:r>
+        <w:rPr>
+          <w:i/>
+          <w:iCs/>
+          <w:lang w:val="es-ES"/>
+        </w:rPr>
+        <w:t>(o el que quieras, no se revela)</w:t>
+      </w:r>
+    </w:p>
+    <w:p>
+      <w:pPr>
+        <w:pStyle w:val="Sinespaciado"/>
+        <w:rPr>
+          <w:lang w:val="es-ES"/>
+        </w:rPr>
+      </w:pPr>
+    </w:p>
+    <w:p>
+      <w:pPr>
+        <w:pStyle w:val="Sinespaciado"/>
+        <w:rPr>
+          <w:b/>
+          <w:bCs/>
+          <w:i/>
+          <w:iCs/>
+          <w:lang w:val="es-ES"/>
+        </w:rPr>
+      </w:pPr>
+      <w:proofErr w:type="spellStart"/>
+      <w:r>
+        <w:rPr>
+          <w:b/>
+          <w:bCs/>
+          <w:i/>
+          <w:iCs/>
+          <w:lang w:val="es-ES"/>
+        </w:rPr>
+        <w:t>Pod</w:t>
+      </w:r>
+      <w:proofErr w:type="spellEnd"/>
+      <w:r>
+        <w:rPr>
+          <w:b/>
+          <w:bCs/>
+          <w:i/>
+          <w:iCs/>
+          <w:lang w:val="es-ES"/>
+        </w:rPr>
+        <w:t xml:space="preserve"> 4</w:t>
+      </w:r>
+    </w:p>
+    <w:p>
+      <w:pPr>
+        <w:pStyle w:val="Sinespaciado"/>
+        <w:numPr>
+          <w:ilvl w:val="0"/>
+          <w:numId w:val="28"/>
+        </w:numPr>
+        <w:rPr>
+          <w:lang w:val="es-ES"/>
+        </w:rPr>
+      </w:pPr>
+      <w:proofErr w:type="spellStart"/>
+      <w:r>
+        <w:rPr>
+          <w:b/>
+          <w:bCs/>
+          <w:lang w:val="es-ES"/>
+        </w:rPr>
+        <w:t>name</w:t>
+      </w:r>
+      <w:proofErr w:type="spellEnd"/>
+      <w:r>
+        <w:rPr>
+          <w:b/>
+          <w:bCs/>
+          <w:lang w:val="es-ES"/>
+        </w:rPr>
+        <w:t>:</w:t>
+      </w:r>
+      <w:r>
+        <w:rPr>
+          <w:lang w:val="es-ES"/>
+        </w:rPr>
+        <w:t xml:space="preserve"> cache</w:t>
+      </w:r>
+    </w:p>
+    <w:p>
+      <w:pPr>
+        <w:pStyle w:val="Sinespaciado"/>
+        <w:numPr>
+          <w:ilvl w:val="0"/>
+          <w:numId w:val="28"/>
+        </w:numPr>
+        <w:rPr>
+          <w:lang w:val="es-ES"/>
+        </w:rPr>
+      </w:pPr>
+      <w:proofErr w:type="spellStart"/>
+      <w:r>
+        <w:rPr>
+          <w:b/>
+          <w:bCs/>
+          <w:lang w:val="es-ES"/>
+        </w:rPr>
+        <w:t>memory</w:t>
+      </w:r>
+      <w:proofErr w:type="spellEnd"/>
+      <w:r>
+        <w:rPr>
+          <w:b/>
+          <w:bCs/>
+          <w:lang w:val="es-ES"/>
+        </w:rPr>
+        <w:t>:</w:t>
+      </w:r>
+      <w:r>
+        <w:rPr>
+          <w:lang w:val="es-ES"/>
+        </w:rPr>
+        <w:t xml:space="preserve"> algo entre 0 y 80 (por ejemplo 60, 70, 50... cualquiera menor o igual a 80 sirve, porque no debe aparecer en el filtro de "memoria mayor de 80%")</w:t>
+      </w:r>
+    </w:p>
+    <w:p>
+      <w:pPr>
+        <w:pStyle w:val="Sinespaciado"/>
+        <w:numPr>
+          <w:ilvl w:val="0"/>
+          <w:numId w:val="28"/>
+        </w:numPr>
+        <w:rPr>
+          <w:lang w:val="es-ES"/>
+        </w:rPr>
+      </w:pPr>
+      <w:r>
+        <w:rPr>
+          <w:b/>
+          <w:bCs/>
+          <w:lang w:val="es-ES"/>
+        </w:rPr>
+        <w:t>replicas:</w:t>
+      </w:r>
+      <w:r>
+        <w:rPr>
+          <w:lang w:val="es-ES"/>
+        </w:rPr>
+        <w:t xml:space="preserve"> el número que quieras</w:t>
+      </w:r>
+    </w:p>
+    <w:p>
+      <w:pPr>
+        <w:pStyle w:val="Sinespaciado"/>
+        <w:numPr>
+          <w:ilvl w:val="0"/>
+          <w:numId w:val="28"/>
+        </w:numPr>
+        <w:rPr>
+          <w:lang w:val="es-ES"/>
+        </w:rPr>
+      </w:pPr>
+      <w:proofErr w:type="gramStart"/>
+      <w:r>
+        <w:rPr>
+          <w:b/>
+          <w:bCs/>
+          <w:lang w:val="es-ES"/>
+        </w:rPr>
+        <w:t>status</w:t>
+      </w:r>
+      <w:proofErr w:type="gramEnd"/>
+      <w:r>
+        <w:rPr>
+          <w:b/>
+          <w:bCs/>
+          <w:lang w:val="es-ES"/>
+        </w:rPr>
+        <w:t>:</w:t>
+      </w:r>
+      <w:r>
+        <w:rPr>
+          <w:lang w:val="es-ES"/>
+        </w:rPr>
+        <w:t xml:space="preserve"> el que quieras (running, </w:t>
+      </w:r>
+      <w:proofErr w:type="spellStart"/>
+      <w:r>
+        <w:rPr>
+          <w:lang w:val="es-ES"/>
+        </w:rPr>
+        <w:t>pending</w:t>
+      </w:r>
+      <w:proofErr w:type="spellEnd"/>
+      <w:r>
+        <w:rPr>
+          <w:lang w:val="es-ES"/>
+        </w:rPr>
+        <w:t xml:space="preserve">, </w:t>
+      </w:r>
+      <w:proofErr w:type="spellStart"/>
+      <w:r>
+        <w:rPr>
+          <w:lang w:val="es-ES"/>
+        </w:rPr>
+        <w:t>etc</w:t>
+      </w:r>
+      <w:proofErr w:type="spellEnd"/>
+      <w:r>
+        <w:rPr>
+          <w:lang w:val="es-ES"/>
+        </w:rPr>
+        <w:t>)</w:t>
+      </w:r>
     </w:p>
     <w:p>
       <w:pPr>
@@ -15164,7 +16327,36 @@
         <w:t xml:space="preserve">: </w:t>
       </w:r>
       <w:r>
+        <w:rPr>
+          <w:lang w:val="es-ES"/>
+        </w:rPr>
         <w:t>console.log</w:t>
+      </w:r>
+      <w:r>
+        <w:rPr>
+          <w:lang w:val="es-ES"/>
+        </w:rPr>
+        <w:t xml:space="preserve">, </w:t>
+      </w:r>
+      <w:r>
+        <w:rPr>
+          <w:lang w:val="es-ES"/>
+        </w:rPr>
+        <w:t>…</w:t>
+      </w:r>
+      <w:proofErr w:type="spellStart"/>
+      <w:r>
+        <w:rPr>
+          <w:lang w:val="es-ES"/>
+        </w:rPr>
+        <w:t>rest</w:t>
+      </w:r>
+      <w:proofErr w:type="spellEnd"/>
+      <w:r>
+        <w:rPr>
+          <w:lang w:val="es-ES"/>
+        </w:rPr>
+        <w:t>.</w:t>
       </w:r>
     </w:p>
     <w:p>
@@ -15325,8 +16517,8 @@
           <w:numId w:val="20"/>
         </w:numPr>
         <w:rPr>
-          <w:i/>
-          <w:iCs/>
+          <w:b/>
+          <w:bCs/>
           <w:lang w:val="es-ES"/>
         </w:rPr>
       </w:pPr>
@@ -15338,51 +16530,32 @@
         </w:rPr>
         <w:t>Desestructurar en parámetros de una función</w:t>
       </w:r>
-    </w:p>
-    <w:p>
-      <w:pPr>
-        <w:pStyle w:val="Sinespaciado"/>
-        <w:numPr>
-          <w:ilvl w:val="0"/>
-          <w:numId w:val="20"/>
-        </w:numPr>
-        <w:rPr>
-          <w:i/>
-          <w:iCs/>
-        </w:rPr>
-      </w:pPr>
-      <w:r>
-        <w:rPr>
-          <w:i/>
-          <w:iCs/>
-        </w:rPr>
-        <w:t xml:space="preserve">Usar rest ... </w:t>
+      <w:r>
+        <w:rPr>
+          <w:i/>
+          <w:iCs/>
+          <w:lang w:val="es-ES"/>
+        </w:rPr>
+        <w:t xml:space="preserve">, </w:t>
       </w:r>
       <w:proofErr w:type="spellStart"/>
       <w:r>
         <w:rPr>
           <w:i/>
           <w:iCs/>
-        </w:rPr>
-        <w:t>en</w:t>
+          <w:lang w:val="es-ES"/>
+        </w:rPr>
+        <w:t>etc</w:t>
       </w:r>
       <w:proofErr w:type="spellEnd"/>
       <w:r>
         <w:rPr>
           <w:i/>
           <w:iCs/>
-        </w:rPr>
-        <w:t xml:space="preserve"> </w:t>
-      </w:r>
-      <w:proofErr w:type="spellStart"/>
-      <w:r>
-        <w:rPr>
-          <w:i/>
-          <w:iCs/>
-        </w:rPr>
-        <w:t>desestructuración</w:t>
-      </w:r>
-      <w:proofErr w:type="spellEnd"/>
+          <w:lang w:val="es-ES"/>
+        </w:rPr>
+        <w:t>…</w:t>
+      </w:r>
     </w:p>
     <w:p>
       <w:pPr>
@@ -15427,7 +16600,7 @@
         <mc:AlternateContent>
           <mc:Choice Requires="wps">
             <w:drawing>
-              <wp:anchor distT="0" distB="0" distL="114300" distR="114300" simplePos="0" relativeHeight="251677696" behindDoc="0" locked="0" layoutInCell="1" allowOverlap="1" wp14:anchorId="2932197C" wp14:editId="3A9F668C">
+              <wp:anchor distT="0" distB="0" distL="114300" distR="114300" simplePos="0" relativeHeight="251677696" behindDoc="0" locked="0" layoutInCell="1" allowOverlap="1" wp14:anchorId="2932197C" wp14:editId="2F72D391">
                 <wp:simplePos x="0" y="0"/>
                 <wp:positionH relativeFrom="margin">
                   <wp:align>left</wp:align>
@@ -15435,7 +16608,7 @@
                 <wp:positionV relativeFrom="paragraph">
                   <wp:posOffset>111125</wp:posOffset>
                 </wp:positionV>
-                <wp:extent cx="6124575" cy="2400300"/>
+                <wp:extent cx="6124575" cy="3657600"/>
                 <wp:effectExtent l="0" t="0" r="28575" b="19050"/>
                 <wp:wrapNone/>
                 <wp:docPr id="408852397" name="Rectángulo 2"/>
@@ -15447,7 +16620,7 @@
                       <wps:spPr>
                         <a:xfrm>
                           <a:off x="0" y="0"/>
-                          <a:ext cx="6124575" cy="2400300"/>
+                          <a:ext cx="6124575" cy="3657600"/>
                         </a:xfrm>
                         <a:prstGeom prst="rect">
                           <a:avLst/>
@@ -15704,7 +16877,146 @@
                                 <w:rFonts w:ascii="Cascadia Mono SemiBold" w:hAnsi="Cascadia Mono SemiBold" w:cs="Cascadia Mono SemiBold"/>
                                 <w:lang w:val="es-ES"/>
                               </w:rPr>
-                              <w:t>Resto: [ 'Lechuga', 'Zanahoria', 'Pepino' ]</w:t>
+                              <w:t>Resto: [ 'Lechuga', 'Zanahoria', 'Pepino</w:t>
+                            </w:r>
+                            <w:proofErr w:type="gramStart"/>
+                            <w:r>
+                              <w:rPr>
+                                <w:rFonts w:ascii="Cascadia Mono SemiBold" w:hAnsi="Cascadia Mono SemiBold" w:cs="Cascadia Mono SemiBold"/>
+                                <w:lang w:val="es-ES"/>
+                              </w:rPr>
+                              <w:t>' ]</w:t>
+                            </w:r>
+                            <w:proofErr w:type="gramEnd"/>
+                          </w:p>
+                          <w:p>
+                            <w:pPr>
+                              <w:pStyle w:val="Sinespaciado"/>
+                              <w:rPr>
+                                <w:rFonts w:ascii="Cascadia Mono SemiBold" w:hAnsi="Cascadia Mono SemiBold" w:cs="Cascadia Mono SemiBold"/>
+                                <w:lang w:val="es-ES"/>
+                              </w:rPr>
+                            </w:pPr>
+                          </w:p>
+                          <w:p>
+                            <w:pPr>
+                              <w:pStyle w:val="Sinespaciado"/>
+                              <w:rPr>
+                                <w:rFonts w:ascii="Cascadia Mono SemiBold" w:hAnsi="Cascadia Mono SemiBold" w:cs="Cascadia Mono SemiBold"/>
+                                <w:lang w:val="es-ES"/>
+                              </w:rPr>
+                            </w:pPr>
+                            <w:r>
+                              <w:rPr>
+                                <w:rFonts w:ascii="Cascadia Mono SemiBold" w:hAnsi="Cascadia Mono SemiBold" w:cs="Cascadia Mono SemiBold"/>
+                                <w:lang w:val="es-ES"/>
+                              </w:rPr>
+                              <w:t>=== Alias ===</w:t>
+                            </w:r>
+                          </w:p>
+                          <w:p>
+                            <w:pPr>
+                              <w:pStyle w:val="Sinespaciado"/>
+                              <w:rPr>
+                                <w:rFonts w:ascii="Cascadia Mono SemiBold" w:hAnsi="Cascadia Mono SemiBold" w:cs="Cascadia Mono SemiBold"/>
+                                <w:lang w:val="es-ES"/>
+                              </w:rPr>
+                            </w:pPr>
+                            <w:r>
+                              <w:rPr>
+                                <w:rFonts w:ascii="Cascadia Mono SemiBold" w:hAnsi="Cascadia Mono SemiBold" w:cs="Cascadia Mono SemiBold"/>
+                                <w:lang w:val="es-ES"/>
+                              </w:rPr>
+                              <w:t xml:space="preserve">Alias -&gt; </w:t>
+                            </w:r>
+                            <w:proofErr w:type="spellStart"/>
+                            <w:r>
+                              <w:rPr>
+                                <w:rFonts w:ascii="Cascadia Mono SemiBold" w:hAnsi="Cascadia Mono SemiBold" w:cs="Cascadia Mono SemiBold"/>
+                                <w:lang w:val="es-ES"/>
+                              </w:rPr>
+                              <w:t>nombrePod</w:t>
+                            </w:r>
+                            <w:proofErr w:type="spellEnd"/>
+                            <w:r>
+                              <w:rPr>
+                                <w:rFonts w:ascii="Cascadia Mono SemiBold" w:hAnsi="Cascadia Mono SemiBold" w:cs="Cascadia Mono SemiBold"/>
+                                <w:lang w:val="es-ES"/>
+                              </w:rPr>
+                              <w:t xml:space="preserve">: </w:t>
+                            </w:r>
+                            <w:proofErr w:type="spellStart"/>
+                            <w:r>
+                              <w:rPr>
+                                <w:rFonts w:ascii="Cascadia Mono SemiBold" w:hAnsi="Cascadia Mono SemiBold" w:cs="Cascadia Mono SemiBold"/>
+                                <w:lang w:val="es-ES"/>
+                              </w:rPr>
+                              <w:t>auth-service</w:t>
+                            </w:r>
+                            <w:proofErr w:type="spellEnd"/>
+                            <w:r>
+                              <w:rPr>
+                                <w:rFonts w:ascii="Cascadia Mono SemiBold" w:hAnsi="Cascadia Mono SemiBold" w:cs="Cascadia Mono SemiBold"/>
+                                <w:lang w:val="es-ES"/>
+                              </w:rPr>
+                              <w:t xml:space="preserve"> | </w:t>
+                            </w:r>
+                            <w:proofErr w:type="spellStart"/>
+                            <w:r>
+                              <w:rPr>
+                                <w:rFonts w:ascii="Cascadia Mono SemiBold" w:hAnsi="Cascadia Mono SemiBold" w:cs="Cascadia Mono SemiBold"/>
+                                <w:lang w:val="es-ES"/>
+                              </w:rPr>
+                              <w:t>memoriaPod</w:t>
+                            </w:r>
+                            <w:proofErr w:type="spellEnd"/>
+                            <w:r>
+                              <w:rPr>
+                                <w:rFonts w:ascii="Cascadia Mono SemiBold" w:hAnsi="Cascadia Mono SemiBold" w:cs="Cascadia Mono SemiBold"/>
+                                <w:lang w:val="es-ES"/>
+                              </w:rPr>
+                              <w:t>: 40</w:t>
+                            </w:r>
+                          </w:p>
+                          <w:p>
+                            <w:pPr>
+                              <w:pStyle w:val="Sinespaciado"/>
+                              <w:rPr>
+                                <w:rFonts w:ascii="Cascadia Mono SemiBold" w:hAnsi="Cascadia Mono SemiBold" w:cs="Cascadia Mono SemiBold"/>
+                                <w:lang w:val="es-ES"/>
+                              </w:rPr>
+                            </w:pPr>
+                          </w:p>
+                          <w:p>
+                            <w:pPr>
+                              <w:pStyle w:val="Sinespaciado"/>
+                              <w:rPr>
+                                <w:rFonts w:ascii="Cascadia Mono SemiBold" w:hAnsi="Cascadia Mono SemiBold" w:cs="Cascadia Mono SemiBold"/>
+                                <w:lang w:val="es-ES"/>
+                              </w:rPr>
+                            </w:pPr>
+                            <w:r>
+                              <w:rPr>
+                                <w:rFonts w:ascii="Cascadia Mono SemiBold" w:hAnsi="Cascadia Mono SemiBold" w:cs="Cascadia Mono SemiBold"/>
+                                <w:lang w:val="es-ES"/>
+                              </w:rPr>
+                              <w:t>=== Valores por defecto ===</w:t>
+                            </w:r>
+                          </w:p>
+                          <w:p>
+                            <w:pPr>
+                              <w:pStyle w:val="Sinespaciado"/>
+                              <w:rPr>
+                                <w:rFonts w:ascii="Cascadia Mono SemiBold" w:hAnsi="Cascadia Mono SemiBold" w:cs="Cascadia Mono SemiBold"/>
+                                <w:lang w:val="es-ES"/>
+                              </w:rPr>
+                            </w:pPr>
+                            <w:r>
+                              <w:rPr>
+                                <w:rFonts w:ascii="Cascadia Mono SemiBold" w:hAnsi="Cascadia Mono SemiBold" w:cs="Cascadia Mono SemiBold"/>
+                                <w:lang w:val="es-ES"/>
+                              </w:rPr>
+                              <w:t>Replicas (por defecto): 1</w:t>
                             </w:r>
                           </w:p>
                         </w:txbxContent>
@@ -15729,7 +17041,7 @@
           </mc:Choice>
           <mc:Fallback>
             <w:pict>
-              <v:rect w14:anchorId="2932197C" id="_x0000_s1035" style="position:absolute;margin-left:0;margin-top:8.75pt;width:482.25pt;height:189pt;z-index:251677696;visibility:visible;mso-wrap-style:square;mso-width-percent:0;mso-height-percent:0;mso-wrap-distance-left:9pt;mso-wrap-distance-top:0;mso-wrap-distance-right:9pt;mso-wrap-distance-bottom:0;mso-position-horizontal:left;mso-position-horizontal-relative:margin;mso-position-vertical:absolute;mso-position-vertical-relative:text;mso-width-percent:0;mso-height-percent:0;mso-width-relative:margin;mso-height-relative:margin;v-text-anchor:middle" o:gfxdata="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" fillcolor="black [3213]" strokecolor="black [3213]" strokeweight="1pt">
+              <v:rect w14:anchorId="2932197C" id="_x0000_s1035" style="position:absolute;margin-left:0;margin-top:8.75pt;width:482.25pt;height:4in;z-index:251677696;visibility:visible;mso-wrap-style:square;mso-width-percent:0;mso-height-percent:0;mso-wrap-distance-left:9pt;mso-wrap-distance-top:0;mso-wrap-distance-right:9pt;mso-wrap-distance-bottom:0;mso-position-horizontal:left;mso-position-horizontal-relative:margin;mso-position-vertical:absolute;mso-position-vertical-relative:text;mso-width-percent:0;mso-height-percent:0;mso-width-relative:margin;mso-height-relative:margin;v-text-anchor:middle" o:gfxdata="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" fillcolor="black [3213]" strokecolor="black [3213]" strokeweight="1pt">
                 <v:textbox>
                   <w:txbxContent>
                     <w:p>
@@ -15957,7 +17269,146 @@
                           <w:rFonts w:ascii="Cascadia Mono SemiBold" w:hAnsi="Cascadia Mono SemiBold" w:cs="Cascadia Mono SemiBold"/>
                           <w:lang w:val="es-ES"/>
                         </w:rPr>
-                        <w:t>Resto: [ 'Lechuga', 'Zanahoria', 'Pepino' ]</w:t>
+                        <w:t>Resto: [ 'Lechuga', 'Zanahoria', 'Pepino</w:t>
+                      </w:r>
+                      <w:proofErr w:type="gramStart"/>
+                      <w:r>
+                        <w:rPr>
+                          <w:rFonts w:ascii="Cascadia Mono SemiBold" w:hAnsi="Cascadia Mono SemiBold" w:cs="Cascadia Mono SemiBold"/>
+                          <w:lang w:val="es-ES"/>
+                        </w:rPr>
+                        <w:t>' ]</w:t>
+                      </w:r>
+                      <w:proofErr w:type="gramEnd"/>
+                    </w:p>
+                    <w:p>
+                      <w:pPr>
+                        <w:pStyle w:val="Sinespaciado"/>
+                        <w:rPr>
+                          <w:rFonts w:ascii="Cascadia Mono SemiBold" w:hAnsi="Cascadia Mono SemiBold" w:cs="Cascadia Mono SemiBold"/>
+                          <w:lang w:val="es-ES"/>
+                        </w:rPr>
+                      </w:pPr>
+                    </w:p>
+                    <w:p>
+                      <w:pPr>
+                        <w:pStyle w:val="Sinespaciado"/>
+                        <w:rPr>
+                          <w:rFonts w:ascii="Cascadia Mono SemiBold" w:hAnsi="Cascadia Mono SemiBold" w:cs="Cascadia Mono SemiBold"/>
+                          <w:lang w:val="es-ES"/>
+                        </w:rPr>
+                      </w:pPr>
+                      <w:r>
+                        <w:rPr>
+                          <w:rFonts w:ascii="Cascadia Mono SemiBold" w:hAnsi="Cascadia Mono SemiBold" w:cs="Cascadia Mono SemiBold"/>
+                          <w:lang w:val="es-ES"/>
+                        </w:rPr>
+                        <w:t>=== Alias ===</w:t>
+                      </w:r>
+                    </w:p>
+                    <w:p>
+                      <w:pPr>
+                        <w:pStyle w:val="Sinespaciado"/>
+                        <w:rPr>
+                          <w:rFonts w:ascii="Cascadia Mono SemiBold" w:hAnsi="Cascadia Mono SemiBold" w:cs="Cascadia Mono SemiBold"/>
+                          <w:lang w:val="es-ES"/>
+                        </w:rPr>
+                      </w:pPr>
+                      <w:r>
+                        <w:rPr>
+                          <w:rFonts w:ascii="Cascadia Mono SemiBold" w:hAnsi="Cascadia Mono SemiBold" w:cs="Cascadia Mono SemiBold"/>
+                          <w:lang w:val="es-ES"/>
+                        </w:rPr>
+                        <w:t xml:space="preserve">Alias -&gt; </w:t>
+                      </w:r>
+                      <w:proofErr w:type="spellStart"/>
+                      <w:r>
+                        <w:rPr>
+                          <w:rFonts w:ascii="Cascadia Mono SemiBold" w:hAnsi="Cascadia Mono SemiBold" w:cs="Cascadia Mono SemiBold"/>
+                          <w:lang w:val="es-ES"/>
+                        </w:rPr>
+                        <w:t>nombrePod</w:t>
+                      </w:r>
+                      <w:proofErr w:type="spellEnd"/>
+                      <w:r>
+                        <w:rPr>
+                          <w:rFonts w:ascii="Cascadia Mono SemiBold" w:hAnsi="Cascadia Mono SemiBold" w:cs="Cascadia Mono SemiBold"/>
+                          <w:lang w:val="es-ES"/>
+                        </w:rPr>
+                        <w:t xml:space="preserve">: </w:t>
+                      </w:r>
+                      <w:proofErr w:type="spellStart"/>
+                      <w:r>
+                        <w:rPr>
+                          <w:rFonts w:ascii="Cascadia Mono SemiBold" w:hAnsi="Cascadia Mono SemiBold" w:cs="Cascadia Mono SemiBold"/>
+                          <w:lang w:val="es-ES"/>
+                        </w:rPr>
+                        <w:t>auth-service</w:t>
+                      </w:r>
+                      <w:proofErr w:type="spellEnd"/>
+                      <w:r>
+                        <w:rPr>
+                          <w:rFonts w:ascii="Cascadia Mono SemiBold" w:hAnsi="Cascadia Mono SemiBold" w:cs="Cascadia Mono SemiBold"/>
+                          <w:lang w:val="es-ES"/>
+                        </w:rPr>
+                        <w:t xml:space="preserve"> | </w:t>
+                      </w:r>
+                      <w:proofErr w:type="spellStart"/>
+                      <w:r>
+                        <w:rPr>
+                          <w:rFonts w:ascii="Cascadia Mono SemiBold" w:hAnsi="Cascadia Mono SemiBold" w:cs="Cascadia Mono SemiBold"/>
+                          <w:lang w:val="es-ES"/>
+                        </w:rPr>
+                        <w:t>memoriaPod</w:t>
+                      </w:r>
+                      <w:proofErr w:type="spellEnd"/>
+                      <w:r>
+                        <w:rPr>
+                          <w:rFonts w:ascii="Cascadia Mono SemiBold" w:hAnsi="Cascadia Mono SemiBold" w:cs="Cascadia Mono SemiBold"/>
+                          <w:lang w:val="es-ES"/>
+                        </w:rPr>
+                        <w:t>: 40</w:t>
+                      </w:r>
+                    </w:p>
+                    <w:p>
+                      <w:pPr>
+                        <w:pStyle w:val="Sinespaciado"/>
+                        <w:rPr>
+                          <w:rFonts w:ascii="Cascadia Mono SemiBold" w:hAnsi="Cascadia Mono SemiBold" w:cs="Cascadia Mono SemiBold"/>
+                          <w:lang w:val="es-ES"/>
+                        </w:rPr>
+                      </w:pPr>
+                    </w:p>
+                    <w:p>
+                      <w:pPr>
+                        <w:pStyle w:val="Sinespaciado"/>
+                        <w:rPr>
+                          <w:rFonts w:ascii="Cascadia Mono SemiBold" w:hAnsi="Cascadia Mono SemiBold" w:cs="Cascadia Mono SemiBold"/>
+                          <w:lang w:val="es-ES"/>
+                        </w:rPr>
+                      </w:pPr>
+                      <w:r>
+                        <w:rPr>
+                          <w:rFonts w:ascii="Cascadia Mono SemiBold" w:hAnsi="Cascadia Mono SemiBold" w:cs="Cascadia Mono SemiBold"/>
+                          <w:lang w:val="es-ES"/>
+                        </w:rPr>
+                        <w:t>=== Valores por defecto ===</w:t>
+                      </w:r>
+                    </w:p>
+                    <w:p>
+                      <w:pPr>
+                        <w:pStyle w:val="Sinespaciado"/>
+                        <w:rPr>
+                          <w:rFonts w:ascii="Cascadia Mono SemiBold" w:hAnsi="Cascadia Mono SemiBold" w:cs="Cascadia Mono SemiBold"/>
+                          <w:lang w:val="es-ES"/>
+                        </w:rPr>
+                      </w:pPr>
+                      <w:r>
+                        <w:rPr>
+                          <w:rFonts w:ascii="Cascadia Mono SemiBold" w:hAnsi="Cascadia Mono SemiBold" w:cs="Cascadia Mono SemiBold"/>
+                          <w:lang w:val="es-ES"/>
+                        </w:rPr>
+                        <w:t>Replicas (por defecto): 1</w:t>
                       </w:r>
                     </w:p>
                   </w:txbxContent>
@@ -16038,16 +17489,178 @@
     <w:p>
       <w:pPr>
         <w:rPr>
-          <w:lang w:val="es-ES"/>
-        </w:rPr>
-      </w:pPr>
-    </w:p>
-    <w:p>
-      <w:pPr>
-        <w:rPr>
-          <w:lang w:val="es-ES"/>
-        </w:rPr>
-      </w:pPr>
+          <w:b/>
+          <w:bCs/>
+          <w:lang w:val="es-ES"/>
+        </w:rPr>
+      </w:pPr>
+    </w:p>
+    <w:p>
+      <w:pPr>
+        <w:rPr>
+          <w:b/>
+          <w:bCs/>
+          <w:lang w:val="es-ES"/>
+        </w:rPr>
+      </w:pPr>
+    </w:p>
+    <w:p>
+      <w:pPr>
+        <w:rPr>
+          <w:b/>
+          <w:bCs/>
+          <w:lang w:val="es-ES"/>
+        </w:rPr>
+      </w:pPr>
+    </w:p>
+    <w:p>
+      <w:pPr>
+        <w:rPr>
+          <w:b/>
+          <w:bCs/>
+          <w:lang w:val="es-ES"/>
+        </w:rPr>
+      </w:pPr>
+    </w:p>
+    <w:p>
+      <w:pPr>
+        <w:rPr>
+          <w:b/>
+          <w:bCs/>
+          <w:lang w:val="es-ES"/>
+        </w:rPr>
+      </w:pPr>
+      <w:r>
+        <w:rPr>
+          <w:b/>
+          <w:bCs/>
+          <w:lang w:val="es-ES"/>
+        </w:rPr>
+        <w:t>Data</w:t>
+      </w:r>
+    </w:p>
+    <w:p>
+      <w:pPr>
+        <w:pStyle w:val="Sinespaciado"/>
+        <w:numPr>
+          <w:ilvl w:val="0"/>
+          <w:numId w:val="33"/>
+        </w:numPr>
+        <w:rPr>
+          <w:lang w:val="es-ES"/>
+        </w:rPr>
+      </w:pPr>
+      <w:r>
+        <w:rPr>
+          <w:b/>
+          <w:bCs/>
+          <w:lang w:val="es-ES"/>
+        </w:rPr>
+        <w:t>verduras</w:t>
+      </w:r>
+      <w:r>
+        <w:rPr>
+          <w:lang w:val="es-ES"/>
+        </w:rPr>
+        <w:t xml:space="preserve"> </w:t>
+      </w:r>
+      <w:r>
+        <w:rPr>
+          <w:lang w:val="es-ES"/>
+        </w:rPr>
+        <w:t xml:space="preserve">= &gt; </w:t>
+      </w:r>
+      <w:r>
+        <w:rPr>
+          <w:lang w:val="es-ES"/>
+        </w:rPr>
+        <w:t>"Tomate", "Lechuga"</w:t>
+      </w:r>
+    </w:p>
+    <w:p>
+      <w:pPr>
+        <w:pStyle w:val="Sinespaciado"/>
+        <w:numPr>
+          <w:ilvl w:val="0"/>
+          <w:numId w:val="33"/>
+        </w:numPr>
+      </w:pPr>
+      <w:r>
+        <w:rPr>
+          <w:b/>
+          <w:bCs/>
+        </w:rPr>
+        <w:t>pod</w:t>
+      </w:r>
+      <w:r>
+        <w:t xml:space="preserve"> </w:t>
+      </w:r>
+      <w:r>
+        <w:t>=</w:t>
+      </w:r>
+      <w:r>
+        <w:t>&gt;</w:t>
+      </w:r>
+      <w:r>
+        <w:t xml:space="preserve"> name</w:t>
+      </w:r>
+      <w:r>
+        <w:t>:"</w:t>
+      </w:r>
+      <w:proofErr w:type="spellStart"/>
+      <w:r>
+        <w:t>api</w:t>
+      </w:r>
+      <w:proofErr w:type="spellEnd"/>
+      <w:r>
+        <w:t>-service",</w:t>
+      </w:r>
+      <w:r>
+        <w:t xml:space="preserve"> </w:t>
+      </w:r>
+      <w:r>
+        <w:t xml:space="preserve">memory: 85 </w:t>
+      </w:r>
+    </w:p>
+    <w:p>
+      <w:pPr>
+        <w:pStyle w:val="Sinespaciado"/>
+        <w:numPr>
+          <w:ilvl w:val="0"/>
+          <w:numId w:val="33"/>
+        </w:numPr>
+        <w:rPr>
+          <w:lang w:val="es-ES"/>
+        </w:rPr>
+      </w:pPr>
+      <w:proofErr w:type="spellStart"/>
+      <w:r>
+        <w:rPr>
+          <w:b/>
+          <w:bCs/>
+          <w:lang w:val="es-ES"/>
+        </w:rPr>
+        <w:t>verdurasRest</w:t>
+      </w:r>
+      <w:proofErr w:type="spellEnd"/>
+      <w:r>
+        <w:rPr>
+          <w:lang w:val="es-ES"/>
+        </w:rPr>
+        <w:t xml:space="preserve"> </w:t>
+      </w:r>
+      <w:r>
+        <w:rPr>
+          <w:lang w:val="es-ES"/>
+        </w:rPr>
+        <w:t xml:space="preserve">=&gt; </w:t>
+      </w:r>
+      <w:r>
+        <w:rPr>
+          <w:lang w:val="es-ES"/>
+        </w:rPr>
+        <w:t>"Tomate", "Lechuga", "Zanahoria", "Pepino"</w:t>
+      </w:r>
     </w:p>
     <w:p>
       <w:pPr>
@@ -16067,6 +17680,7 @@
         <w:tabs>
           <w:tab w:val="num" w:pos="720"/>
         </w:tabs>
+        <w:ind w:left="714" w:hanging="357"/>
         <w:rPr>
           <w:bCs/>
           <w:lang w:val="es-ES"/>
@@ -16172,10 +17786,12 @@
         <w:t xml:space="preserve">: </w:t>
       </w:r>
       <w:proofErr w:type="spellStart"/>
+      <w:proofErr w:type="gramStart"/>
       <w:r>
         <w:t>process.argv</w:t>
       </w:r>
       <w:proofErr w:type="spellEnd"/>
+      <w:proofErr w:type="gramEnd"/>
       <w:r>
         <w:t xml:space="preserve">, </w:t>
       </w:r>
@@ -16365,7 +17981,25 @@
                                 <w:sz w:val="20"/>
                                 <w:szCs w:val="20"/>
                               </w:rPr>
-                              <w:t xml:space="preserve">  { name: "</w:t>
+                              <w:t xml:space="preserve">  </w:t>
+                            </w:r>
+                            <w:proofErr w:type="gramStart"/>
+                            <w:r>
+                              <w:rPr>
+                                <w:rFonts w:ascii="Cascadia Mono SemiBold" w:hAnsi="Cascadia Mono SemiBold" w:cs="Cascadia Mono SemiBold"/>
+                                <w:sz w:val="20"/>
+                                <w:szCs w:val="20"/>
+                              </w:rPr>
+                              <w:t>{ name</w:t>
+                            </w:r>
+                            <w:proofErr w:type="gramEnd"/>
+                            <w:r>
+                              <w:rPr>
+                                <w:rFonts w:ascii="Cascadia Mono SemiBold" w:hAnsi="Cascadia Mono SemiBold" w:cs="Cascadia Mono SemiBold"/>
+                                <w:sz w:val="20"/>
+                                <w:szCs w:val="20"/>
+                              </w:rPr>
+                              <w:t>: "</w:t>
                             </w:r>
                             <w:proofErr w:type="spellStart"/>
                             <w:r>
@@ -16401,7 +18035,25 @@
                                 <w:sz w:val="20"/>
                                 <w:szCs w:val="20"/>
                               </w:rPr>
-                              <w:t xml:space="preserve">  { name: "auth-service", memory: 40, replicas: 3, status: "running" },</w:t>
+                              <w:t xml:space="preserve">  </w:t>
+                            </w:r>
+                            <w:proofErr w:type="gramStart"/>
+                            <w:r>
+                              <w:rPr>
+                                <w:rFonts w:ascii="Cascadia Mono SemiBold" w:hAnsi="Cascadia Mono SemiBold" w:cs="Cascadia Mono SemiBold"/>
+                                <w:sz w:val="20"/>
+                                <w:szCs w:val="20"/>
+                              </w:rPr>
+                              <w:t>{ name</w:t>
+                            </w:r>
+                            <w:proofErr w:type="gramEnd"/>
+                            <w:r>
+                              <w:rPr>
+                                <w:rFonts w:ascii="Cascadia Mono SemiBold" w:hAnsi="Cascadia Mono SemiBold" w:cs="Cascadia Mono SemiBold"/>
+                                <w:sz w:val="20"/>
+                                <w:szCs w:val="20"/>
+                              </w:rPr>
+                              <w:t>: "auth-service", memory: 40, replicas: 3, status: "running" },</w:t>
                             </w:r>
                           </w:p>
                           <w:p>
@@ -16419,7 +18071,25 @@
                                 <w:sz w:val="20"/>
                                 <w:szCs w:val="20"/>
                               </w:rPr>
-                              <w:t xml:space="preserve">  { name: "</w:t>
+                              <w:t xml:space="preserve">  </w:t>
+                            </w:r>
+                            <w:proofErr w:type="gramStart"/>
+                            <w:r>
+                              <w:rPr>
+                                <w:rFonts w:ascii="Cascadia Mono SemiBold" w:hAnsi="Cascadia Mono SemiBold" w:cs="Cascadia Mono SemiBold"/>
+                                <w:sz w:val="20"/>
+                                <w:szCs w:val="20"/>
+                              </w:rPr>
+                              <w:t>{ name</w:t>
+                            </w:r>
+                            <w:proofErr w:type="gramEnd"/>
+                            <w:r>
+                              <w:rPr>
+                                <w:rFonts w:ascii="Cascadia Mono SemiBold" w:hAnsi="Cascadia Mono SemiBold" w:cs="Cascadia Mono SemiBold"/>
+                                <w:sz w:val="20"/>
+                                <w:szCs w:val="20"/>
+                              </w:rPr>
+                              <w:t>: "</w:t>
                             </w:r>
                             <w:proofErr w:type="spellStart"/>
                             <w:r>
@@ -16455,7 +18125,25 @@
                                 <w:sz w:val="20"/>
                                 <w:szCs w:val="20"/>
                               </w:rPr>
-                              <w:t xml:space="preserve">  { name: "cache",        memory: 30, replicas: 2, status: "running"  },</w:t>
+                              <w:t xml:space="preserve">  </w:t>
+                            </w:r>
+                            <w:proofErr w:type="gramStart"/>
+                            <w:r>
+                              <w:rPr>
+                                <w:rFonts w:ascii="Cascadia Mono SemiBold" w:hAnsi="Cascadia Mono SemiBold" w:cs="Cascadia Mono SemiBold"/>
+                                <w:sz w:val="20"/>
+                                <w:szCs w:val="20"/>
+                              </w:rPr>
+                              <w:t>{ name</w:t>
+                            </w:r>
+                            <w:proofErr w:type="gramEnd"/>
+                            <w:r>
+                              <w:rPr>
+                                <w:rFonts w:ascii="Cascadia Mono SemiBold" w:hAnsi="Cascadia Mono SemiBold" w:cs="Cascadia Mono SemiBold"/>
+                                <w:sz w:val="20"/>
+                                <w:szCs w:val="20"/>
+                              </w:rPr>
+                              <w:t>: "cache",        memory: 30, replicas: 2, status: "running"  },</w:t>
                             </w:r>
                           </w:p>
                           <w:p>
@@ -16536,7 +18224,25 @@
                           <w:sz w:val="20"/>
                           <w:szCs w:val="20"/>
                         </w:rPr>
-                        <w:t xml:space="preserve">  { name: "</w:t>
+                        <w:t xml:space="preserve">  </w:t>
+                      </w:r>
+                      <w:proofErr w:type="gramStart"/>
+                      <w:r>
+                        <w:rPr>
+                          <w:rFonts w:ascii="Cascadia Mono SemiBold" w:hAnsi="Cascadia Mono SemiBold" w:cs="Cascadia Mono SemiBold"/>
+                          <w:sz w:val="20"/>
+                          <w:szCs w:val="20"/>
+                        </w:rPr>
+                        <w:t>{ name</w:t>
+                      </w:r>
+                      <w:proofErr w:type="gramEnd"/>
+                      <w:r>
+                        <w:rPr>
+                          <w:rFonts w:ascii="Cascadia Mono SemiBold" w:hAnsi="Cascadia Mono SemiBold" w:cs="Cascadia Mono SemiBold"/>
+                          <w:sz w:val="20"/>
+                          <w:szCs w:val="20"/>
+                        </w:rPr>
+                        <w:t>: "</w:t>
                       </w:r>
                       <w:proofErr w:type="spellStart"/>
                       <w:r>
@@ -16572,7 +18278,25 @@
                           <w:sz w:val="20"/>
                           <w:szCs w:val="20"/>
                         </w:rPr>
-                        <w:t xml:space="preserve">  { name: "auth-service", memory: 40, replicas: 3, status: "running" },</w:t>
+                        <w:t xml:space="preserve">  </w:t>
+                      </w:r>
+                      <w:proofErr w:type="gramStart"/>
+                      <w:r>
+                        <w:rPr>
+                          <w:rFonts w:ascii="Cascadia Mono SemiBold" w:hAnsi="Cascadia Mono SemiBold" w:cs="Cascadia Mono SemiBold"/>
+                          <w:sz w:val="20"/>
+                          <w:szCs w:val="20"/>
+                        </w:rPr>
+                        <w:t>{ name</w:t>
+                      </w:r>
+                      <w:proofErr w:type="gramEnd"/>
+                      <w:r>
+                        <w:rPr>
+                          <w:rFonts w:ascii="Cascadia Mono SemiBold" w:hAnsi="Cascadia Mono SemiBold" w:cs="Cascadia Mono SemiBold"/>
+                          <w:sz w:val="20"/>
+                          <w:szCs w:val="20"/>
+                        </w:rPr>
+                        <w:t>: "auth-service", memory: 40, replicas: 3, status: "running" },</w:t>
                       </w:r>
                     </w:p>
                     <w:p>
@@ -16590,7 +18314,25 @@
                           <w:sz w:val="20"/>
                           <w:szCs w:val="20"/>
                         </w:rPr>
-                        <w:t xml:space="preserve">  { name: "</w:t>
+                        <w:t xml:space="preserve">  </w:t>
+                      </w:r>
+                      <w:proofErr w:type="gramStart"/>
+                      <w:r>
+                        <w:rPr>
+                          <w:rFonts w:ascii="Cascadia Mono SemiBold" w:hAnsi="Cascadia Mono SemiBold" w:cs="Cascadia Mono SemiBold"/>
+                          <w:sz w:val="20"/>
+                          <w:szCs w:val="20"/>
+                        </w:rPr>
+                        <w:t>{ name</w:t>
+                      </w:r>
+                      <w:proofErr w:type="gramEnd"/>
+                      <w:r>
+                        <w:rPr>
+                          <w:rFonts w:ascii="Cascadia Mono SemiBold" w:hAnsi="Cascadia Mono SemiBold" w:cs="Cascadia Mono SemiBold"/>
+                          <w:sz w:val="20"/>
+                          <w:szCs w:val="20"/>
+                        </w:rPr>
+                        <w:t>: "</w:t>
                       </w:r>
                       <w:proofErr w:type="spellStart"/>
                       <w:r>
@@ -16626,7 +18368,25 @@
                           <w:sz w:val="20"/>
                           <w:szCs w:val="20"/>
                         </w:rPr>
-                        <w:t xml:space="preserve">  { name: "cache",        memory: 30, replicas: 2, status: "running"  },</w:t>
+                        <w:t xml:space="preserve">  </w:t>
+                      </w:r>
+                      <w:proofErr w:type="gramStart"/>
+                      <w:r>
+                        <w:rPr>
+                          <w:rFonts w:ascii="Cascadia Mono SemiBold" w:hAnsi="Cascadia Mono SemiBold" w:cs="Cascadia Mono SemiBold"/>
+                          <w:sz w:val="20"/>
+                          <w:szCs w:val="20"/>
+                        </w:rPr>
+                        <w:t>{ name</w:t>
+                      </w:r>
+                      <w:proofErr w:type="gramEnd"/>
+                      <w:r>
+                        <w:rPr>
+                          <w:rFonts w:ascii="Cascadia Mono SemiBold" w:hAnsi="Cascadia Mono SemiBold" w:cs="Cascadia Mono SemiBold"/>
+                          <w:sz w:val="20"/>
+                          <w:szCs w:val="20"/>
+                        </w:rPr>
+                        <w:t>: "cache",        memory: 30, replicas: 2, status: "running"  },</w:t>
                       </w:r>
                     </w:p>
                     <w:p>
@@ -16834,8 +18594,18 @@
                                 <w:sz w:val="20"/>
                                 <w:szCs w:val="20"/>
                               </w:rPr>
-                              <w:t>node tk_pod_manager.js filter high-memory</w:t>
-                            </w:r>
+                              <w:t xml:space="preserve">node tk_pod_manager.js filter </w:t>
+                            </w:r>
+                            <w:proofErr w:type="gramStart"/>
+                            <w:r>
+                              <w:rPr>
+                                <w:rFonts w:ascii="Cascadia Mono SemiBold" w:hAnsi="Cascadia Mono SemiBold" w:cs="Cascadia Mono SemiBold"/>
+                                <w:sz w:val="20"/>
+                                <w:szCs w:val="20"/>
+                              </w:rPr>
+                              <w:t>high-memory</w:t>
+                            </w:r>
+                            <w:proofErr w:type="gramEnd"/>
                           </w:p>
                           <w:p>
                             <w:pPr>
@@ -16949,8 +18719,18 @@
                           <w:sz w:val="20"/>
                           <w:szCs w:val="20"/>
                         </w:rPr>
-                        <w:t>node tk_pod_manager.js filter high-memory</w:t>
-                      </w:r>
+                        <w:t xml:space="preserve">node tk_pod_manager.js filter </w:t>
+                      </w:r>
+                      <w:proofErr w:type="gramStart"/>
+                      <w:r>
+                        <w:rPr>
+                          <w:rFonts w:ascii="Cascadia Mono SemiBold" w:hAnsi="Cascadia Mono SemiBold" w:cs="Cascadia Mono SemiBold"/>
+                          <w:sz w:val="20"/>
+                          <w:szCs w:val="20"/>
+                        </w:rPr>
+                        <w:t>high-memory</w:t>
+                      </w:r>
+                      <w:proofErr w:type="gramEnd"/>
                     </w:p>
                     <w:p>
                       <w:pPr>
@@ -17162,7 +18942,25 @@
                                 <w:sz w:val="20"/>
                                 <w:szCs w:val="20"/>
                               </w:rPr>
-                              <w:t>-service  | Memory: 85% | Status: running</w:t>
+                              <w:t>-</w:t>
+                            </w:r>
+                            <w:proofErr w:type="gramStart"/>
+                            <w:r>
+                              <w:rPr>
+                                <w:rFonts w:ascii="Cascadia Mono SemiBold" w:hAnsi="Cascadia Mono SemiBold" w:cs="Cascadia Mono SemiBold"/>
+                                <w:sz w:val="20"/>
+                                <w:szCs w:val="20"/>
+                              </w:rPr>
+                              <w:t>service  |</w:t>
+                            </w:r>
+                            <w:proofErr w:type="gramEnd"/>
+                            <w:r>
+                              <w:rPr>
+                                <w:rFonts w:ascii="Cascadia Mono SemiBold" w:hAnsi="Cascadia Mono SemiBold" w:cs="Cascadia Mono SemiBold"/>
+                                <w:sz w:val="20"/>
+                                <w:szCs w:val="20"/>
+                              </w:rPr>
+                              <w:t xml:space="preserve"> Memory: 85% | Status: running</w:t>
                             </w:r>
                           </w:p>
                           <w:p>
@@ -17313,7 +19111,25 @@
                           <w:sz w:val="20"/>
                           <w:szCs w:val="20"/>
                         </w:rPr>
-                        <w:t>-service  | Memory: 85% | Status: running</w:t>
+                        <w:t>-</w:t>
+                      </w:r>
+                      <w:proofErr w:type="gramStart"/>
+                      <w:r>
+                        <w:rPr>
+                          <w:rFonts w:ascii="Cascadia Mono SemiBold" w:hAnsi="Cascadia Mono SemiBold" w:cs="Cascadia Mono SemiBold"/>
+                          <w:sz w:val="20"/>
+                          <w:szCs w:val="20"/>
+                        </w:rPr>
+                        <w:t>service  |</w:t>
+                      </w:r>
+                      <w:proofErr w:type="gramEnd"/>
+                      <w:r>
+                        <w:rPr>
+                          <w:rFonts w:ascii="Cascadia Mono SemiBold" w:hAnsi="Cascadia Mono SemiBold" w:cs="Cascadia Mono SemiBold"/>
+                          <w:sz w:val="20"/>
+                          <w:szCs w:val="20"/>
+                        </w:rPr>
+                        <w:t xml:space="preserve"> Memory: 85% | Status: running</w:t>
                       </w:r>
                     </w:p>
                     <w:p>
@@ -17789,8 +19605,17 @@
           <w:b/>
           <w:bCs/>
         </w:rPr>
-        <w:t>Salida filter high-memory</w:t>
-      </w:r>
+        <w:t xml:space="preserve">Salida filter </w:t>
+      </w:r>
+      <w:proofErr w:type="gramStart"/>
+      <w:r>
+        <w:rPr>
+          <w:b/>
+          <w:bCs/>
+        </w:rPr>
+        <w:t>high-memory</w:t>
+      </w:r>
+      <w:proofErr w:type="gramEnd"/>
     </w:p>
     <w:p>
       <w:pPr>
@@ -18364,6 +20189,7 @@
                                 <w:szCs w:val="20"/>
                               </w:rPr>
                             </w:pPr>
+                            <w:proofErr w:type="gramStart"/>
                             <w:r>
                               <w:rPr>
                                 <w:rFonts w:ascii="Cascadia Mono SemiBold" w:hAnsi="Cascadia Mono SemiBold" w:cs="Cascadia Mono SemiBold"/>
@@ -18371,7 +20197,17 @@
                                 <w:szCs w:val="20"/>
                                 <w:lang w:val="es-ES"/>
                               </w:rPr>
-                              <w:t>Status:   running</w:t>
+                              <w:t>Status</w:t>
+                            </w:r>
+                            <w:proofErr w:type="gramEnd"/>
+                            <w:r>
+                              <w:rPr>
+                                <w:rFonts w:ascii="Cascadia Mono SemiBold" w:hAnsi="Cascadia Mono SemiBold" w:cs="Cascadia Mono SemiBold"/>
+                                <w:sz w:val="20"/>
+                                <w:szCs w:val="20"/>
+                                <w:lang w:val="es-ES"/>
+                              </w:rPr>
+                              <w:t>:   running</w:t>
                             </w:r>
                           </w:p>
                         </w:txbxContent>
@@ -18499,6 +20335,7 @@
                           <w:szCs w:val="20"/>
                         </w:rPr>
                       </w:pPr>
+                      <w:proofErr w:type="gramStart"/>
                       <w:r>
                         <w:rPr>
                           <w:rFonts w:ascii="Cascadia Mono SemiBold" w:hAnsi="Cascadia Mono SemiBold" w:cs="Cascadia Mono SemiBold"/>
@@ -18506,7 +20343,17 @@
                           <w:szCs w:val="20"/>
                           <w:lang w:val="es-ES"/>
                         </w:rPr>
-                        <w:t>Status:   running</w:t>
+                        <w:t>Status</w:t>
+                      </w:r>
+                      <w:proofErr w:type="gramEnd"/>
+                      <w:r>
+                        <w:rPr>
+                          <w:rFonts w:ascii="Cascadia Mono SemiBold" w:hAnsi="Cascadia Mono SemiBold" w:cs="Cascadia Mono SemiBold"/>
+                          <w:sz w:val="20"/>
+                          <w:szCs w:val="20"/>
+                          <w:lang w:val="es-ES"/>
+                        </w:rPr>
+                        <w:t>:   running</w:t>
                       </w:r>
                     </w:p>
                   </w:txbxContent>
@@ -18807,8 +20654,18 @@
                                 <w:sz w:val="20"/>
                                 <w:szCs w:val="20"/>
                               </w:rPr>
-                              <w:t xml:space="preserve">    node tk_pod_manager.js filter high-memory</w:t>
-                            </w:r>
+                              <w:t xml:space="preserve">    node tk_pod_manager.js filter </w:t>
+                            </w:r>
+                            <w:proofErr w:type="gramStart"/>
+                            <w:r>
+                              <w:rPr>
+                                <w:rFonts w:ascii="Cascadia Mono SemiBold" w:hAnsi="Cascadia Mono SemiBold" w:cs="Cascadia Mono SemiBold"/>
+                                <w:sz w:val="20"/>
+                                <w:szCs w:val="20"/>
+                              </w:rPr>
+                              <w:t>high-memory</w:t>
+                            </w:r>
+                            <w:proofErr w:type="gramEnd"/>
                           </w:p>
                         </w:txbxContent>
                       </wps:txbx>
@@ -19001,8 +20858,18 @@
                           <w:sz w:val="20"/>
                           <w:szCs w:val="20"/>
                         </w:rPr>
-                        <w:t xml:space="preserve">    node tk_pod_manager.js filter high-memory</w:t>
-                      </w:r>
+                        <w:t xml:space="preserve">    node tk_pod_manager.js filter </w:t>
+                      </w:r>
+                      <w:proofErr w:type="gramStart"/>
+                      <w:r>
+                        <w:rPr>
+                          <w:rFonts w:ascii="Cascadia Mono SemiBold" w:hAnsi="Cascadia Mono SemiBold" w:cs="Cascadia Mono SemiBold"/>
+                          <w:sz w:val="20"/>
+                          <w:szCs w:val="20"/>
+                        </w:rPr>
+                        <w:t>high-memory</w:t>
+                      </w:r>
+                      <w:proofErr w:type="gramEnd"/>
                     </w:p>
                   </w:txbxContent>
                 </v:textbox>
@@ -19908,6 +21775,119 @@
     </w:lvl>
   </w:abstractNum>
   <w:abstractNum w:abstractNumId="2" w15:restartNumberingAfterBreak="0">
+    <w:nsid w:val="0B130727"/>
+    <w:multiLevelType w:val="hybridMultilevel"/>
+    <w:tmpl w:val="57C8E6B0"/>
+    <w:lvl w:ilvl="0" w:tplc="04090005">
+      <w:start w:val="1"/>
+      <w:numFmt w:val="bullet"/>
+      <w:lvlText w:val=""/>
+      <w:lvlJc w:val="left"/>
+      <w:pPr>
+        <w:ind w:left="720" w:hanging="360"/>
+      </w:pPr>
+      <w:rPr>
+        <w:rFonts w:ascii="Wingdings" w:hAnsi="Wingdings" w:hint="default"/>
+      </w:rPr>
+    </w:lvl>
+    <w:lvl w:ilvl="1" w:tplc="FFFFFFFF" w:tentative="1">
+      <w:start w:val="1"/>
+      <w:numFmt w:val="bullet"/>
+      <w:lvlText w:val="o"/>
+      <w:lvlJc w:val="left"/>
+      <w:pPr>
+        <w:ind w:left="1440" w:hanging="360"/>
+      </w:pPr>
+      <w:rPr>
+        <w:rFonts w:ascii="Courier New" w:hAnsi="Courier New" w:cs="Courier New" w:hint="default"/>
+      </w:rPr>
+    </w:lvl>
+    <w:lvl w:ilvl="2" w:tplc="FFFFFFFF" w:tentative="1">
+      <w:start w:val="1"/>
+      <w:numFmt w:val="bullet"/>
+      <w:lvlText w:val=""/>
+      <w:lvlJc w:val="left"/>
+      <w:pPr>
+        <w:ind w:left="2160" w:hanging="360"/>
+      </w:pPr>
+      <w:rPr>
+        <w:rFonts w:ascii="Wingdings" w:hAnsi="Wingdings" w:hint="default"/>
+      </w:rPr>
+    </w:lvl>
+    <w:lvl w:ilvl="3" w:tplc="FFFFFFFF" w:tentative="1">
+      <w:start w:val="1"/>
+      <w:numFmt w:val="bullet"/>
+      <w:lvlText w:val=""/>
+      <w:lvlJc w:val="left"/>
+      <w:pPr>
+        <w:ind w:left="2880" w:hanging="360"/>
+      </w:pPr>
+      <w:rPr>
+        <w:rFonts w:ascii="Symbol" w:hAnsi="Symbol" w:hint="default"/>
+      </w:rPr>
+    </w:lvl>
+    <w:lvl w:ilvl="4" w:tplc="FFFFFFFF" w:tentative="1">
+      <w:start w:val="1"/>
+      <w:numFmt w:val="bullet"/>
+      <w:lvlText w:val="o"/>
+      <w:lvlJc w:val="left"/>
+      <w:pPr>
+        <w:ind w:left="3600" w:hanging="360"/>
+      </w:pPr>
+      <w:rPr>
+        <w:rFonts w:ascii="Courier New" w:hAnsi="Courier New" w:cs="Courier New" w:hint="default"/>
+      </w:rPr>
+    </w:lvl>
+    <w:lvl w:ilvl="5" w:tplc="FFFFFFFF" w:tentative="1">
+      <w:start w:val="1"/>
+      <w:numFmt w:val="bullet"/>
+      <w:lvlText w:val=""/>
+      <w:lvlJc w:val="left"/>
+      <w:pPr>
+        <w:ind w:left="4320" w:hanging="360"/>
+      </w:pPr>
+      <w:rPr>
+        <w:rFonts w:ascii="Wingdings" w:hAnsi="Wingdings" w:hint="default"/>
+      </w:rPr>
+    </w:lvl>
+    <w:lvl w:ilvl="6" w:tplc="FFFFFFFF" w:tentative="1">
+      <w:start w:val="1"/>
+      <w:numFmt w:val="bullet"/>
+      <w:lvlText w:val=""/>
+      <w:lvlJc w:val="left"/>
+      <w:pPr>
+        <w:ind w:left="5040" w:hanging="360"/>
+      </w:pPr>
+      <w:rPr>
+        <w:rFonts w:ascii="Symbol" w:hAnsi="Symbol" w:hint="default"/>
+      </w:rPr>
+    </w:lvl>
+    <w:lvl w:ilvl="7" w:tplc="FFFFFFFF" w:tentative="1">
+      <w:start w:val="1"/>
+      <w:numFmt w:val="bullet"/>
+      <w:lvlText w:val="o"/>
+      <w:lvlJc w:val="left"/>
+      <w:pPr>
+        <w:ind w:left="5760" w:hanging="360"/>
+      </w:pPr>
+      <w:rPr>
+        <w:rFonts w:ascii="Courier New" w:hAnsi="Courier New" w:cs="Courier New" w:hint="default"/>
+      </w:rPr>
+    </w:lvl>
+    <w:lvl w:ilvl="8" w:tplc="FFFFFFFF" w:tentative="1">
+      <w:start w:val="1"/>
+      <w:numFmt w:val="bullet"/>
+      <w:lvlText w:val=""/>
+      <w:lvlJc w:val="left"/>
+      <w:pPr>
+        <w:ind w:left="6480" w:hanging="360"/>
+      </w:pPr>
+      <w:rPr>
+        <w:rFonts w:ascii="Wingdings" w:hAnsi="Wingdings" w:hint="default"/>
+      </w:rPr>
+    </w:lvl>
+  </w:abstractNum>
+  <w:abstractNum w:abstractNumId="3" w15:restartNumberingAfterBreak="0">
     <w:nsid w:val="0DAD5311"/>
     <w:multiLevelType w:val="hybridMultilevel"/>
     <w:tmpl w:val="F77E42EC"/>
@@ -20020,7 +22000,7 @@
       </w:rPr>
     </w:lvl>
   </w:abstractNum>
-  <w:abstractNum w:abstractNumId="3" w15:restartNumberingAfterBreak="0">
+  <w:abstractNum w:abstractNumId="4" w15:restartNumberingAfterBreak="0">
     <w:nsid w:val="0EDE0758"/>
     <w:multiLevelType w:val="hybridMultilevel"/>
     <w:tmpl w:val="EBF81DE8"/>
@@ -20106,7 +22086,7 @@
       </w:pPr>
     </w:lvl>
   </w:abstractNum>
-  <w:abstractNum w:abstractNumId="4" w15:restartNumberingAfterBreak="0">
+  <w:abstractNum w:abstractNumId="5" w15:restartNumberingAfterBreak="0">
     <w:nsid w:val="103B53F1"/>
     <w:multiLevelType w:val="multilevel"/>
     <w:tmpl w:val="FB9E7E56"/>
@@ -20219,7 +22199,120 @@
       </w:pPr>
     </w:lvl>
   </w:abstractNum>
-  <w:abstractNum w:abstractNumId="5" w15:restartNumberingAfterBreak="0">
+  <w:abstractNum w:abstractNumId="6" w15:restartNumberingAfterBreak="0">
+    <w:nsid w:val="12C004CF"/>
+    <w:multiLevelType w:val="hybridMultilevel"/>
+    <w:tmpl w:val="7D082882"/>
+    <w:lvl w:ilvl="0" w:tplc="04090005">
+      <w:start w:val="1"/>
+      <w:numFmt w:val="bullet"/>
+      <w:lvlText w:val=""/>
+      <w:lvlJc w:val="left"/>
+      <w:pPr>
+        <w:ind w:left="720" w:hanging="360"/>
+      </w:pPr>
+      <w:rPr>
+        <w:rFonts w:ascii="Wingdings" w:hAnsi="Wingdings" w:hint="default"/>
+      </w:rPr>
+    </w:lvl>
+    <w:lvl w:ilvl="1" w:tplc="FFFFFFFF" w:tentative="1">
+      <w:start w:val="1"/>
+      <w:numFmt w:val="bullet"/>
+      <w:lvlText w:val="o"/>
+      <w:lvlJc w:val="left"/>
+      <w:pPr>
+        <w:ind w:left="1440" w:hanging="360"/>
+      </w:pPr>
+      <w:rPr>
+        <w:rFonts w:ascii="Courier New" w:hAnsi="Courier New" w:cs="Courier New" w:hint="default"/>
+      </w:rPr>
+    </w:lvl>
+    <w:lvl w:ilvl="2" w:tplc="FFFFFFFF" w:tentative="1">
+      <w:start w:val="1"/>
+      <w:numFmt w:val="bullet"/>
+      <w:lvlText w:val=""/>
+      <w:lvlJc w:val="left"/>
+      <w:pPr>
+        <w:ind w:left="2160" w:hanging="360"/>
+      </w:pPr>
+      <w:rPr>
+        <w:rFonts w:ascii="Wingdings" w:hAnsi="Wingdings" w:hint="default"/>
+      </w:rPr>
+    </w:lvl>
+    <w:lvl w:ilvl="3" w:tplc="FFFFFFFF" w:tentative="1">
+      <w:start w:val="1"/>
+      <w:numFmt w:val="bullet"/>
+      <w:lvlText w:val=""/>
+      <w:lvlJc w:val="left"/>
+      <w:pPr>
+        <w:ind w:left="2880" w:hanging="360"/>
+      </w:pPr>
+      <w:rPr>
+        <w:rFonts w:ascii="Symbol" w:hAnsi="Symbol" w:hint="default"/>
+      </w:rPr>
+    </w:lvl>
+    <w:lvl w:ilvl="4" w:tplc="FFFFFFFF" w:tentative="1">
+      <w:start w:val="1"/>
+      <w:numFmt w:val="bullet"/>
+      <w:lvlText w:val="o"/>
+      <w:lvlJc w:val="left"/>
+      <w:pPr>
+        <w:ind w:left="3600" w:hanging="360"/>
+      </w:pPr>
+      <w:rPr>
+        <w:rFonts w:ascii="Courier New" w:hAnsi="Courier New" w:cs="Courier New" w:hint="default"/>
+      </w:rPr>
+    </w:lvl>
+    <w:lvl w:ilvl="5" w:tplc="FFFFFFFF" w:tentative="1">
+      <w:start w:val="1"/>
+      <w:numFmt w:val="bullet"/>
+      <w:lvlText w:val=""/>
+      <w:lvlJc w:val="left"/>
+      <w:pPr>
+        <w:ind w:left="4320" w:hanging="360"/>
+      </w:pPr>
+      <w:rPr>
+        <w:rFonts w:ascii="Wingdings" w:hAnsi="Wingdings" w:hint="default"/>
+      </w:rPr>
+    </w:lvl>
+    <w:lvl w:ilvl="6" w:tplc="FFFFFFFF" w:tentative="1">
+      <w:start w:val="1"/>
+      <w:numFmt w:val="bullet"/>
+      <w:lvlText w:val=""/>
+      <w:lvlJc w:val="left"/>
+      <w:pPr>
+        <w:ind w:left="5040" w:hanging="360"/>
+      </w:pPr>
+      <w:rPr>
+        <w:rFonts w:ascii="Symbol" w:hAnsi="Symbol" w:hint="default"/>
+      </w:rPr>
+    </w:lvl>
+    <w:lvl w:ilvl="7" w:tplc="FFFFFFFF" w:tentative="1">
+      <w:start w:val="1"/>
+      <w:numFmt w:val="bullet"/>
+      <w:lvlText w:val="o"/>
+      <w:lvlJc w:val="left"/>
+      <w:pPr>
+        <w:ind w:left="5760" w:hanging="360"/>
+      </w:pPr>
+      <w:rPr>
+        <w:rFonts w:ascii="Courier New" w:hAnsi="Courier New" w:cs="Courier New" w:hint="default"/>
+      </w:rPr>
+    </w:lvl>
+    <w:lvl w:ilvl="8" w:tplc="FFFFFFFF" w:tentative="1">
+      <w:start w:val="1"/>
+      <w:numFmt w:val="bullet"/>
+      <w:lvlText w:val=""/>
+      <w:lvlJc w:val="left"/>
+      <w:pPr>
+        <w:ind w:left="6480" w:hanging="360"/>
+      </w:pPr>
+      <w:rPr>
+        <w:rFonts w:ascii="Wingdings" w:hAnsi="Wingdings" w:hint="default"/>
+      </w:rPr>
+    </w:lvl>
+  </w:abstractNum>
+  <w:abstractNum w:abstractNumId="7" w15:restartNumberingAfterBreak="0">
     <w:nsid w:val="15F87C74"/>
     <w:multiLevelType w:val="multilevel"/>
     <w:tmpl w:val="91B6566C"/>
@@ -20332,7 +22425,7 @@
       </w:pPr>
     </w:lvl>
   </w:abstractNum>
-  <w:abstractNum w:abstractNumId="6" w15:restartNumberingAfterBreak="0">
+  <w:abstractNum w:abstractNumId="8" w15:restartNumberingAfterBreak="0">
     <w:nsid w:val="16A90F50"/>
     <w:multiLevelType w:val="hybridMultilevel"/>
     <w:tmpl w:val="E99EE8BE"/>
@@ -20445,7 +22538,156 @@
       </w:rPr>
     </w:lvl>
   </w:abstractNum>
-  <w:abstractNum w:abstractNumId="7" w15:restartNumberingAfterBreak="0">
+  <w:abstractNum w:abstractNumId="9" w15:restartNumberingAfterBreak="0">
+    <w:nsid w:val="23E70E13"/>
+    <w:multiLevelType w:val="multilevel"/>
+    <w:tmpl w:val="47D088AA"/>
+    <w:lvl w:ilvl="0">
+      <w:start w:val="1"/>
+      <w:numFmt w:val="bullet"/>
+      <w:lvlText w:val=""/>
+      <w:lvlJc w:val="left"/>
+      <w:pPr>
+        <w:tabs>
+          <w:tab w:val="num" w:pos="720"/>
+        </w:tabs>
+        <w:ind w:left="720" w:hanging="360"/>
+      </w:pPr>
+      <w:rPr>
+        <w:rFonts w:ascii="Symbol" w:hAnsi="Symbol" w:hint="default"/>
+        <w:sz w:val="20"/>
+      </w:rPr>
+    </w:lvl>
+    <w:lvl w:ilvl="1" w:tentative="1">
+      <w:start w:val="1"/>
+      <w:numFmt w:val="bullet"/>
+      <w:lvlText w:val="o"/>
+      <w:lvlJc w:val="left"/>
+      <w:pPr>
+        <w:tabs>
+          <w:tab w:val="num" w:pos="1440"/>
+        </w:tabs>
+        <w:ind w:left="1440" w:hanging="360"/>
+      </w:pPr>
+      <w:rPr>
+        <w:rFonts w:ascii="Courier New" w:hAnsi="Courier New" w:hint="default"/>
+        <w:sz w:val="20"/>
+      </w:rPr>
+    </w:lvl>
+    <w:lvl w:ilvl="2" w:tentative="1">
+      <w:start w:val="1"/>
+      <w:numFmt w:val="bullet"/>
+      <w:lvlText w:val=""/>
+      <w:lvlJc w:val="left"/>
+      <w:pPr>
+        <w:tabs>
+          <w:tab w:val="num" w:pos="2160"/>
+        </w:tabs>
+        <w:ind w:left="2160" w:hanging="360"/>
+      </w:pPr>
+      <w:rPr>
+        <w:rFonts w:ascii="Wingdings" w:hAnsi="Wingdings" w:hint="default"/>
+        <w:sz w:val="20"/>
+      </w:rPr>
+    </w:lvl>
+    <w:lvl w:ilvl="3" w:tentative="1">
+      <w:start w:val="1"/>
+      <w:numFmt w:val="bullet"/>
+      <w:lvlText w:val=""/>
+      <w:lvlJc w:val="left"/>
+      <w:pPr>
+        <w:tabs>
+          <w:tab w:val="num" w:pos="2880"/>
+        </w:tabs>
+        <w:ind w:left="2880" w:hanging="360"/>
+      </w:pPr>
+      <w:rPr>
+        <w:rFonts w:ascii="Wingdings" w:hAnsi="Wingdings" w:hint="default"/>
+        <w:sz w:val="20"/>
+      </w:rPr>
+    </w:lvl>
+    <w:lvl w:ilvl="4" w:tentative="1">
+      <w:start w:val="1"/>
+      <w:numFmt w:val="bullet"/>
+      <w:lvlText w:val=""/>
+      <w:lvlJc w:val="left"/>
+      <w:pPr>
+        <w:tabs>
+          <w:tab w:val="num" w:pos="3600"/>
+        </w:tabs>
+        <w:ind w:left="3600" w:hanging="360"/>
+      </w:pPr>
+      <w:rPr>
+        <w:rFonts w:ascii="Wingdings" w:hAnsi="Wingdings" w:hint="default"/>
+        <w:sz w:val="20"/>
+      </w:rPr>
+    </w:lvl>
+    <w:lvl w:ilvl="5" w:tentative="1">
+      <w:start w:val="1"/>
+      <w:numFmt w:val="bullet"/>
+      <w:lvlText w:val=""/>
+      <w:lvlJc w:val="left"/>
+      <w:pPr>
+        <w:tabs>
+          <w:tab w:val="num" w:pos="4320"/>
+        </w:tabs>
+        <w:ind w:left="4320" w:hanging="360"/>
+      </w:pPr>
+      <w:rPr>
+        <w:rFonts w:ascii="Wingdings" w:hAnsi="Wingdings" w:hint="default"/>
+        <w:sz w:val="20"/>
+      </w:rPr>
+    </w:lvl>
+    <w:lvl w:ilvl="6" w:tentative="1">
+      <w:start w:val="1"/>
+      <w:numFmt w:val="bullet"/>
+      <w:lvlText w:val=""/>
+      <w:lvlJc w:val="left"/>
+      <w:pPr>
+        <w:tabs>
+          <w:tab w:val="num" w:pos="5040"/>
+        </w:tabs>
+        <w:ind w:left="5040" w:hanging="360"/>
+      </w:pPr>
+      <w:rPr>
+        <w:rFonts w:ascii="Wingdings" w:hAnsi="Wingdings" w:hint="default"/>
+        <w:sz w:val="20"/>
+      </w:rPr>
+    </w:lvl>
+    <w:lvl w:ilvl="7" w:tentative="1">
+      <w:start w:val="1"/>
+      <w:numFmt w:val="bullet"/>
+      <w:lvlText w:val=""/>
+      <w:lvlJc w:val="left"/>
+      <w:pPr>
+        <w:tabs>
+          <w:tab w:val="num" w:pos="5760"/>
+        </w:tabs>
+        <w:ind w:left="5760" w:hanging="360"/>
+      </w:pPr>
+      <w:rPr>
+        <w:rFonts w:ascii="Wingdings" w:hAnsi="Wingdings" w:hint="default"/>
+        <w:sz w:val="20"/>
+      </w:rPr>
+    </w:lvl>
+    <w:lvl w:ilvl="8" w:tentative="1">
+      <w:start w:val="1"/>
+      <w:numFmt w:val="bullet"/>
+      <w:lvlText w:val=""/>
+      <w:lvlJc w:val="left"/>
+      <w:pPr>
+        <w:tabs>
+          <w:tab w:val="num" w:pos="6480"/>
+        </w:tabs>
+        <w:ind w:left="6480" w:hanging="360"/>
+      </w:pPr>
+      <w:rPr>
+        <w:rFonts w:ascii="Wingdings" w:hAnsi="Wingdings" w:hint="default"/>
+        <w:sz w:val="20"/>
+      </w:rPr>
+    </w:lvl>
+  </w:abstractNum>
+  <w:abstractNum w:abstractNumId="10" w15:restartNumberingAfterBreak="0">
     <w:nsid w:val="28C308FF"/>
     <w:multiLevelType w:val="hybridMultilevel"/>
     <w:tmpl w:val="EBF81DE8"/>
@@ -20531,7 +22773,382 @@
       </w:pPr>
     </w:lvl>
   </w:abstractNum>
-  <w:abstractNum w:abstractNumId="8" w15:restartNumberingAfterBreak="0">
+  <w:abstractNum w:abstractNumId="11" w15:restartNumberingAfterBreak="0">
+    <w:nsid w:val="2F2D7C97"/>
+    <w:multiLevelType w:val="hybridMultilevel"/>
+    <w:tmpl w:val="DC624F7E"/>
+    <w:lvl w:ilvl="0" w:tplc="04090001">
+      <w:start w:val="1"/>
+      <w:numFmt w:val="bullet"/>
+      <w:lvlText w:val=""/>
+      <w:lvlJc w:val="left"/>
+      <w:pPr>
+        <w:ind w:left="720" w:hanging="360"/>
+      </w:pPr>
+      <w:rPr>
+        <w:rFonts w:ascii="Symbol" w:hAnsi="Symbol" w:hint="default"/>
+      </w:rPr>
+    </w:lvl>
+    <w:lvl w:ilvl="1" w:tplc="04090003" w:tentative="1">
+      <w:start w:val="1"/>
+      <w:numFmt w:val="bullet"/>
+      <w:lvlText w:val="o"/>
+      <w:lvlJc w:val="left"/>
+      <w:pPr>
+        <w:ind w:left="1440" w:hanging="360"/>
+      </w:pPr>
+      <w:rPr>
+        <w:rFonts w:ascii="Courier New" w:hAnsi="Courier New" w:cs="Courier New" w:hint="default"/>
+      </w:rPr>
+    </w:lvl>
+    <w:lvl w:ilvl="2" w:tplc="04090005" w:tentative="1">
+      <w:start w:val="1"/>
+      <w:numFmt w:val="bullet"/>
+      <w:lvlText w:val=""/>
+      <w:lvlJc w:val="left"/>
+      <w:pPr>
+        <w:ind w:left="2160" w:hanging="360"/>
+      </w:pPr>
+      <w:rPr>
+        <w:rFonts w:ascii="Wingdings" w:hAnsi="Wingdings" w:hint="default"/>
+      </w:rPr>
+    </w:lvl>
+    <w:lvl w:ilvl="3" w:tplc="04090001" w:tentative="1">
+      <w:start w:val="1"/>
+      <w:numFmt w:val="bullet"/>
+      <w:lvlText w:val=""/>
+      <w:lvlJc w:val="left"/>
+      <w:pPr>
+        <w:ind w:left="2880" w:hanging="360"/>
+      </w:pPr>
+      <w:rPr>
+        <w:rFonts w:ascii="Symbol" w:hAnsi="Symbol" w:hint="default"/>
+      </w:rPr>
+    </w:lvl>
+    <w:lvl w:ilvl="4" w:tplc="04090003" w:tentative="1">
+      <w:start w:val="1"/>
+      <w:numFmt w:val="bullet"/>
+      <w:lvlText w:val="o"/>
+      <w:lvlJc w:val="left"/>
+      <w:pPr>
+        <w:ind w:left="3600" w:hanging="360"/>
+      </w:pPr>
+      <w:rPr>
+        <w:rFonts w:ascii="Courier New" w:hAnsi="Courier New" w:cs="Courier New" w:hint="default"/>
+      </w:rPr>
+    </w:lvl>
+    <w:lvl w:ilvl="5" w:tplc="04090005" w:tentative="1">
+      <w:start w:val="1"/>
+      <w:numFmt w:val="bullet"/>
+      <w:lvlText w:val=""/>
+      <w:lvlJc w:val="left"/>
+      <w:pPr>
+        <w:ind w:left="4320" w:hanging="360"/>
+      </w:pPr>
+      <w:rPr>
+        <w:rFonts w:ascii="Wingdings" w:hAnsi="Wingdings" w:hint="default"/>
+      </w:rPr>
+    </w:lvl>
+    <w:lvl w:ilvl="6" w:tplc="04090001" w:tentative="1">
+      <w:start w:val="1"/>
+      <w:numFmt w:val="bullet"/>
+      <w:lvlText w:val=""/>
+      <w:lvlJc w:val="left"/>
+      <w:pPr>
+        <w:ind w:left="5040" w:hanging="360"/>
+      </w:pPr>
+      <w:rPr>
+        <w:rFonts w:ascii="Symbol" w:hAnsi="Symbol" w:hint="default"/>
+      </w:rPr>
+    </w:lvl>
+    <w:lvl w:ilvl="7" w:tplc="04090003" w:tentative="1">
+      <w:start w:val="1"/>
+      <w:numFmt w:val="bullet"/>
+      <w:lvlText w:val="o"/>
+      <w:lvlJc w:val="left"/>
+      <w:pPr>
+        <w:ind w:left="5760" w:hanging="360"/>
+      </w:pPr>
+      <w:rPr>
+        <w:rFonts w:ascii="Courier New" w:hAnsi="Courier New" w:cs="Courier New" w:hint="default"/>
+      </w:rPr>
+    </w:lvl>
+    <w:lvl w:ilvl="8" w:tplc="04090005" w:tentative="1">
+      <w:start w:val="1"/>
+      <w:numFmt w:val="bullet"/>
+      <w:lvlText w:val=""/>
+      <w:lvlJc w:val="left"/>
+      <w:pPr>
+        <w:ind w:left="6480" w:hanging="360"/>
+      </w:pPr>
+      <w:rPr>
+        <w:rFonts w:ascii="Wingdings" w:hAnsi="Wingdings" w:hint="default"/>
+      </w:rPr>
+    </w:lvl>
+  </w:abstractNum>
+  <w:abstractNum w:abstractNumId="12" w15:restartNumberingAfterBreak="0">
+    <w:nsid w:val="31E01045"/>
+    <w:multiLevelType w:val="hybridMultilevel"/>
+    <w:tmpl w:val="CF741BCE"/>
+    <w:lvl w:ilvl="0" w:tplc="04090005">
+      <w:start w:val="1"/>
+      <w:numFmt w:val="bullet"/>
+      <w:lvlText w:val=""/>
+      <w:lvlJc w:val="left"/>
+      <w:pPr>
+        <w:ind w:left="720" w:hanging="360"/>
+      </w:pPr>
+      <w:rPr>
+        <w:rFonts w:ascii="Wingdings" w:hAnsi="Wingdings" w:hint="default"/>
+      </w:rPr>
+    </w:lvl>
+    <w:lvl w:ilvl="1" w:tplc="04090003" w:tentative="1">
+      <w:start w:val="1"/>
+      <w:numFmt w:val="bullet"/>
+      <w:lvlText w:val="o"/>
+      <w:lvlJc w:val="left"/>
+      <w:pPr>
+        <w:ind w:left="1440" w:hanging="360"/>
+      </w:pPr>
+      <w:rPr>
+        <w:rFonts w:ascii="Courier New" w:hAnsi="Courier New" w:cs="Courier New" w:hint="default"/>
+      </w:rPr>
+    </w:lvl>
+    <w:lvl w:ilvl="2" w:tplc="04090005" w:tentative="1">
+      <w:start w:val="1"/>
+      <w:numFmt w:val="bullet"/>
+      <w:lvlText w:val=""/>
+      <w:lvlJc w:val="left"/>
+      <w:pPr>
+        <w:ind w:left="2160" w:hanging="360"/>
+      </w:pPr>
+      <w:rPr>
+        <w:rFonts w:ascii="Wingdings" w:hAnsi="Wingdings" w:hint="default"/>
+      </w:rPr>
+    </w:lvl>
+    <w:lvl w:ilvl="3" w:tplc="04090001" w:tentative="1">
+      <w:start w:val="1"/>
+      <w:numFmt w:val="bullet"/>
+      <w:lvlText w:val=""/>
+      <w:lvlJc w:val="left"/>
+      <w:pPr>
+        <w:ind w:left="2880" w:hanging="360"/>
+      </w:pPr>
+      <w:rPr>
+        <w:rFonts w:ascii="Symbol" w:hAnsi="Symbol" w:hint="default"/>
+      </w:rPr>
+    </w:lvl>
+    <w:lvl w:ilvl="4" w:tplc="04090003" w:tentative="1">
+      <w:start w:val="1"/>
+      <w:numFmt w:val="bullet"/>
+      <w:lvlText w:val="o"/>
+      <w:lvlJc w:val="left"/>
+      <w:pPr>
+        <w:ind w:left="3600" w:hanging="360"/>
+      </w:pPr>
+      <w:rPr>
+        <w:rFonts w:ascii="Courier New" w:hAnsi="Courier New" w:cs="Courier New" w:hint="default"/>
+      </w:rPr>
+    </w:lvl>
+    <w:lvl w:ilvl="5" w:tplc="04090005" w:tentative="1">
+      <w:start w:val="1"/>
+      <w:numFmt w:val="bullet"/>
+      <w:lvlText w:val=""/>
+      <w:lvlJc w:val="left"/>
+      <w:pPr>
+        <w:ind w:left="4320" w:hanging="360"/>
+      </w:pPr>
+      <w:rPr>
+        <w:rFonts w:ascii="Wingdings" w:hAnsi="Wingdings" w:hint="default"/>
+      </w:rPr>
+    </w:lvl>
+    <w:lvl w:ilvl="6" w:tplc="04090001" w:tentative="1">
+      <w:start w:val="1"/>
+      <w:numFmt w:val="bullet"/>
+      <w:lvlText w:val=""/>
+      <w:lvlJc w:val="left"/>
+      <w:pPr>
+        <w:ind w:left="5040" w:hanging="360"/>
+      </w:pPr>
+      <w:rPr>
+        <w:rFonts w:ascii="Symbol" w:hAnsi="Symbol" w:hint="default"/>
+      </w:rPr>
+    </w:lvl>
+    <w:lvl w:ilvl="7" w:tplc="04090003" w:tentative="1">
+      <w:start w:val="1"/>
+      <w:numFmt w:val="bullet"/>
+      <w:lvlText w:val="o"/>
+      <w:lvlJc w:val="left"/>
+      <w:pPr>
+        <w:ind w:left="5760" w:hanging="360"/>
+      </w:pPr>
+      <w:rPr>
+        <w:rFonts w:ascii="Courier New" w:hAnsi="Courier New" w:cs="Courier New" w:hint="default"/>
+      </w:rPr>
+    </w:lvl>
+    <w:lvl w:ilvl="8" w:tplc="04090005" w:tentative="1">
+      <w:start w:val="1"/>
+      <w:numFmt w:val="bullet"/>
+      <w:lvlText w:val=""/>
+      <w:lvlJc w:val="left"/>
+      <w:pPr>
+        <w:ind w:left="6480" w:hanging="360"/>
+      </w:pPr>
+      <w:rPr>
+        <w:rFonts w:ascii="Wingdings" w:hAnsi="Wingdings" w:hint="default"/>
+      </w:rPr>
+    </w:lvl>
+  </w:abstractNum>
+  <w:abstractNum w:abstractNumId="13" w15:restartNumberingAfterBreak="0">
+    <w:nsid w:val="32896C6E"/>
+    <w:multiLevelType w:val="multilevel"/>
+    <w:tmpl w:val="0D7E0336"/>
+    <w:lvl w:ilvl="0">
+      <w:start w:val="1"/>
+      <w:numFmt w:val="bullet"/>
+      <w:lvlText w:val=""/>
+      <w:lvlJc w:val="left"/>
+      <w:pPr>
+        <w:tabs>
+          <w:tab w:val="num" w:pos="720"/>
+        </w:tabs>
+        <w:ind w:left="720" w:hanging="360"/>
+      </w:pPr>
+      <w:rPr>
+        <w:rFonts w:ascii="Symbol" w:hAnsi="Symbol" w:hint="default"/>
+        <w:sz w:val="20"/>
+      </w:rPr>
+    </w:lvl>
+    <w:lvl w:ilvl="1" w:tentative="1">
+      <w:start w:val="1"/>
+      <w:numFmt w:val="bullet"/>
+      <w:lvlText w:val="o"/>
+      <w:lvlJc w:val="left"/>
+      <w:pPr>
+        <w:tabs>
+          <w:tab w:val="num" w:pos="1440"/>
+        </w:tabs>
+        <w:ind w:left="1440" w:hanging="360"/>
+      </w:pPr>
+      <w:rPr>
+        <w:rFonts w:ascii="Courier New" w:hAnsi="Courier New" w:hint="default"/>
+        <w:sz w:val="20"/>
+      </w:rPr>
+    </w:lvl>
+    <w:lvl w:ilvl="2" w:tentative="1">
+      <w:start w:val="1"/>
+      <w:numFmt w:val="bullet"/>
+      <w:lvlText w:val=""/>
+      <w:lvlJc w:val="left"/>
+      <w:pPr>
+        <w:tabs>
+          <w:tab w:val="num" w:pos="2160"/>
+        </w:tabs>
+        <w:ind w:left="2160" w:hanging="360"/>
+      </w:pPr>
+      <w:rPr>
+        <w:rFonts w:ascii="Wingdings" w:hAnsi="Wingdings" w:hint="default"/>
+        <w:sz w:val="20"/>
+      </w:rPr>
+    </w:lvl>
+    <w:lvl w:ilvl="3" w:tentative="1">
+      <w:start w:val="1"/>
+      <w:numFmt w:val="bullet"/>
+      <w:lvlText w:val=""/>
+      <w:lvlJc w:val="left"/>
+      <w:pPr>
+        <w:tabs>
+          <w:tab w:val="num" w:pos="2880"/>
+        </w:tabs>
+        <w:ind w:left="2880" w:hanging="360"/>
+      </w:pPr>
+      <w:rPr>
+        <w:rFonts w:ascii="Wingdings" w:hAnsi="Wingdings" w:hint="default"/>
+        <w:sz w:val="20"/>
+      </w:rPr>
+    </w:lvl>
+    <w:lvl w:ilvl="4" w:tentative="1">
+      <w:start w:val="1"/>
+      <w:numFmt w:val="bullet"/>
+      <w:lvlText w:val=""/>
+      <w:lvlJc w:val="left"/>
+      <w:pPr>
+        <w:tabs>
+          <w:tab w:val="num" w:pos="3600"/>
+        </w:tabs>
+        <w:ind w:left="3600" w:hanging="360"/>
+      </w:pPr>
+      <w:rPr>
+        <w:rFonts w:ascii="Wingdings" w:hAnsi="Wingdings" w:hint="default"/>
+        <w:sz w:val="20"/>
+      </w:rPr>
+    </w:lvl>
+    <w:lvl w:ilvl="5" w:tentative="1">
+      <w:start w:val="1"/>
+      <w:numFmt w:val="bullet"/>
+      <w:lvlText w:val=""/>
+      <w:lvlJc w:val="left"/>
+      <w:pPr>
+        <w:tabs>
+          <w:tab w:val="num" w:pos="4320"/>
+        </w:tabs>
+        <w:ind w:left="4320" w:hanging="360"/>
+      </w:pPr>
+      <w:rPr>
+        <w:rFonts w:ascii="Wingdings" w:hAnsi="Wingdings" w:hint="default"/>
+        <w:sz w:val="20"/>
+      </w:rPr>
+    </w:lvl>
+    <w:lvl w:ilvl="6" w:tentative="1">
+      <w:start w:val="1"/>
+      <w:numFmt w:val="bullet"/>
+      <w:lvlText w:val=""/>
+      <w:lvlJc w:val="left"/>
+      <w:pPr>
+        <w:tabs>
+          <w:tab w:val="num" w:pos="5040"/>
+        </w:tabs>
+        <w:ind w:left="5040" w:hanging="360"/>
+      </w:pPr>
+      <w:rPr>
+        <w:rFonts w:ascii="Wingdings" w:hAnsi="Wingdings" w:hint="default"/>
+        <w:sz w:val="20"/>
+      </w:rPr>
+    </w:lvl>
+    <w:lvl w:ilvl="7" w:tentative="1">
+      <w:start w:val="1"/>
+      <w:numFmt w:val="bullet"/>
+      <w:lvlText w:val=""/>
+      <w:lvlJc w:val="left"/>
+      <w:pPr>
+        <w:tabs>
+          <w:tab w:val="num" w:pos="5760"/>
+        </w:tabs>
+        <w:ind w:left="5760" w:hanging="360"/>
+      </w:pPr>
+      <w:rPr>
+        <w:rFonts w:ascii="Wingdings" w:hAnsi="Wingdings" w:hint="default"/>
+        <w:sz w:val="20"/>
+      </w:rPr>
+    </w:lvl>
+    <w:lvl w:ilvl="8" w:tentative="1">
+      <w:start w:val="1"/>
+      <w:numFmt w:val="bullet"/>
+      <w:lvlText w:val=""/>
+      <w:lvlJc w:val="left"/>
+      <w:pPr>
+        <w:tabs>
+          <w:tab w:val="num" w:pos="6480"/>
+        </w:tabs>
+        <w:ind w:left="6480" w:hanging="360"/>
+      </w:pPr>
+      <w:rPr>
+        <w:rFonts w:ascii="Wingdings" w:hAnsi="Wingdings" w:hint="default"/>
+        <w:sz w:val="20"/>
+      </w:rPr>
+    </w:lvl>
+  </w:abstractNum>
+  <w:abstractNum w:abstractNumId="14" w15:restartNumberingAfterBreak="0">
     <w:nsid w:val="3FB53C83"/>
     <w:multiLevelType w:val="multilevel"/>
     <w:tmpl w:val="690091FA"/>
@@ -20644,7 +23261,7 @@
       </w:pPr>
     </w:lvl>
   </w:abstractNum>
-  <w:abstractNum w:abstractNumId="9" w15:restartNumberingAfterBreak="0">
+  <w:abstractNum w:abstractNumId="15" w15:restartNumberingAfterBreak="0">
     <w:nsid w:val="43457258"/>
     <w:multiLevelType w:val="multilevel"/>
     <w:tmpl w:val="E7C28A46"/>
@@ -20789,7 +23406,7 @@
       </w:rPr>
     </w:lvl>
   </w:abstractNum>
-  <w:abstractNum w:abstractNumId="10" w15:restartNumberingAfterBreak="0">
+  <w:abstractNum w:abstractNumId="16" w15:restartNumberingAfterBreak="0">
     <w:nsid w:val="4D876B7A"/>
     <w:multiLevelType w:val="multilevel"/>
     <w:tmpl w:val="EE000EEA"/>
@@ -20902,7 +23519,7 @@
       </w:pPr>
     </w:lvl>
   </w:abstractNum>
-  <w:abstractNum w:abstractNumId="11" w15:restartNumberingAfterBreak="0">
+  <w:abstractNum w:abstractNumId="17" w15:restartNumberingAfterBreak="0">
     <w:nsid w:val="4DB15612"/>
     <w:multiLevelType w:val="multilevel"/>
     <w:tmpl w:val="6846E6B6"/>
@@ -21051,7 +23668,531 @@
       </w:rPr>
     </w:lvl>
   </w:abstractNum>
-  <w:abstractNum w:abstractNumId="12" w15:restartNumberingAfterBreak="0">
+  <w:abstractNum w:abstractNumId="18" w15:restartNumberingAfterBreak="0">
+    <w:nsid w:val="51E91814"/>
+    <w:multiLevelType w:val="hybridMultilevel"/>
+    <w:tmpl w:val="F6FA900A"/>
+    <w:lvl w:ilvl="0" w:tplc="04090001">
+      <w:start w:val="1"/>
+      <w:numFmt w:val="bullet"/>
+      <w:lvlText w:val=""/>
+      <w:lvlJc w:val="left"/>
+      <w:pPr>
+        <w:ind w:left="720" w:hanging="360"/>
+      </w:pPr>
+      <w:rPr>
+        <w:rFonts w:ascii="Symbol" w:hAnsi="Symbol" w:hint="default"/>
+      </w:rPr>
+    </w:lvl>
+    <w:lvl w:ilvl="1" w:tplc="04090003" w:tentative="1">
+      <w:start w:val="1"/>
+      <w:numFmt w:val="bullet"/>
+      <w:lvlText w:val="o"/>
+      <w:lvlJc w:val="left"/>
+      <w:pPr>
+        <w:ind w:left="1440" w:hanging="360"/>
+      </w:pPr>
+      <w:rPr>
+        <w:rFonts w:ascii="Courier New" w:hAnsi="Courier New" w:cs="Courier New" w:hint="default"/>
+      </w:rPr>
+    </w:lvl>
+    <w:lvl w:ilvl="2" w:tplc="04090005" w:tentative="1">
+      <w:start w:val="1"/>
+      <w:numFmt w:val="bullet"/>
+      <w:lvlText w:val=""/>
+      <w:lvlJc w:val="left"/>
+      <w:pPr>
+        <w:ind w:left="2160" w:hanging="360"/>
+      </w:pPr>
+      <w:rPr>
+        <w:rFonts w:ascii="Wingdings" w:hAnsi="Wingdings" w:hint="default"/>
+      </w:rPr>
+    </w:lvl>
+    <w:lvl w:ilvl="3" w:tplc="04090001" w:tentative="1">
+      <w:start w:val="1"/>
+      <w:numFmt w:val="bullet"/>
+      <w:lvlText w:val=""/>
+      <w:lvlJc w:val="left"/>
+      <w:pPr>
+        <w:ind w:left="2880" w:hanging="360"/>
+      </w:pPr>
+      <w:rPr>
+        <w:rFonts w:ascii="Symbol" w:hAnsi="Symbol" w:hint="default"/>
+      </w:rPr>
+    </w:lvl>
+    <w:lvl w:ilvl="4" w:tplc="04090003" w:tentative="1">
+      <w:start w:val="1"/>
+      <w:numFmt w:val="bullet"/>
+      <w:lvlText w:val="o"/>
+      <w:lvlJc w:val="left"/>
+      <w:pPr>
+        <w:ind w:left="3600" w:hanging="360"/>
+      </w:pPr>
+      <w:rPr>
+        <w:rFonts w:ascii="Courier New" w:hAnsi="Courier New" w:cs="Courier New" w:hint="default"/>
+      </w:rPr>
+    </w:lvl>
+    <w:lvl w:ilvl="5" w:tplc="04090005" w:tentative="1">
+      <w:start w:val="1"/>
+      <w:numFmt w:val="bullet"/>
+      <w:lvlText w:val=""/>
+      <w:lvlJc w:val="left"/>
+      <w:pPr>
+        <w:ind w:left="4320" w:hanging="360"/>
+      </w:pPr>
+      <w:rPr>
+        <w:rFonts w:ascii="Wingdings" w:hAnsi="Wingdings" w:hint="default"/>
+      </w:rPr>
+    </w:lvl>
+    <w:lvl w:ilvl="6" w:tplc="04090001" w:tentative="1">
+      <w:start w:val="1"/>
+      <w:numFmt w:val="bullet"/>
+      <w:lvlText w:val=""/>
+      <w:lvlJc w:val="left"/>
+      <w:pPr>
+        <w:ind w:left="5040" w:hanging="360"/>
+      </w:pPr>
+      <w:rPr>
+        <w:rFonts w:ascii="Symbol" w:hAnsi="Symbol" w:hint="default"/>
+      </w:rPr>
+    </w:lvl>
+    <w:lvl w:ilvl="7" w:tplc="04090003" w:tentative="1">
+      <w:start w:val="1"/>
+      <w:numFmt w:val="bullet"/>
+      <w:lvlText w:val="o"/>
+      <w:lvlJc w:val="left"/>
+      <w:pPr>
+        <w:ind w:left="5760" w:hanging="360"/>
+      </w:pPr>
+      <w:rPr>
+        <w:rFonts w:ascii="Courier New" w:hAnsi="Courier New" w:cs="Courier New" w:hint="default"/>
+      </w:rPr>
+    </w:lvl>
+    <w:lvl w:ilvl="8" w:tplc="04090005" w:tentative="1">
+      <w:start w:val="1"/>
+      <w:numFmt w:val="bullet"/>
+      <w:lvlText w:val=""/>
+      <w:lvlJc w:val="left"/>
+      <w:pPr>
+        <w:ind w:left="6480" w:hanging="360"/>
+      </w:pPr>
+      <w:rPr>
+        <w:rFonts w:ascii="Wingdings" w:hAnsi="Wingdings" w:hint="default"/>
+      </w:rPr>
+    </w:lvl>
+  </w:abstractNum>
+  <w:abstractNum w:abstractNumId="19" w15:restartNumberingAfterBreak="0">
+    <w:nsid w:val="5CB144C4"/>
+    <w:multiLevelType w:val="multilevel"/>
+    <w:tmpl w:val="9AB0CABC"/>
+    <w:lvl w:ilvl="0">
+      <w:start w:val="1"/>
+      <w:numFmt w:val="bullet"/>
+      <w:lvlText w:val=""/>
+      <w:lvlJc w:val="left"/>
+      <w:pPr>
+        <w:tabs>
+          <w:tab w:val="num" w:pos="720"/>
+        </w:tabs>
+        <w:ind w:left="720" w:hanging="360"/>
+      </w:pPr>
+      <w:rPr>
+        <w:rFonts w:ascii="Symbol" w:hAnsi="Symbol" w:hint="default"/>
+        <w:sz w:val="20"/>
+      </w:rPr>
+    </w:lvl>
+    <w:lvl w:ilvl="1" w:tentative="1">
+      <w:start w:val="1"/>
+      <w:numFmt w:val="bullet"/>
+      <w:lvlText w:val="o"/>
+      <w:lvlJc w:val="left"/>
+      <w:pPr>
+        <w:tabs>
+          <w:tab w:val="num" w:pos="1440"/>
+        </w:tabs>
+        <w:ind w:left="1440" w:hanging="360"/>
+      </w:pPr>
+      <w:rPr>
+        <w:rFonts w:ascii="Courier New" w:hAnsi="Courier New" w:hint="default"/>
+        <w:sz w:val="20"/>
+      </w:rPr>
+    </w:lvl>
+    <w:lvl w:ilvl="2" w:tentative="1">
+      <w:start w:val="1"/>
+      <w:numFmt w:val="bullet"/>
+      <w:lvlText w:val=""/>
+      <w:lvlJc w:val="left"/>
+      <w:pPr>
+        <w:tabs>
+          <w:tab w:val="num" w:pos="2160"/>
+        </w:tabs>
+        <w:ind w:left="2160" w:hanging="360"/>
+      </w:pPr>
+      <w:rPr>
+        <w:rFonts w:ascii="Wingdings" w:hAnsi="Wingdings" w:hint="default"/>
+        <w:sz w:val="20"/>
+      </w:rPr>
+    </w:lvl>
+    <w:lvl w:ilvl="3" w:tentative="1">
+      <w:start w:val="1"/>
+      <w:numFmt w:val="bullet"/>
+      <w:lvlText w:val=""/>
+      <w:lvlJc w:val="left"/>
+      <w:pPr>
+        <w:tabs>
+          <w:tab w:val="num" w:pos="2880"/>
+        </w:tabs>
+        <w:ind w:left="2880" w:hanging="360"/>
+      </w:pPr>
+      <w:rPr>
+        <w:rFonts w:ascii="Wingdings" w:hAnsi="Wingdings" w:hint="default"/>
+        <w:sz w:val="20"/>
+      </w:rPr>
+    </w:lvl>
+    <w:lvl w:ilvl="4" w:tentative="1">
+      <w:start w:val="1"/>
+      <w:numFmt w:val="bullet"/>
+      <w:lvlText w:val=""/>
+      <w:lvlJc w:val="left"/>
+      <w:pPr>
+        <w:tabs>
+          <w:tab w:val="num" w:pos="3600"/>
+        </w:tabs>
+        <w:ind w:left="3600" w:hanging="360"/>
+      </w:pPr>
+      <w:rPr>
+        <w:rFonts w:ascii="Wingdings" w:hAnsi="Wingdings" w:hint="default"/>
+        <w:sz w:val="20"/>
+      </w:rPr>
+    </w:lvl>
+    <w:lvl w:ilvl="5" w:tentative="1">
+      <w:start w:val="1"/>
+      <w:numFmt w:val="bullet"/>
+      <w:lvlText w:val=""/>
+      <w:lvlJc w:val="left"/>
+      <w:pPr>
+        <w:tabs>
+          <w:tab w:val="num" w:pos="4320"/>
+        </w:tabs>
+        <w:ind w:left="4320" w:hanging="360"/>
+      </w:pPr>
+      <w:rPr>
+        <w:rFonts w:ascii="Wingdings" w:hAnsi="Wingdings" w:hint="default"/>
+        <w:sz w:val="20"/>
+      </w:rPr>
+    </w:lvl>
+    <w:lvl w:ilvl="6" w:tentative="1">
+      <w:start w:val="1"/>
+      <w:numFmt w:val="bullet"/>
+      <w:lvlText w:val=""/>
+      <w:lvlJc w:val="left"/>
+      <w:pPr>
+        <w:tabs>
+          <w:tab w:val="num" w:pos="5040"/>
+        </w:tabs>
+        <w:ind w:left="5040" w:hanging="360"/>
+      </w:pPr>
+      <w:rPr>
+        <w:rFonts w:ascii="Wingdings" w:hAnsi="Wingdings" w:hint="default"/>
+        <w:sz w:val="20"/>
+      </w:rPr>
+    </w:lvl>
+    <w:lvl w:ilvl="7" w:tentative="1">
+      <w:start w:val="1"/>
+      <w:numFmt w:val="bullet"/>
+      <w:lvlText w:val=""/>
+      <w:lvlJc w:val="left"/>
+      <w:pPr>
+        <w:tabs>
+          <w:tab w:val="num" w:pos="5760"/>
+        </w:tabs>
+        <w:ind w:left="5760" w:hanging="360"/>
+      </w:pPr>
+      <w:rPr>
+        <w:rFonts w:ascii="Wingdings" w:hAnsi="Wingdings" w:hint="default"/>
+        <w:sz w:val="20"/>
+      </w:rPr>
+    </w:lvl>
+    <w:lvl w:ilvl="8" w:tentative="1">
+      <w:start w:val="1"/>
+      <w:numFmt w:val="bullet"/>
+      <w:lvlText w:val=""/>
+      <w:lvlJc w:val="left"/>
+      <w:pPr>
+        <w:tabs>
+          <w:tab w:val="num" w:pos="6480"/>
+        </w:tabs>
+        <w:ind w:left="6480" w:hanging="360"/>
+      </w:pPr>
+      <w:rPr>
+        <w:rFonts w:ascii="Wingdings" w:hAnsi="Wingdings" w:hint="default"/>
+        <w:sz w:val="20"/>
+      </w:rPr>
+    </w:lvl>
+  </w:abstractNum>
+  <w:abstractNum w:abstractNumId="20" w15:restartNumberingAfterBreak="0">
+    <w:nsid w:val="5D18344B"/>
+    <w:multiLevelType w:val="hybridMultilevel"/>
+    <w:tmpl w:val="9E2683A6"/>
+    <w:lvl w:ilvl="0" w:tplc="0409000D">
+      <w:start w:val="1"/>
+      <w:numFmt w:val="bullet"/>
+      <w:lvlText w:val=""/>
+      <w:lvlJc w:val="left"/>
+      <w:pPr>
+        <w:ind w:left="720" w:hanging="360"/>
+      </w:pPr>
+      <w:rPr>
+        <w:rFonts w:ascii="Wingdings" w:hAnsi="Wingdings" w:hint="default"/>
+      </w:rPr>
+    </w:lvl>
+    <w:lvl w:ilvl="1" w:tplc="FFFFFFFF" w:tentative="1">
+      <w:start w:val="1"/>
+      <w:numFmt w:val="bullet"/>
+      <w:lvlText w:val="o"/>
+      <w:lvlJc w:val="left"/>
+      <w:pPr>
+        <w:ind w:left="1440" w:hanging="360"/>
+      </w:pPr>
+      <w:rPr>
+        <w:rFonts w:ascii="Courier New" w:hAnsi="Courier New" w:cs="Courier New" w:hint="default"/>
+      </w:rPr>
+    </w:lvl>
+    <w:lvl w:ilvl="2" w:tplc="FFFFFFFF" w:tentative="1">
+      <w:start w:val="1"/>
+      <w:numFmt w:val="bullet"/>
+      <w:lvlText w:val=""/>
+      <w:lvlJc w:val="left"/>
+      <w:pPr>
+        <w:ind w:left="2160" w:hanging="360"/>
+      </w:pPr>
+      <w:rPr>
+        <w:rFonts w:ascii="Wingdings" w:hAnsi="Wingdings" w:hint="default"/>
+      </w:rPr>
+    </w:lvl>
+    <w:lvl w:ilvl="3" w:tplc="FFFFFFFF" w:tentative="1">
+      <w:start w:val="1"/>
+      <w:numFmt w:val="bullet"/>
+      <w:lvlText w:val=""/>
+      <w:lvlJc w:val="left"/>
+      <w:pPr>
+        <w:ind w:left="2880" w:hanging="360"/>
+      </w:pPr>
+      <w:rPr>
+        <w:rFonts w:ascii="Symbol" w:hAnsi="Symbol" w:hint="default"/>
+      </w:rPr>
+    </w:lvl>
+    <w:lvl w:ilvl="4" w:tplc="FFFFFFFF" w:tentative="1">
+      <w:start w:val="1"/>
+      <w:numFmt w:val="bullet"/>
+      <w:lvlText w:val="o"/>
+      <w:lvlJc w:val="left"/>
+      <w:pPr>
+        <w:ind w:left="3600" w:hanging="360"/>
+      </w:pPr>
+      <w:rPr>
+        <w:rFonts w:ascii="Courier New" w:hAnsi="Courier New" w:cs="Courier New" w:hint="default"/>
+      </w:rPr>
+    </w:lvl>
+    <w:lvl w:ilvl="5" w:tplc="FFFFFFFF" w:tentative="1">
+      <w:start w:val="1"/>
+      <w:numFmt w:val="bullet"/>
+      <w:lvlText w:val=""/>
+      <w:lvlJc w:val="left"/>
+      <w:pPr>
+        <w:ind w:left="4320" w:hanging="360"/>
+      </w:pPr>
+      <w:rPr>
+        <w:rFonts w:ascii="Wingdings" w:hAnsi="Wingdings" w:hint="default"/>
+      </w:rPr>
+    </w:lvl>
+    <w:lvl w:ilvl="6" w:tplc="FFFFFFFF" w:tentative="1">
+      <w:start w:val="1"/>
+      <w:numFmt w:val="bullet"/>
+      <w:lvlText w:val=""/>
+      <w:lvlJc w:val="left"/>
+      <w:pPr>
+        <w:ind w:left="5040" w:hanging="360"/>
+      </w:pPr>
+      <w:rPr>
+        <w:rFonts w:ascii="Symbol" w:hAnsi="Symbol" w:hint="default"/>
+      </w:rPr>
+    </w:lvl>
+    <w:lvl w:ilvl="7" w:tplc="FFFFFFFF" w:tentative="1">
+      <w:start w:val="1"/>
+      <w:numFmt w:val="bullet"/>
+      <w:lvlText w:val="o"/>
+      <w:lvlJc w:val="left"/>
+      <w:pPr>
+        <w:ind w:left="5760" w:hanging="360"/>
+      </w:pPr>
+      <w:rPr>
+        <w:rFonts w:ascii="Courier New" w:hAnsi="Courier New" w:cs="Courier New" w:hint="default"/>
+      </w:rPr>
+    </w:lvl>
+    <w:lvl w:ilvl="8" w:tplc="FFFFFFFF" w:tentative="1">
+      <w:start w:val="1"/>
+      <w:numFmt w:val="bullet"/>
+      <w:lvlText w:val=""/>
+      <w:lvlJc w:val="left"/>
+      <w:pPr>
+        <w:ind w:left="6480" w:hanging="360"/>
+      </w:pPr>
+      <w:rPr>
+        <w:rFonts w:ascii="Wingdings" w:hAnsi="Wingdings" w:hint="default"/>
+      </w:rPr>
+    </w:lvl>
+  </w:abstractNum>
+  <w:abstractNum w:abstractNumId="21" w15:restartNumberingAfterBreak="0">
+    <w:nsid w:val="5D9B4E25"/>
+    <w:multiLevelType w:val="multilevel"/>
+    <w:tmpl w:val="5732B084"/>
+    <w:lvl w:ilvl="0">
+      <w:start w:val="1"/>
+      <w:numFmt w:val="bullet"/>
+      <w:lvlText w:val=""/>
+      <w:lvlJc w:val="left"/>
+      <w:pPr>
+        <w:tabs>
+          <w:tab w:val="num" w:pos="720"/>
+        </w:tabs>
+        <w:ind w:left="720" w:hanging="360"/>
+      </w:pPr>
+      <w:rPr>
+        <w:rFonts w:ascii="Symbol" w:hAnsi="Symbol" w:hint="default"/>
+        <w:sz w:val="20"/>
+      </w:rPr>
+    </w:lvl>
+    <w:lvl w:ilvl="1" w:tentative="1">
+      <w:start w:val="1"/>
+      <w:numFmt w:val="bullet"/>
+      <w:lvlText w:val="o"/>
+      <w:lvlJc w:val="left"/>
+      <w:pPr>
+        <w:tabs>
+          <w:tab w:val="num" w:pos="1440"/>
+        </w:tabs>
+        <w:ind w:left="1440" w:hanging="360"/>
+      </w:pPr>
+      <w:rPr>
+        <w:rFonts w:ascii="Courier New" w:hAnsi="Courier New" w:hint="default"/>
+        <w:sz w:val="20"/>
+      </w:rPr>
+    </w:lvl>
+    <w:lvl w:ilvl="2" w:tentative="1">
+      <w:start w:val="1"/>
+      <w:numFmt w:val="bullet"/>
+      <w:lvlText w:val=""/>
+      <w:lvlJc w:val="left"/>
+      <w:pPr>
+        <w:tabs>
+          <w:tab w:val="num" w:pos="2160"/>
+        </w:tabs>
+        <w:ind w:left="2160" w:hanging="360"/>
+      </w:pPr>
+      <w:rPr>
+        <w:rFonts w:ascii="Wingdings" w:hAnsi="Wingdings" w:hint="default"/>
+        <w:sz w:val="20"/>
+      </w:rPr>
+    </w:lvl>
+    <w:lvl w:ilvl="3" w:tentative="1">
+      <w:start w:val="1"/>
+      <w:numFmt w:val="bullet"/>
+      <w:lvlText w:val=""/>
+      <w:lvlJc w:val="left"/>
+      <w:pPr>
+        <w:tabs>
+          <w:tab w:val="num" w:pos="2880"/>
+        </w:tabs>
+        <w:ind w:left="2880" w:hanging="360"/>
+      </w:pPr>
+      <w:rPr>
+        <w:rFonts w:ascii="Wingdings" w:hAnsi="Wingdings" w:hint="default"/>
+        <w:sz w:val="20"/>
+      </w:rPr>
+    </w:lvl>
+    <w:lvl w:ilvl="4" w:tentative="1">
+      <w:start w:val="1"/>
+      <w:numFmt w:val="bullet"/>
+      <w:lvlText w:val=""/>
+      <w:lvlJc w:val="left"/>
+      <w:pPr>
+        <w:tabs>
+          <w:tab w:val="num" w:pos="3600"/>
+        </w:tabs>
+        <w:ind w:left="3600" w:hanging="360"/>
+      </w:pPr>
+      <w:rPr>
+        <w:rFonts w:ascii="Wingdings" w:hAnsi="Wingdings" w:hint="default"/>
+        <w:sz w:val="20"/>
+      </w:rPr>
+    </w:lvl>
+    <w:lvl w:ilvl="5" w:tentative="1">
+      <w:start w:val="1"/>
+      <w:numFmt w:val="bullet"/>
+      <w:lvlText w:val=""/>
+      <w:lvlJc w:val="left"/>
+      <w:pPr>
+        <w:tabs>
+          <w:tab w:val="num" w:pos="4320"/>
+        </w:tabs>
+        <w:ind w:left="4320" w:hanging="360"/>
+      </w:pPr>
+      <w:rPr>
+        <w:rFonts w:ascii="Wingdings" w:hAnsi="Wingdings" w:hint="default"/>
+        <w:sz w:val="20"/>
+      </w:rPr>
+    </w:lvl>
+    <w:lvl w:ilvl="6" w:tentative="1">
+      <w:start w:val="1"/>
+      <w:numFmt w:val="bullet"/>
+      <w:lvlText w:val=""/>
+      <w:lvlJc w:val="left"/>
+      <w:pPr>
+        <w:tabs>
+          <w:tab w:val="num" w:pos="5040"/>
+        </w:tabs>
+        <w:ind w:left="5040" w:hanging="360"/>
+      </w:pPr>
+      <w:rPr>
+        <w:rFonts w:ascii="Wingdings" w:hAnsi="Wingdings" w:hint="default"/>
+        <w:sz w:val="20"/>
+      </w:rPr>
+    </w:lvl>
+    <w:lvl w:ilvl="7" w:tentative="1">
+      <w:start w:val="1"/>
+      <w:numFmt w:val="bullet"/>
+      <w:lvlText w:val=""/>
+      <w:lvlJc w:val="left"/>
+      <w:pPr>
+        <w:tabs>
+          <w:tab w:val="num" w:pos="5760"/>
+        </w:tabs>
+        <w:ind w:left="5760" w:hanging="360"/>
+      </w:pPr>
+      <w:rPr>
+        <w:rFonts w:ascii="Wingdings" w:hAnsi="Wingdings" w:hint="default"/>
+        <w:sz w:val="20"/>
+      </w:rPr>
+    </w:lvl>
+    <w:lvl w:ilvl="8" w:tentative="1">
+      <w:start w:val="1"/>
+      <w:numFmt w:val="bullet"/>
+      <w:lvlText w:val=""/>
+      <w:lvlJc w:val="left"/>
+      <w:pPr>
+        <w:tabs>
+          <w:tab w:val="num" w:pos="6480"/>
+        </w:tabs>
+        <w:ind w:left="6480" w:hanging="360"/>
+      </w:pPr>
+      <w:rPr>
+        <w:rFonts w:ascii="Wingdings" w:hAnsi="Wingdings" w:hint="default"/>
+        <w:sz w:val="20"/>
+      </w:rPr>
+    </w:lvl>
+  </w:abstractNum>
+  <w:abstractNum w:abstractNumId="22" w15:restartNumberingAfterBreak="0">
     <w:nsid w:val="612B67E5"/>
     <w:multiLevelType w:val="multilevel"/>
     <w:tmpl w:val="059C84B4"/>
@@ -21164,7 +24305,7 @@
       </w:pPr>
     </w:lvl>
   </w:abstractNum>
-  <w:abstractNum w:abstractNumId="13" w15:restartNumberingAfterBreak="0">
+  <w:abstractNum w:abstractNumId="23" w15:restartNumberingAfterBreak="0">
     <w:nsid w:val="6300379F"/>
     <w:multiLevelType w:val="multilevel"/>
     <w:tmpl w:val="02804998"/>
@@ -21277,7 +24418,7 @@
       </w:pPr>
     </w:lvl>
   </w:abstractNum>
-  <w:abstractNum w:abstractNumId="14" w15:restartNumberingAfterBreak="0">
+  <w:abstractNum w:abstractNumId="24" w15:restartNumberingAfterBreak="0">
     <w:nsid w:val="6645255E"/>
     <w:multiLevelType w:val="hybridMultilevel"/>
     <w:tmpl w:val="A61878C8"/>
@@ -21390,7 +24531,7 @@
       </w:rPr>
     </w:lvl>
   </w:abstractNum>
-  <w:abstractNum w:abstractNumId="15" w15:restartNumberingAfterBreak="0">
+  <w:abstractNum w:abstractNumId="25" w15:restartNumberingAfterBreak="0">
     <w:nsid w:val="66E93A6B"/>
     <w:multiLevelType w:val="multilevel"/>
     <w:tmpl w:val="31C84F62"/>
@@ -21506,7 +24647,7 @@
       </w:pPr>
     </w:lvl>
   </w:abstractNum>
-  <w:abstractNum w:abstractNumId="16" w15:restartNumberingAfterBreak="0">
+  <w:abstractNum w:abstractNumId="26" w15:restartNumberingAfterBreak="0">
     <w:nsid w:val="68776414"/>
     <w:multiLevelType w:val="hybridMultilevel"/>
     <w:tmpl w:val="2B76D8BC"/>
@@ -21592,7 +24733,7 @@
       </w:pPr>
     </w:lvl>
   </w:abstractNum>
-  <w:abstractNum w:abstractNumId="17" w15:restartNumberingAfterBreak="0">
+  <w:abstractNum w:abstractNumId="27" w15:restartNumberingAfterBreak="0">
     <w:nsid w:val="73BA04DC"/>
     <w:multiLevelType w:val="multilevel"/>
     <w:tmpl w:val="38CEC0AC"/>
@@ -21741,7 +24882,7 @@
       </w:rPr>
     </w:lvl>
   </w:abstractNum>
-  <w:abstractNum w:abstractNumId="18" w15:restartNumberingAfterBreak="0">
+  <w:abstractNum w:abstractNumId="28" w15:restartNumberingAfterBreak="0">
     <w:nsid w:val="75DF4838"/>
     <w:multiLevelType w:val="multilevel"/>
     <w:tmpl w:val="A17CB39E"/>
@@ -21854,7 +24995,7 @@
       </w:pPr>
     </w:lvl>
   </w:abstractNum>
-  <w:abstractNum w:abstractNumId="19" w15:restartNumberingAfterBreak="0">
+  <w:abstractNum w:abstractNumId="29" w15:restartNumberingAfterBreak="0">
     <w:nsid w:val="7947716D"/>
     <w:multiLevelType w:val="multilevel"/>
     <w:tmpl w:val="3BBC0382"/>
@@ -22003,7 +25144,7 @@
       </w:rPr>
     </w:lvl>
   </w:abstractNum>
-  <w:abstractNum w:abstractNumId="20" w15:restartNumberingAfterBreak="0">
+  <w:abstractNum w:abstractNumId="30" w15:restartNumberingAfterBreak="0">
     <w:nsid w:val="79487F74"/>
     <w:multiLevelType w:val="multilevel"/>
     <w:tmpl w:val="9F10A17E"/>
@@ -22116,68 +25257,330 @@
       </w:pPr>
     </w:lvl>
   </w:abstractNum>
+  <w:abstractNum w:abstractNumId="31" w15:restartNumberingAfterBreak="0">
+    <w:nsid w:val="7E5E27C0"/>
+    <w:multiLevelType w:val="hybridMultilevel"/>
+    <w:tmpl w:val="6882AAFC"/>
+    <w:lvl w:ilvl="0" w:tplc="04090005">
+      <w:start w:val="1"/>
+      <w:numFmt w:val="bullet"/>
+      <w:lvlText w:val=""/>
+      <w:lvlJc w:val="left"/>
+      <w:pPr>
+        <w:ind w:left="720" w:hanging="360"/>
+      </w:pPr>
+      <w:rPr>
+        <w:rFonts w:ascii="Wingdings" w:hAnsi="Wingdings" w:hint="default"/>
+      </w:rPr>
+    </w:lvl>
+    <w:lvl w:ilvl="1" w:tplc="04090003" w:tentative="1">
+      <w:start w:val="1"/>
+      <w:numFmt w:val="bullet"/>
+      <w:lvlText w:val="o"/>
+      <w:lvlJc w:val="left"/>
+      <w:pPr>
+        <w:ind w:left="1440" w:hanging="360"/>
+      </w:pPr>
+      <w:rPr>
+        <w:rFonts w:ascii="Courier New" w:hAnsi="Courier New" w:cs="Courier New" w:hint="default"/>
+      </w:rPr>
+    </w:lvl>
+    <w:lvl w:ilvl="2" w:tplc="04090005" w:tentative="1">
+      <w:start w:val="1"/>
+      <w:numFmt w:val="bullet"/>
+      <w:lvlText w:val=""/>
+      <w:lvlJc w:val="left"/>
+      <w:pPr>
+        <w:ind w:left="2160" w:hanging="360"/>
+      </w:pPr>
+      <w:rPr>
+        <w:rFonts w:ascii="Wingdings" w:hAnsi="Wingdings" w:hint="default"/>
+      </w:rPr>
+    </w:lvl>
+    <w:lvl w:ilvl="3" w:tplc="04090001" w:tentative="1">
+      <w:start w:val="1"/>
+      <w:numFmt w:val="bullet"/>
+      <w:lvlText w:val=""/>
+      <w:lvlJc w:val="left"/>
+      <w:pPr>
+        <w:ind w:left="2880" w:hanging="360"/>
+      </w:pPr>
+      <w:rPr>
+        <w:rFonts w:ascii="Symbol" w:hAnsi="Symbol" w:hint="default"/>
+      </w:rPr>
+    </w:lvl>
+    <w:lvl w:ilvl="4" w:tplc="04090003" w:tentative="1">
+      <w:start w:val="1"/>
+      <w:numFmt w:val="bullet"/>
+      <w:lvlText w:val="o"/>
+      <w:lvlJc w:val="left"/>
+      <w:pPr>
+        <w:ind w:left="3600" w:hanging="360"/>
+      </w:pPr>
+      <w:rPr>
+        <w:rFonts w:ascii="Courier New" w:hAnsi="Courier New" w:cs="Courier New" w:hint="default"/>
+      </w:rPr>
+    </w:lvl>
+    <w:lvl w:ilvl="5" w:tplc="04090005" w:tentative="1">
+      <w:start w:val="1"/>
+      <w:numFmt w:val="bullet"/>
+      <w:lvlText w:val=""/>
+      <w:lvlJc w:val="left"/>
+      <w:pPr>
+        <w:ind w:left="4320" w:hanging="360"/>
+      </w:pPr>
+      <w:rPr>
+        <w:rFonts w:ascii="Wingdings" w:hAnsi="Wingdings" w:hint="default"/>
+      </w:rPr>
+    </w:lvl>
+    <w:lvl w:ilvl="6" w:tplc="04090001" w:tentative="1">
+      <w:start w:val="1"/>
+      <w:numFmt w:val="bullet"/>
+      <w:lvlText w:val=""/>
+      <w:lvlJc w:val="left"/>
+      <w:pPr>
+        <w:ind w:left="5040" w:hanging="360"/>
+      </w:pPr>
+      <w:rPr>
+        <w:rFonts w:ascii="Symbol" w:hAnsi="Symbol" w:hint="default"/>
+      </w:rPr>
+    </w:lvl>
+    <w:lvl w:ilvl="7" w:tplc="04090003" w:tentative="1">
+      <w:start w:val="1"/>
+      <w:numFmt w:val="bullet"/>
+      <w:lvlText w:val="o"/>
+      <w:lvlJc w:val="left"/>
+      <w:pPr>
+        <w:ind w:left="5760" w:hanging="360"/>
+      </w:pPr>
+      <w:rPr>
+        <w:rFonts w:ascii="Courier New" w:hAnsi="Courier New" w:cs="Courier New" w:hint="default"/>
+      </w:rPr>
+    </w:lvl>
+    <w:lvl w:ilvl="8" w:tplc="04090005" w:tentative="1">
+      <w:start w:val="1"/>
+      <w:numFmt w:val="bullet"/>
+      <w:lvlText w:val=""/>
+      <w:lvlJc w:val="left"/>
+      <w:pPr>
+        <w:ind w:left="6480" w:hanging="360"/>
+      </w:pPr>
+      <w:rPr>
+        <w:rFonts w:ascii="Wingdings" w:hAnsi="Wingdings" w:hint="default"/>
+      </w:rPr>
+    </w:lvl>
+  </w:abstractNum>
+  <w:abstractNum w:abstractNumId="32" w15:restartNumberingAfterBreak="0">
+    <w:nsid w:val="7EB00707"/>
+    <w:multiLevelType w:val="hybridMultilevel"/>
+    <w:tmpl w:val="B54A87F2"/>
+    <w:lvl w:ilvl="0" w:tplc="04090005">
+      <w:start w:val="1"/>
+      <w:numFmt w:val="bullet"/>
+      <w:lvlText w:val=""/>
+      <w:lvlJc w:val="left"/>
+      <w:pPr>
+        <w:ind w:left="720" w:hanging="360"/>
+      </w:pPr>
+      <w:rPr>
+        <w:rFonts w:ascii="Wingdings" w:hAnsi="Wingdings" w:hint="default"/>
+      </w:rPr>
+    </w:lvl>
+    <w:lvl w:ilvl="1" w:tplc="04090003" w:tentative="1">
+      <w:start w:val="1"/>
+      <w:numFmt w:val="bullet"/>
+      <w:lvlText w:val="o"/>
+      <w:lvlJc w:val="left"/>
+      <w:pPr>
+        <w:ind w:left="1440" w:hanging="360"/>
+      </w:pPr>
+      <w:rPr>
+        <w:rFonts w:ascii="Courier New" w:hAnsi="Courier New" w:cs="Courier New" w:hint="default"/>
+      </w:rPr>
+    </w:lvl>
+    <w:lvl w:ilvl="2" w:tplc="04090005" w:tentative="1">
+      <w:start w:val="1"/>
+      <w:numFmt w:val="bullet"/>
+      <w:lvlText w:val=""/>
+      <w:lvlJc w:val="left"/>
+      <w:pPr>
+        <w:ind w:left="2160" w:hanging="360"/>
+      </w:pPr>
+      <w:rPr>
+        <w:rFonts w:ascii="Wingdings" w:hAnsi="Wingdings" w:hint="default"/>
+      </w:rPr>
+    </w:lvl>
+    <w:lvl w:ilvl="3" w:tplc="04090001" w:tentative="1">
+      <w:start w:val="1"/>
+      <w:numFmt w:val="bullet"/>
+      <w:lvlText w:val=""/>
+      <w:lvlJc w:val="left"/>
+      <w:pPr>
+        <w:ind w:left="2880" w:hanging="360"/>
+      </w:pPr>
+      <w:rPr>
+        <w:rFonts w:ascii="Symbol" w:hAnsi="Symbol" w:hint="default"/>
+      </w:rPr>
+    </w:lvl>
+    <w:lvl w:ilvl="4" w:tplc="04090003" w:tentative="1">
+      <w:start w:val="1"/>
+      <w:numFmt w:val="bullet"/>
+      <w:lvlText w:val="o"/>
+      <w:lvlJc w:val="left"/>
+      <w:pPr>
+        <w:ind w:left="3600" w:hanging="360"/>
+      </w:pPr>
+      <w:rPr>
+        <w:rFonts w:ascii="Courier New" w:hAnsi="Courier New" w:cs="Courier New" w:hint="default"/>
+      </w:rPr>
+    </w:lvl>
+    <w:lvl w:ilvl="5" w:tplc="04090005" w:tentative="1">
+      <w:start w:val="1"/>
+      <w:numFmt w:val="bullet"/>
+      <w:lvlText w:val=""/>
+      <w:lvlJc w:val="left"/>
+      <w:pPr>
+        <w:ind w:left="4320" w:hanging="360"/>
+      </w:pPr>
+      <w:rPr>
+        <w:rFonts w:ascii="Wingdings" w:hAnsi="Wingdings" w:hint="default"/>
+      </w:rPr>
+    </w:lvl>
+    <w:lvl w:ilvl="6" w:tplc="04090001" w:tentative="1">
+      <w:start w:val="1"/>
+      <w:numFmt w:val="bullet"/>
+      <w:lvlText w:val=""/>
+      <w:lvlJc w:val="left"/>
+      <w:pPr>
+        <w:ind w:left="5040" w:hanging="360"/>
+      </w:pPr>
+      <w:rPr>
+        <w:rFonts w:ascii="Symbol" w:hAnsi="Symbol" w:hint="default"/>
+      </w:rPr>
+    </w:lvl>
+    <w:lvl w:ilvl="7" w:tplc="04090003" w:tentative="1">
+      <w:start w:val="1"/>
+      <w:numFmt w:val="bullet"/>
+      <w:lvlText w:val="o"/>
+      <w:lvlJc w:val="left"/>
+      <w:pPr>
+        <w:ind w:left="5760" w:hanging="360"/>
+      </w:pPr>
+      <w:rPr>
+        <w:rFonts w:ascii="Courier New" w:hAnsi="Courier New" w:cs="Courier New" w:hint="default"/>
+      </w:rPr>
+    </w:lvl>
+    <w:lvl w:ilvl="8" w:tplc="04090005" w:tentative="1">
+      <w:start w:val="1"/>
+      <w:numFmt w:val="bullet"/>
+      <w:lvlText w:val=""/>
+      <w:lvlJc w:val="left"/>
+      <w:pPr>
+        <w:ind w:left="6480" w:hanging="360"/>
+      </w:pPr>
+      <w:rPr>
+        <w:rFonts w:ascii="Wingdings" w:hAnsi="Wingdings" w:hint="default"/>
+      </w:rPr>
+    </w:lvl>
+  </w:abstractNum>
   <w:num w:numId="1" w16cid:durableId="368380834">
-    <w:abstractNumId w:val="6"/>
+    <w:abstractNumId w:val="8"/>
   </w:num>
   <w:num w:numId="2" w16cid:durableId="1962488994">
     <w:abstractNumId w:val="0"/>
   </w:num>
   <w:num w:numId="3" w16cid:durableId="1080641741">
-    <w:abstractNumId w:val="19"/>
+    <w:abstractNumId w:val="29"/>
   </w:num>
   <w:num w:numId="4" w16cid:durableId="347567265">
+    <w:abstractNumId w:val="27"/>
+  </w:num>
+  <w:num w:numId="5" w16cid:durableId="806706129">
     <w:abstractNumId w:val="17"/>
   </w:num>
-  <w:num w:numId="5" w16cid:durableId="806706129">
-    <w:abstractNumId w:val="11"/>
-  </w:num>
   <w:num w:numId="6" w16cid:durableId="333338062">
-    <w:abstractNumId w:val="9"/>
+    <w:abstractNumId w:val="15"/>
   </w:num>
   <w:num w:numId="7" w16cid:durableId="1011958147">
-    <w:abstractNumId w:val="2"/>
+    <w:abstractNumId w:val="3"/>
   </w:num>
   <w:num w:numId="8" w16cid:durableId="1163542494">
-    <w:abstractNumId w:val="14"/>
+    <w:abstractNumId w:val="24"/>
   </w:num>
   <w:num w:numId="9" w16cid:durableId="503327221">
-    <w:abstractNumId w:val="16"/>
+    <w:abstractNumId w:val="26"/>
   </w:num>
   <w:num w:numId="10" w16cid:durableId="1743871485">
     <w:abstractNumId w:val="1"/>
   </w:num>
   <w:num w:numId="11" w16cid:durableId="1758552921">
+    <w:abstractNumId w:val="10"/>
+  </w:num>
+  <w:num w:numId="12" w16cid:durableId="1910461082">
+    <w:abstractNumId w:val="30"/>
+  </w:num>
+  <w:num w:numId="13" w16cid:durableId="1365906667">
+    <w:abstractNumId w:val="23"/>
+  </w:num>
+  <w:num w:numId="14" w16cid:durableId="1981382569">
     <w:abstractNumId w:val="7"/>
   </w:num>
-  <w:num w:numId="12" w16cid:durableId="1910461082">
+  <w:num w:numId="15" w16cid:durableId="1496262039">
+    <w:abstractNumId w:val="14"/>
+  </w:num>
+  <w:num w:numId="16" w16cid:durableId="1829055917">
+    <w:abstractNumId w:val="4"/>
+  </w:num>
+  <w:num w:numId="17" w16cid:durableId="977540422">
+    <w:abstractNumId w:val="16"/>
+  </w:num>
+  <w:num w:numId="18" w16cid:durableId="646475778">
+    <w:abstractNumId w:val="28"/>
+  </w:num>
+  <w:num w:numId="19" w16cid:durableId="250701877">
+    <w:abstractNumId w:val="5"/>
+  </w:num>
+  <w:num w:numId="20" w16cid:durableId="965236317">
+    <w:abstractNumId w:val="22"/>
+  </w:num>
+  <w:num w:numId="21" w16cid:durableId="1273709695">
+    <w:abstractNumId w:val="25"/>
+  </w:num>
+  <w:num w:numId="22" w16cid:durableId="1262445586">
+    <w:abstractNumId w:val="13"/>
+  </w:num>
+  <w:num w:numId="23" w16cid:durableId="572004592">
+    <w:abstractNumId w:val="19"/>
+  </w:num>
+  <w:num w:numId="24" w16cid:durableId="909734393">
+    <w:abstractNumId w:val="21"/>
+  </w:num>
+  <w:num w:numId="25" w16cid:durableId="621886252">
+    <w:abstractNumId w:val="9"/>
+  </w:num>
+  <w:num w:numId="26" w16cid:durableId="432941664">
+    <w:abstractNumId w:val="18"/>
+  </w:num>
+  <w:num w:numId="27" w16cid:durableId="1298337117">
     <w:abstractNumId w:val="20"/>
   </w:num>
-  <w:num w:numId="13" w16cid:durableId="1365906667">
-    <w:abstractNumId w:val="13"/>
+  <w:num w:numId="28" w16cid:durableId="418135895">
+    <w:abstractNumId w:val="2"/>
   </w:num>
-  <w:num w:numId="14" w16cid:durableId="1981382569">
-    <w:abstractNumId w:val="5"/>
+  <w:num w:numId="29" w16cid:durableId="284778211">
+    <w:abstractNumId w:val="32"/>
   </w:num>
-  <w:num w:numId="15" w16cid:durableId="1496262039">
-    <w:abstractNumId w:val="8"/>
+  <w:num w:numId="30" w16cid:durableId="820193168">
+    <w:abstractNumId w:val="31"/>
   </w:num>
-  <w:num w:numId="16" w16cid:durableId="1829055917">
-    <w:abstractNumId w:val="3"/>
-  </w:num>
-  <w:num w:numId="17" w16cid:durableId="977540422">
-    <w:abstractNumId w:val="10"/>
-  </w:num>
-  <w:num w:numId="18" w16cid:durableId="646475778">
-    <w:abstractNumId w:val="18"/>
-  </w:num>
-  <w:num w:numId="19" w16cid:durableId="250701877">
-    <w:abstractNumId w:val="4"/>
-  </w:num>
-  <w:num w:numId="20" w16cid:durableId="965236317">
+  <w:num w:numId="31" w16cid:durableId="1181552965">
     <w:abstractNumId w:val="12"/>
   </w:num>
-  <w:num w:numId="21" w16cid:durableId="1273709695">
-    <w:abstractNumId w:val="15"/>
+  <w:num w:numId="32" w16cid:durableId="341055923">
+    <w:abstractNumId w:val="11"/>
+  </w:num>
+  <w:num w:numId="33" w16cid:durableId="809632809">
+    <w:abstractNumId w:val="6"/>
   </w:num>
   <w:numIdMacAtCleanup w:val="16"/>
 </w:numbering>
@@ -22583,7 +25986,7 @@
   <w:style w:type="paragraph" w:default="1" w:styleId="Normal">
     <w:name w:val="Normal"/>
     <w:qFormat/>
-    <w:rsid w:val="002C2F7D"/>
+    <w:rsid w:val="00696EFB"/>
   </w:style>
   <w:style w:type="paragraph" w:styleId="Ttulo1">
     <w:name w:val="heading 1"/>
